--- a/public/downloads/research-project-picture-cards.docx
+++ b/public/downloads/research-project-picture-cards.docx
@@ -715,20 +715,20 @@
                 <w:sz w:val="30"/>
                 <w:szCs w:val="30"/>
               </w:rPr>
-              <w:t xml:space="preserve">Food and Agriculture Organization (FAO)</w:t>
-            </w:r>
-          </w:p>
-          <w:p>
-            <w:pPr>
-              <w:spacing w:after="200"/>
-            </w:pPr>
-            <w:r>
-              <w:rPr>
-                <w:color w:val="5A6473"/>
-                <w:sz w:val="18"/>
-                <w:szCs w:val="18"/>
-              </w:rPr>
-              <w:t xml:space="preserve">a part of the United Nations that helps with food, farming, and land</w:t>
+              <w:t xml:space="preserve">firewood</w:t>
+            </w:r>
+          </w:p>
+          <w:p>
+            <w:pPr>
+              <w:spacing w:after="200"/>
+            </w:pPr>
+            <w:r>
+              <w:rPr>
+                <w:color w:val="5A6473"/>
+                <w:sz w:val="18"/>
+                <w:szCs w:val="18"/>
+              </w:rPr>
+              <w:t xml:space="preserve">wood that is burned to cook or keep warm</w:t>
             </w:r>
           </w:p>
           <w:p>
@@ -766,6 +766,51 @@
                 <w:sz w:val="30"/>
                 <w:szCs w:val="30"/>
               </w:rPr>
+              <w:t xml:space="preserve">Food and Agriculture Organization (FAO)</w:t>
+            </w:r>
+          </w:p>
+          <w:p>
+            <w:pPr>
+              <w:spacing w:after="200"/>
+            </w:pPr>
+            <w:r>
+              <w:rPr>
+                <w:color w:val="5A6473"/>
+                <w:sz w:val="18"/>
+                <w:szCs w:val="18"/>
+              </w:rPr>
+              <w:t xml:space="preserve">a part of the United Nations that helps with food, farming, and land</w:t>
+            </w:r>
+          </w:p>
+          <w:p>
+            <w:r>
+              <w:rPr>
+                <w:i/>
+                <w:iCs/>
+                <w:color w:val="B9B3A6"/>
+                <w:sz w:val="14"/>
+                <w:szCs w:val="14"/>
+              </w:rPr>
+              <w:t xml:space="preserve">(draw it here)</w:t>
+            </w:r>
+          </w:p>
+        </w:tc>
+        <w:tc>
+          <w:tcPr>
+            <w:tcW w:type="dxa" w:w="5400"/>
+          </w:tcPr>
+          <w:p>
+            <w:pPr>
+              <w:spacing w:after="40"/>
+            </w:pPr>
+            <w:r>
+              <w:rPr>
+                <w:b/>
+                <w:bCs/>
+                <w:color w:val="1F3A5F"/>
+                <w:sz w:val="30"/>
+                <w:szCs w:val="30"/>
+              </w:rPr>
               <w:t xml:space="preserve">forest</w:t>
             </w:r>
           </w:p>
@@ -780,51 +825,6 @@
                 <w:szCs w:val="18"/>
               </w:rPr>
               <w:t xml:space="preserve">a large area of land covered with many trees</w:t>
-            </w:r>
-          </w:p>
-          <w:p>
-            <w:r>
-              <w:rPr>
-                <w:i/>
-                <w:iCs/>
-                <w:color w:val="B9B3A6"/>
-                <w:sz w:val="14"/>
-                <w:szCs w:val="14"/>
-              </w:rPr>
-              <w:t xml:space="preserve">(draw it here)</w:t>
-            </w:r>
-          </w:p>
-        </w:tc>
-        <w:tc>
-          <w:tcPr>
-            <w:tcW w:type="dxa" w:w="5400"/>
-          </w:tcPr>
-          <w:p>
-            <w:pPr>
-              <w:spacing w:after="40"/>
-            </w:pPr>
-            <w:r>
-              <w:rPr>
-                <w:b/>
-                <w:bCs/>
-                <w:color w:val="1F3A5F"/>
-                <w:sz w:val="30"/>
-                <w:szCs w:val="30"/>
-              </w:rPr>
-              <w:t xml:space="preserve">hectare</w:t>
-            </w:r>
-          </w:p>
-          <w:p>
-            <w:pPr>
-              <w:spacing w:after="200"/>
-            </w:pPr>
-            <w:r>
-              <w:rPr>
-                <w:color w:val="5A6473"/>
-                <w:sz w:val="18"/>
-                <w:szCs w:val="18"/>
-              </w:rPr>
-              <w:t xml:space="preserve">a unit for measuring land, about the size of a large sports field</w:t>
             </w:r>
           </w:p>
           <w:p>
@@ -862,65 +862,65 @@
                 <w:sz w:val="30"/>
                 <w:szCs w:val="30"/>
               </w:rPr>
-              <w:t xml:space="preserve">infiltration</w:t>
-            </w:r>
-          </w:p>
-          <w:p>
-            <w:pPr>
-              <w:spacing w:after="200"/>
-            </w:pPr>
-            <w:r>
-              <w:rPr>
-                <w:color w:val="5A6473"/>
-                <w:sz w:val="18"/>
-                <w:szCs w:val="18"/>
-              </w:rPr>
-              <w:t xml:space="preserve">when water soaks down into the soil instead of running off</w:t>
-            </w:r>
-          </w:p>
-          <w:p>
-            <w:r>
-              <w:rPr>
-                <w:i/>
-                <w:iCs/>
-                <w:color w:val="B9B3A6"/>
-                <w:sz w:val="14"/>
-                <w:szCs w:val="14"/>
-              </w:rPr>
-              <w:t xml:space="preserve">(draw it here)</w:t>
-            </w:r>
-          </w:p>
-        </w:tc>
-        <w:tc>
-          <w:tcPr>
-            <w:tcW w:type="dxa" w:w="5400"/>
-          </w:tcPr>
-          <w:p>
-            <w:pPr>
-              <w:spacing w:after="40"/>
-            </w:pPr>
-            <w:r>
-              <w:rPr>
-                <w:b/>
-                <w:bCs/>
-                <w:color w:val="1F3A5F"/>
-                <w:sz w:val="30"/>
-                <w:szCs w:val="30"/>
-              </w:rPr>
-              <w:t xml:space="preserve">journal</w:t>
-            </w:r>
-          </w:p>
-          <w:p>
-            <w:pPr>
-              <w:spacing w:after="200"/>
-            </w:pPr>
-            <w:r>
-              <w:rPr>
-                <w:color w:val="5A6473"/>
-                <w:sz w:val="18"/>
-                <w:szCs w:val="18"/>
-              </w:rPr>
-              <w:t xml:space="preserve">a book where scientists share studies that other scientists have checked</w:t>
+              <w:t xml:space="preserve">green cover</w:t>
+            </w:r>
+          </w:p>
+          <w:p>
+            <w:pPr>
+              <w:spacing w:after="200"/>
+            </w:pPr>
+            <w:r>
+              <w:rPr>
+                <w:color w:val="5A6473"/>
+                <w:sz w:val="18"/>
+                <w:szCs w:val="18"/>
+              </w:rPr>
+              <w:t xml:space="preserve">how much of the land is covered by plants and trees</w:t>
+            </w:r>
+          </w:p>
+          <w:p>
+            <w:r>
+              <w:rPr>
+                <w:i/>
+                <w:iCs/>
+                <w:color w:val="B9B3A6"/>
+                <w:sz w:val="14"/>
+                <w:szCs w:val="14"/>
+              </w:rPr>
+              <w:t xml:space="preserve">(draw it here)</w:t>
+            </w:r>
+          </w:p>
+        </w:tc>
+        <w:tc>
+          <w:tcPr>
+            <w:tcW w:type="dxa" w:w="5400"/>
+          </w:tcPr>
+          <w:p>
+            <w:pPr>
+              <w:spacing w:after="40"/>
+            </w:pPr>
+            <w:r>
+              <w:rPr>
+                <w:b/>
+                <w:bCs/>
+                <w:color w:val="1F3A5F"/>
+                <w:sz w:val="30"/>
+                <w:szCs w:val="30"/>
+              </w:rPr>
+              <w:t xml:space="preserve">hectare</w:t>
+            </w:r>
+          </w:p>
+          <w:p>
+            <w:pPr>
+              <w:spacing w:after="200"/>
+            </w:pPr>
+            <w:r>
+              <w:rPr>
+                <w:color w:val="5A6473"/>
+                <w:sz w:val="18"/>
+                <w:szCs w:val="18"/>
+              </w:rPr>
+              <w:t xml:space="preserve">a unit for measuring land, about the size of a large sports field</w:t>
             </w:r>
           </w:p>
           <w:p>
@@ -958,65 +958,65 @@
                 <w:sz w:val="30"/>
                 <w:szCs w:val="30"/>
               </w:rPr>
-              <w:t xml:space="preserve">landslide</w:t>
-            </w:r>
-          </w:p>
-          <w:p>
-            <w:pPr>
-              <w:spacing w:after="200"/>
-            </w:pPr>
-            <w:r>
-              <w:rPr>
-                <w:color w:val="5A6473"/>
-                <w:sz w:val="18"/>
-                <w:szCs w:val="18"/>
-              </w:rPr>
-              <w:t xml:space="preserve">when soil and rock slide down a hill</w:t>
-            </w:r>
-          </w:p>
-          <w:p>
-            <w:r>
-              <w:rPr>
-                <w:i/>
-                <w:iCs/>
-                <w:color w:val="B9B3A6"/>
-                <w:sz w:val="14"/>
-                <w:szCs w:val="14"/>
-              </w:rPr>
-              <w:t xml:space="preserve">(draw it here)</w:t>
-            </w:r>
-          </w:p>
-        </w:tc>
-        <w:tc>
-          <w:tcPr>
-            <w:tcW w:type="dxa" w:w="5400"/>
-          </w:tcPr>
-          <w:p>
-            <w:pPr>
-              <w:spacing w:after="40"/>
-            </w:pPr>
-            <w:r>
-              <w:rPr>
-                <w:b/>
-                <w:bCs/>
-                <w:color w:val="1F3A5F"/>
-                <w:sz w:val="30"/>
-                <w:szCs w:val="30"/>
-              </w:rPr>
-              <w:t xml:space="preserve">monsoon</w:t>
-            </w:r>
-          </w:p>
-          <w:p>
-            <w:pPr>
-              <w:spacing w:after="200"/>
-            </w:pPr>
-            <w:r>
-              <w:rPr>
-                <w:color w:val="5A6473"/>
-                <w:sz w:val="18"/>
-                <w:szCs w:val="18"/>
-              </w:rPr>
-              <w:t xml:space="preserve">the season of very heavy rain</w:t>
+              <w:t xml:space="preserve">infiltration</w:t>
+            </w:r>
+          </w:p>
+          <w:p>
+            <w:pPr>
+              <w:spacing w:after="200"/>
+            </w:pPr>
+            <w:r>
+              <w:rPr>
+                <w:color w:val="5A6473"/>
+                <w:sz w:val="18"/>
+                <w:szCs w:val="18"/>
+              </w:rPr>
+              <w:t xml:space="preserve">when water soaks down into the soil instead of running off</w:t>
+            </w:r>
+          </w:p>
+          <w:p>
+            <w:r>
+              <w:rPr>
+                <w:i/>
+                <w:iCs/>
+                <w:color w:val="B9B3A6"/>
+                <w:sz w:val="14"/>
+                <w:szCs w:val="14"/>
+              </w:rPr>
+              <w:t xml:space="preserve">(draw it here)</w:t>
+            </w:r>
+          </w:p>
+        </w:tc>
+        <w:tc>
+          <w:tcPr>
+            <w:tcW w:type="dxa" w:w="5400"/>
+          </w:tcPr>
+          <w:p>
+            <w:pPr>
+              <w:spacing w:after="40"/>
+            </w:pPr>
+            <w:r>
+              <w:rPr>
+                <w:b/>
+                <w:bCs/>
+                <w:color w:val="1F3A5F"/>
+                <w:sz w:val="30"/>
+                <w:szCs w:val="30"/>
+              </w:rPr>
+              <w:t xml:space="preserve">journal</w:t>
+            </w:r>
+          </w:p>
+          <w:p>
+            <w:pPr>
+              <w:spacing w:after="200"/>
+            </w:pPr>
+            <w:r>
+              <w:rPr>
+                <w:color w:val="5A6473"/>
+                <w:sz w:val="18"/>
+                <w:szCs w:val="18"/>
+              </w:rPr>
+              <w:t xml:space="preserve">a book where scientists share studies that other scientists have checked</w:t>
             </w:r>
           </w:p>
           <w:p>
@@ -1054,65 +1054,65 @@
                 <w:sz w:val="30"/>
                 <w:szCs w:val="30"/>
               </w:rPr>
-              <w:t xml:space="preserve">native plants</w:t>
-            </w:r>
-          </w:p>
-          <w:p>
-            <w:pPr>
-              <w:spacing w:after="200"/>
-            </w:pPr>
-            <w:r>
-              <w:rPr>
-                <w:color w:val="5A6473"/>
-                <w:sz w:val="18"/>
-                <w:szCs w:val="18"/>
-              </w:rPr>
-              <w:t xml:space="preserve">plants that grow naturally in a place</w:t>
-            </w:r>
-          </w:p>
-          <w:p>
-            <w:r>
-              <w:rPr>
-                <w:i/>
-                <w:iCs/>
-                <w:color w:val="B9B3A6"/>
-                <w:sz w:val="14"/>
-                <w:szCs w:val="14"/>
-              </w:rPr>
-              <w:t xml:space="preserve">(draw it here)</w:t>
-            </w:r>
-          </w:p>
-        </w:tc>
-        <w:tc>
-          <w:tcPr>
-            <w:tcW w:type="dxa" w:w="5400"/>
-          </w:tcPr>
-          <w:p>
-            <w:pPr>
-              <w:spacing w:after="40"/>
-            </w:pPr>
-            <w:r>
-              <w:rPr>
-                <w:b/>
-                <w:bCs/>
-                <w:color w:val="1F3A5F"/>
-                <w:sz w:val="30"/>
-                <w:szCs w:val="30"/>
-              </w:rPr>
-              <w:t xml:space="preserve">network</w:t>
-            </w:r>
-          </w:p>
-          <w:p>
-            <w:pPr>
-              <w:spacing w:after="200"/>
-            </w:pPr>
-            <w:r>
-              <w:rPr>
-                <w:color w:val="5A6473"/>
-                <w:sz w:val="18"/>
-                <w:szCs w:val="18"/>
-              </w:rPr>
-              <w:t xml:space="preserve">a group of people who join together to work on something</w:t>
+              <w:t xml:space="preserve">landslide</w:t>
+            </w:r>
+          </w:p>
+          <w:p>
+            <w:pPr>
+              <w:spacing w:after="200"/>
+            </w:pPr>
+            <w:r>
+              <w:rPr>
+                <w:color w:val="5A6473"/>
+                <w:sz w:val="18"/>
+                <w:szCs w:val="18"/>
+              </w:rPr>
+              <w:t xml:space="preserve">when soil and rock slide down a hill</w:t>
+            </w:r>
+          </w:p>
+          <w:p>
+            <w:r>
+              <w:rPr>
+                <w:i/>
+                <w:iCs/>
+                <w:color w:val="B9B3A6"/>
+                <w:sz w:val="14"/>
+                <w:szCs w:val="14"/>
+              </w:rPr>
+              <w:t xml:space="preserve">(draw it here)</w:t>
+            </w:r>
+          </w:p>
+        </w:tc>
+        <w:tc>
+          <w:tcPr>
+            <w:tcW w:type="dxa" w:w="5400"/>
+          </w:tcPr>
+          <w:p>
+            <w:pPr>
+              <w:spacing w:after="40"/>
+            </w:pPr>
+            <w:r>
+              <w:rPr>
+                <w:b/>
+                <w:bCs/>
+                <w:color w:val="1F3A5F"/>
+                <w:sz w:val="30"/>
+                <w:szCs w:val="30"/>
+              </w:rPr>
+              <w:t xml:space="preserve">LPG</w:t>
+            </w:r>
+          </w:p>
+          <w:p>
+            <w:pPr>
+              <w:spacing w:after="200"/>
+            </w:pPr>
+            <w:r>
+              <w:rPr>
+                <w:color w:val="5A6473"/>
+                <w:sz w:val="18"/>
+                <w:szCs w:val="18"/>
+              </w:rPr>
+              <w:t xml:space="preserve">gas in a bottle, used for cooking instead of wood</w:t>
             </w:r>
           </w:p>
           <w:p>
@@ -1150,65 +1150,65 @@
                 <w:sz w:val="30"/>
                 <w:szCs w:val="30"/>
               </w:rPr>
-              <w:t xml:space="preserve">nursery</w:t>
-            </w:r>
-          </w:p>
-          <w:p>
-            <w:pPr>
-              <w:spacing w:after="200"/>
-            </w:pPr>
-            <w:r>
-              <w:rPr>
-                <w:color w:val="5A6473"/>
-                <w:sz w:val="18"/>
-                <w:szCs w:val="18"/>
-              </w:rPr>
-              <w:t xml:space="preserve">a place where young plants are grown until big enough to plant out</w:t>
-            </w:r>
-          </w:p>
-          <w:p>
-            <w:r>
-              <w:rPr>
-                <w:i/>
-                <w:iCs/>
-                <w:color w:val="B9B3A6"/>
-                <w:sz w:val="14"/>
-                <w:szCs w:val="14"/>
-              </w:rPr>
-              <w:t xml:space="preserve">(draw it here)</w:t>
-            </w:r>
-          </w:p>
-        </w:tc>
-        <w:tc>
-          <w:tcPr>
-            <w:tcW w:type="dxa" w:w="5400"/>
-          </w:tcPr>
-          <w:p>
-            <w:pPr>
-              <w:spacing w:after="40"/>
-            </w:pPr>
-            <w:r>
-              <w:rPr>
-                <w:b/>
-                <w:bCs/>
-                <w:color w:val="1F3A5F"/>
-                <w:sz w:val="30"/>
-                <w:szCs w:val="30"/>
-              </w:rPr>
-              <w:t xml:space="preserve">percent</w:t>
-            </w:r>
-          </w:p>
-          <w:p>
-            <w:pPr>
-              <w:spacing w:after="200"/>
-            </w:pPr>
-            <w:r>
-              <w:rPr>
-                <w:color w:val="5A6473"/>
-                <w:sz w:val="18"/>
-                <w:szCs w:val="18"/>
-              </w:rPr>
-              <w:t xml:space="preserve">a part of one hundred</w:t>
+              <w:t xml:space="preserve">monsoon</w:t>
+            </w:r>
+          </w:p>
+          <w:p>
+            <w:pPr>
+              <w:spacing w:after="200"/>
+            </w:pPr>
+            <w:r>
+              <w:rPr>
+                <w:color w:val="5A6473"/>
+                <w:sz w:val="18"/>
+                <w:szCs w:val="18"/>
+              </w:rPr>
+              <w:t xml:space="preserve">the season of very heavy rain</w:t>
+            </w:r>
+          </w:p>
+          <w:p>
+            <w:r>
+              <w:rPr>
+                <w:i/>
+                <w:iCs/>
+                <w:color w:val="B9B3A6"/>
+                <w:sz w:val="14"/>
+                <w:szCs w:val="14"/>
+              </w:rPr>
+              <w:t xml:space="preserve">(draw it here)</w:t>
+            </w:r>
+          </w:p>
+        </w:tc>
+        <w:tc>
+          <w:tcPr>
+            <w:tcW w:type="dxa" w:w="5400"/>
+          </w:tcPr>
+          <w:p>
+            <w:pPr>
+              <w:spacing w:after="40"/>
+            </w:pPr>
+            <w:r>
+              <w:rPr>
+                <w:b/>
+                <w:bCs/>
+                <w:color w:val="1F3A5F"/>
+                <w:sz w:val="30"/>
+                <w:szCs w:val="30"/>
+              </w:rPr>
+              <w:t xml:space="preserve">native plants</w:t>
+            </w:r>
+          </w:p>
+          <w:p>
+            <w:pPr>
+              <w:spacing w:after="200"/>
+            </w:pPr>
+            <w:r>
+              <w:rPr>
+                <w:color w:val="5A6473"/>
+                <w:sz w:val="18"/>
+                <w:szCs w:val="18"/>
+              </w:rPr>
+              <w:t xml:space="preserve">plants that grow naturally in a place</w:t>
             </w:r>
           </w:p>
           <w:p>
@@ -1246,6 +1246,147 @@
                 <w:sz w:val="30"/>
                 <w:szCs w:val="30"/>
               </w:rPr>
+              <w:t xml:space="preserve">network</w:t>
+            </w:r>
+          </w:p>
+          <w:p>
+            <w:pPr>
+              <w:spacing w:after="200"/>
+            </w:pPr>
+            <w:r>
+              <w:rPr>
+                <w:color w:val="5A6473"/>
+                <w:sz w:val="18"/>
+                <w:szCs w:val="18"/>
+              </w:rPr>
+              <w:t xml:space="preserve">a group of people who join together to work on something</w:t>
+            </w:r>
+          </w:p>
+          <w:p>
+            <w:r>
+              <w:rPr>
+                <w:i/>
+                <w:iCs/>
+                <w:color w:val="B9B3A6"/>
+                <w:sz w:val="14"/>
+                <w:szCs w:val="14"/>
+              </w:rPr>
+              <w:t xml:space="preserve">(draw it here)</w:t>
+            </w:r>
+          </w:p>
+        </w:tc>
+        <w:tc>
+          <w:tcPr>
+            <w:tcW w:type="dxa" w:w="5400"/>
+          </w:tcPr>
+          <w:p>
+            <w:pPr>
+              <w:spacing w:after="40"/>
+            </w:pPr>
+            <w:r>
+              <w:rPr>
+                <w:b/>
+                <w:bCs/>
+                <w:color w:val="1F3A5F"/>
+                <w:sz w:val="30"/>
+                <w:szCs w:val="30"/>
+              </w:rPr>
+              <w:t xml:space="preserve">nursery</w:t>
+            </w:r>
+          </w:p>
+          <w:p>
+            <w:pPr>
+              <w:spacing w:after="200"/>
+            </w:pPr>
+            <w:r>
+              <w:rPr>
+                <w:color w:val="5A6473"/>
+                <w:sz w:val="18"/>
+                <w:szCs w:val="18"/>
+              </w:rPr>
+              <w:t xml:space="preserve">a place where young plants are grown until big enough to plant out</w:t>
+            </w:r>
+          </w:p>
+          <w:p>
+            <w:r>
+              <w:rPr>
+                <w:i/>
+                <w:iCs/>
+                <w:color w:val="B9B3A6"/>
+                <w:sz w:val="14"/>
+                <w:szCs w:val="14"/>
+              </w:rPr>
+              <w:t xml:space="preserve">(draw it here)</w:t>
+            </w:r>
+          </w:p>
+        </w:tc>
+      </w:tr>
+      <w:tr>
+        <w:trPr>
+          <w:cantSplit/>
+          <w:trHeight w:val="2600" w:hRule="atLeast"/>
+        </w:trPr>
+        <w:tc>
+          <w:tcPr>
+            <w:tcW w:type="dxa" w:w="5400"/>
+          </w:tcPr>
+          <w:p>
+            <w:pPr>
+              <w:spacing w:after="40"/>
+            </w:pPr>
+            <w:r>
+              <w:rPr>
+                <w:b/>
+                <w:bCs/>
+                <w:color w:val="1F3A5F"/>
+                <w:sz w:val="30"/>
+                <w:szCs w:val="30"/>
+              </w:rPr>
+              <w:t xml:space="preserve">percent</w:t>
+            </w:r>
+          </w:p>
+          <w:p>
+            <w:pPr>
+              <w:spacing w:after="200"/>
+            </w:pPr>
+            <w:r>
+              <w:rPr>
+                <w:color w:val="5A6473"/>
+                <w:sz w:val="18"/>
+                <w:szCs w:val="18"/>
+              </w:rPr>
+              <w:t xml:space="preserve">a part of one hundred</w:t>
+            </w:r>
+          </w:p>
+          <w:p>
+            <w:r>
+              <w:rPr>
+                <w:i/>
+                <w:iCs/>
+                <w:color w:val="B9B3A6"/>
+                <w:sz w:val="14"/>
+                <w:szCs w:val="14"/>
+              </w:rPr>
+              <w:t xml:space="preserve">(draw it here)</w:t>
+            </w:r>
+          </w:p>
+        </w:tc>
+        <w:tc>
+          <w:tcPr>
+            <w:tcW w:type="dxa" w:w="5400"/>
+          </w:tcPr>
+          <w:p>
+            <w:pPr>
+              <w:spacing w:after="40"/>
+            </w:pPr>
+            <w:r>
+              <w:rPr>
+                <w:b/>
+                <w:bCs/>
+                <w:color w:val="1F3A5F"/>
+                <w:sz w:val="30"/>
+                <w:szCs w:val="30"/>
+              </w:rPr>
               <w:t xml:space="preserve">plantation guardian</w:t>
             </w:r>
           </w:p>
@@ -1275,6 +1416,12 @@
             </w:r>
           </w:p>
         </w:tc>
+      </w:tr>
+      <w:tr>
+        <w:trPr>
+          <w:cantSplit/>
+          <w:trHeight w:val="2600" w:hRule="atLeast"/>
+        </w:trPr>
         <w:tc>
           <w:tcPr>
             <w:tcW w:type="dxa" w:w="5400"/>
@@ -1305,6 +1452,51 @@
                 <w:szCs w:val="18"/>
               </w:rPr>
               <w:t xml:space="preserve">a person who has had to leave their own country to be safe</w:t>
+            </w:r>
+          </w:p>
+          <w:p>
+            <w:r>
+              <w:rPr>
+                <w:i/>
+                <w:iCs/>
+                <w:color w:val="B9B3A6"/>
+                <w:sz w:val="14"/>
+                <w:szCs w:val="14"/>
+              </w:rPr>
+              <w:t xml:space="preserve">(draw it here)</w:t>
+            </w:r>
+          </w:p>
+        </w:tc>
+        <w:tc>
+          <w:tcPr>
+            <w:tcW w:type="dxa" w:w="5400"/>
+          </w:tcPr>
+          <w:p>
+            <w:pPr>
+              <w:spacing w:after="40"/>
+            </w:pPr>
+            <w:r>
+              <w:rPr>
+                <w:b/>
+                <w:bCs/>
+                <w:color w:val="1F3A5F"/>
+                <w:sz w:val="30"/>
+                <w:szCs w:val="30"/>
+              </w:rPr>
+              <w:t xml:space="preserve">restore</w:t>
+            </w:r>
+          </w:p>
+          <w:p>
+            <w:pPr>
+              <w:spacing w:after="200"/>
+            </w:pPr>
+            <w:r>
+              <w:rPr>
+                <w:color w:val="5A6473"/>
+                <w:sz w:val="18"/>
+                <w:szCs w:val="18"/>
+              </w:rPr>
+              <w:t xml:space="preserve">to bring something back to how it was before</w:t>
             </w:r>
           </w:p>
           <w:p>

--- a/public/downloads/research-project-picture-cards.docx
+++ b/public/downloads/research-project-picture-cards.docx
@@ -1771,20 +1771,20 @@
                 <w:sz w:val="30"/>
                 <w:szCs w:val="30"/>
               </w:rPr>
-              <w:t xml:space="preserve">slope</w:t>
-            </w:r>
-          </w:p>
-          <w:p>
-            <w:pPr>
-              <w:spacing w:after="200"/>
-            </w:pPr>
-            <w:r>
-              <w:rPr>
-                <w:color w:val="5A6473"/>
-                <w:sz w:val="18"/>
-                <w:szCs w:val="18"/>
-              </w:rPr>
-              <w:t xml:space="preserve">the sloping side of a hill</w:t>
+              <w:t xml:space="preserve">shade</w:t>
+            </w:r>
+          </w:p>
+          <w:p>
+            <w:pPr>
+              <w:spacing w:after="200"/>
+            </w:pPr>
+            <w:r>
+              <w:rPr>
+                <w:color w:val="5A6473"/>
+                <w:sz w:val="18"/>
+                <w:szCs w:val="18"/>
+              </w:rPr>
+              <w:t xml:space="preserve">the cooler, darker place under a tree or a roof, out of the sun</w:t>
             </w:r>
           </w:p>
           <w:p>
@@ -1822,6 +1822,51 @@
                 <w:sz w:val="30"/>
                 <w:szCs w:val="30"/>
               </w:rPr>
+              <w:t xml:space="preserve">slope</w:t>
+            </w:r>
+          </w:p>
+          <w:p>
+            <w:pPr>
+              <w:spacing w:after="200"/>
+            </w:pPr>
+            <w:r>
+              <w:rPr>
+                <w:color w:val="5A6473"/>
+                <w:sz w:val="18"/>
+                <w:szCs w:val="18"/>
+              </w:rPr>
+              <w:t xml:space="preserve">the sloping side of a hill</w:t>
+            </w:r>
+          </w:p>
+          <w:p>
+            <w:r>
+              <w:rPr>
+                <w:i/>
+                <w:iCs/>
+                <w:color w:val="B9B3A6"/>
+                <w:sz w:val="14"/>
+                <w:szCs w:val="14"/>
+              </w:rPr>
+              <w:t xml:space="preserve">(draw it here)</w:t>
+            </w:r>
+          </w:p>
+        </w:tc>
+        <w:tc>
+          <w:tcPr>
+            <w:tcW w:type="dxa" w:w="5400"/>
+          </w:tcPr>
+          <w:p>
+            <w:pPr>
+              <w:spacing w:after="40"/>
+            </w:pPr>
+            <w:r>
+              <w:rPr>
+                <w:b/>
+                <w:bCs/>
+                <w:color w:val="1F3A5F"/>
+                <w:sz w:val="30"/>
+                <w:szCs w:val="30"/>
+              </w:rPr>
               <w:t xml:space="preserve">study</w:t>
             </w:r>
           </w:p>
@@ -1836,51 +1881,6 @@
                 <w:szCs w:val="18"/>
               </w:rPr>
               <w:t xml:space="preserve">careful work by scientists to find something out</w:t>
-            </w:r>
-          </w:p>
-          <w:p>
-            <w:r>
-              <w:rPr>
-                <w:i/>
-                <w:iCs/>
-                <w:color w:val="B9B3A6"/>
-                <w:sz w:val="14"/>
-                <w:szCs w:val="14"/>
-              </w:rPr>
-              <w:t xml:space="preserve">(draw it here)</w:t>
-            </w:r>
-          </w:p>
-        </w:tc>
-        <w:tc>
-          <w:tcPr>
-            <w:tcW w:type="dxa" w:w="5400"/>
-          </w:tcPr>
-          <w:p>
-            <w:pPr>
-              <w:spacing w:after="40"/>
-            </w:pPr>
-            <w:r>
-              <w:rPr>
-                <w:b/>
-                <w:bCs/>
-                <w:color w:val="1F3A5F"/>
-                <w:sz w:val="30"/>
-                <w:szCs w:val="30"/>
-              </w:rPr>
-              <w:t xml:space="preserve">United Nations (UN)</w:t>
-            </w:r>
-          </w:p>
-          <w:p>
-            <w:pPr>
-              <w:spacing w:after="200"/>
-            </w:pPr>
-            <w:r>
-              <w:rPr>
-                <w:color w:val="5A6473"/>
-                <w:sz w:val="18"/>
-                <w:szCs w:val="18"/>
-              </w:rPr>
-              <w:t xml:space="preserve">a group of most of the world's countries that work together</w:t>
             </w:r>
           </w:p>
           <w:p>
@@ -1918,6 +1918,51 @@
                 <w:sz w:val="30"/>
                 <w:szCs w:val="30"/>
               </w:rPr>
+              <w:t xml:space="preserve">United Nations (UN)</w:t>
+            </w:r>
+          </w:p>
+          <w:p>
+            <w:pPr>
+              <w:spacing w:after="200"/>
+            </w:pPr>
+            <w:r>
+              <w:rPr>
+                <w:color w:val="5A6473"/>
+                <w:sz w:val="18"/>
+                <w:szCs w:val="18"/>
+              </w:rPr>
+              <w:t xml:space="preserve">a group of most of the world's countries that work together</w:t>
+            </w:r>
+          </w:p>
+          <w:p>
+            <w:r>
+              <w:rPr>
+                <w:i/>
+                <w:iCs/>
+                <w:color w:val="B9B3A6"/>
+                <w:sz w:val="14"/>
+                <w:szCs w:val="14"/>
+              </w:rPr>
+              <w:t xml:space="preserve">(draw it here)</w:t>
+            </w:r>
+          </w:p>
+        </w:tc>
+        <w:tc>
+          <w:tcPr>
+            <w:tcW w:type="dxa" w:w="5400"/>
+          </w:tcPr>
+          <w:p>
+            <w:pPr>
+              <w:spacing w:after="40"/>
+            </w:pPr>
+            <w:r>
+              <w:rPr>
+                <w:b/>
+                <w:bCs/>
+                <w:color w:val="1F3A5F"/>
+                <w:sz w:val="30"/>
+                <w:szCs w:val="30"/>
+              </w:rPr>
               <w:t xml:space="preserve">UNHCR</w:t>
             </w:r>
           </w:p>
@@ -1932,51 +1977,6 @@
                 <w:szCs w:val="18"/>
               </w:rPr>
               <w:t xml:space="preserve">the United Nations agency that helps refugees</w:t>
-            </w:r>
-          </w:p>
-          <w:p>
-            <w:r>
-              <w:rPr>
-                <w:i/>
-                <w:iCs/>
-                <w:color w:val="B9B3A6"/>
-                <w:sz w:val="14"/>
-                <w:szCs w:val="14"/>
-              </w:rPr>
-              <w:t xml:space="preserve">(draw it here)</w:t>
-            </w:r>
-          </w:p>
-        </w:tc>
-        <w:tc>
-          <w:tcPr>
-            <w:tcW w:type="dxa" w:w="5400"/>
-          </w:tcPr>
-          <w:p>
-            <w:pPr>
-              <w:spacing w:after="40"/>
-            </w:pPr>
-            <w:r>
-              <w:rPr>
-                <w:b/>
-                <w:bCs/>
-                <w:color w:val="1F3A5F"/>
-                <w:sz w:val="30"/>
-                <w:szCs w:val="30"/>
-              </w:rPr>
-              <w:t xml:space="preserve">vapour</w:t>
-            </w:r>
-          </w:p>
-          <w:p>
-            <w:pPr>
-              <w:spacing w:after="200"/>
-            </w:pPr>
-            <w:r>
-              <w:rPr>
-                <w:color w:val="5A6473"/>
-                <w:sz w:val="18"/>
-                <w:szCs w:val="18"/>
-              </w:rPr>
-              <w:t xml:space="preserve">water that has turned into a gas in the air</w:t>
             </w:r>
           </w:p>
           <w:p>
@@ -2014,6 +2014,51 @@
                 <w:sz w:val="30"/>
                 <w:szCs w:val="30"/>
               </w:rPr>
+              <w:t xml:space="preserve">vapour</w:t>
+            </w:r>
+          </w:p>
+          <w:p>
+            <w:pPr>
+              <w:spacing w:after="200"/>
+            </w:pPr>
+            <w:r>
+              <w:rPr>
+                <w:color w:val="5A6473"/>
+                <w:sz w:val="18"/>
+                <w:szCs w:val="18"/>
+              </w:rPr>
+              <w:t xml:space="preserve">water that has turned into a gas in the air</w:t>
+            </w:r>
+          </w:p>
+          <w:p>
+            <w:r>
+              <w:rPr>
+                <w:i/>
+                <w:iCs/>
+                <w:color w:val="B9B3A6"/>
+                <w:sz w:val="14"/>
+                <w:szCs w:val="14"/>
+              </w:rPr>
+              <w:t xml:space="preserve">(draw it here)</w:t>
+            </w:r>
+          </w:p>
+        </w:tc>
+        <w:tc>
+          <w:tcPr>
+            <w:tcW w:type="dxa" w:w="5400"/>
+          </w:tcPr>
+          <w:p>
+            <w:pPr>
+              <w:spacing w:after="40"/>
+            </w:pPr>
+            <w:r>
+              <w:rPr>
+                <w:b/>
+                <w:bCs/>
+                <w:color w:val="1F3A5F"/>
+                <w:sz w:val="30"/>
+                <w:szCs w:val="30"/>
+              </w:rPr>
               <w:t xml:space="preserve">website</w:t>
             </w:r>
           </w:p>
@@ -2040,51 +2085,6 @@
                 <w:szCs w:val="14"/>
               </w:rPr>
               <w:t xml:space="preserve">(draw it here)</w:t>
-            </w:r>
-          </w:p>
-        </w:tc>
-        <w:tc>
-          <w:tcPr>
-            <w:tcW w:type="dxa" w:w="5400"/>
-          </w:tcPr>
-          <w:p>
-            <w:pPr>
-              <w:spacing w:after="40"/>
-            </w:pPr>
-            <w:r>
-              <w:rPr>
-                <w:b/>
-                <w:bCs/>
-                <w:color w:val="1F3A5F"/>
-                <w:sz w:val="30"/>
-                <w:szCs w:val="30"/>
-              </w:rPr>
-              <w:t xml:space="preserve"> </w:t>
-            </w:r>
-          </w:p>
-          <w:p>
-            <w:pPr>
-              <w:spacing w:after="200"/>
-            </w:pPr>
-            <w:r>
-              <w:rPr>
-                <w:color w:val="5A6473"/>
-                <w:sz w:val="18"/>
-                <w:szCs w:val="18"/>
-              </w:rPr>
-              <w:t xml:space="preserve"/>
-            </w:r>
-          </w:p>
-          <w:p>
-            <w:r>
-              <w:rPr>
-                <w:i/>
-                <w:iCs/>
-                <w:color w:val="B9B3A6"/>
-                <w:sz w:val="14"/>
-                <w:szCs w:val="14"/>
-              </w:rPr>
-              <w:t xml:space="preserve">(your own word)</w:t>
             </w:r>
           </w:p>
         </w:tc>

--- a/public/downloads/research-project-picture-cards.docx
+++ b/public/downloads/research-project-picture-cards.docx
@@ -2187,6 +2187,7 @@
       </w:tr>
     </w:tbl>
     <w:sectPr>
+      <w:footerReference w:type="default" r:id="rId7"/>
       <w:pgSz w:w="12240" w:h="15840" w:orient="portrait"/>
       <w:pgMar w:top="1440" w:right="1440" w:bottom="1440" w:left="1440" w:header="708" w:footer="708" w:gutter="0"/>
       <w:pgNumType/>
@@ -2235,6 +2236,35 @@
     </w:p>
   </w:endnote>
 </w:endnotes>
+</file>
+
+<file path=word/footer1.xml><?xml version="1.0" encoding="utf-8"?>
+<w:ftr xmlns:wpc="http://schemas.microsoft.com/office/word/2010/wordprocessingCanvas" xmlns:mc="http://schemas.openxmlformats.org/markup-compatibility/2006" xmlns:o="urn:schemas-microsoft-com:office:office" xmlns:r="http://schemas.openxmlformats.org/officeDocument/2006/relationships" xmlns:m="http://schemas.openxmlformats.org/officeDocument/2006/math" xmlns:v="urn:schemas-microsoft-com:vml" xmlns:wp14="http://schemas.microsoft.com/office/word/2010/wordprocessingDrawing" xmlns:wp="http://schemas.openxmlformats.org/drawingml/2006/wordprocessingDrawing" xmlns:w10="urn:schemas-microsoft-com:office:word" xmlns:w="http://schemas.openxmlformats.org/wordprocessingml/2006/main" xmlns:w14="http://schemas.microsoft.com/office/word/2010/wordml" xmlns:w15="http://schemas.microsoft.com/office/word/2012/wordml" xmlns:wpg="http://schemas.microsoft.com/office/word/2010/wordprocessingGroup" xmlns:wpi="http://schemas.microsoft.com/office/word/2010/wordprocessingInk" xmlns:wne="http://schemas.microsoft.com/office/word/2006/wordml" xmlns:wps="http://schemas.microsoft.com/office/word/2010/wordprocessingShape">
+  <w:p>
+    <w:pPr>
+      <w:jc w:val="right"/>
+    </w:pPr>
+    <w:r>
+      <w:rPr>
+        <w:color w:val="5A6473"/>
+        <w:sz w:val="16"/>
+        <w:szCs w:val="16"/>
+      </w:rPr>
+      <w:t xml:space="preserve">Research Project  ·  Learning Bridge+ (Cox's Bazar)    </w:t>
+    </w:r>
+    <w:r>
+      <w:rPr>
+        <w:color w:val="5A6473"/>
+        <w:sz w:val="16"/>
+        <w:szCs w:val="16"/>
+      </w:rPr>
+      <w:fldChar w:fldCharType="begin"/>
+      <w:instrText xml:space="preserve">PAGE</w:instrText>
+      <w:fldChar w:fldCharType="separate"/>
+      <w:fldChar w:fldCharType="end"/>
+    </w:r>
+  </w:p>
+</w:ftr>
 </file>
 
 <file path=word/footnotes.xml><?xml version="1.0" encoding="utf-8"?>

--- a/public/downloads/research-project-picture-cards.docx
+++ b/public/downloads/research-project-picture-cards.docx
@@ -19,7 +19,7 @@
     </w:p>
     <w:p>
       <w:pPr>
-        <w:spacing w:after="40" w:before="0"/>
+        <w:spacing w:after="40" w:before="0" w:line="300"/>
       </w:pPr>
       <w:r>
         <w:rPr>
@@ -34,7 +34,7 @@
     </w:p>
     <w:p>
       <w:pPr>
-        <w:spacing w:after="160" w:before="0"/>
+        <w:spacing w:after="160" w:before="0" w:line="300"/>
       </w:pPr>
       <w:r>
         <w:rPr>
@@ -47,7 +47,7 @@
     </w:p>
     <w:p>
       <w:pPr>
-        <w:spacing w:after="160" w:before="0"/>
+        <w:spacing w:after="160" w:before="0" w:line="300"/>
       </w:pPr>
       <w:r>
         <w:rPr>
@@ -61,17 +61,17 @@
       <w:tblPr>
         <w:tblW w:type="pct" w:w="100%"/>
         <w:tblBorders>
-          <w:top w:val="single" w:color="auto" w:sz="4"/>
-          <w:left w:val="single" w:color="auto" w:sz="4"/>
-          <w:bottom w:val="single" w:color="auto" w:sz="4"/>
-          <w:right w:val="single" w:color="auto" w:sz="4"/>
-          <w:insideH w:val="single" w:color="auto" w:sz="4"/>
-          <w:insideV w:val="single" w:color="auto" w:sz="4"/>
+          <w:top w:val="dashed" w:color="B9B3A6" w:sz="4"/>
+          <w:left w:val="dashed" w:color="B9B3A6" w:sz="4"/>
+          <w:bottom w:val="dashed" w:color="B9B3A6" w:sz="4"/>
+          <w:right w:val="dashed" w:color="B9B3A6" w:sz="4"/>
+          <w:insideH w:val="dashed" w:color="B9B3A6" w:sz="4"/>
+          <w:insideV w:val="dashed" w:color="B9B3A6" w:sz="4"/>
         </w:tblBorders>
       </w:tblPr>
       <w:tblGrid>
-        <w:gridCol w:w="5400"/>
-        <w:gridCol w:w="5400"/>
+        <w:gridCol w:w="4535"/>
+        <w:gridCol w:w="4535"/>
       </w:tblGrid>
       <w:tr>
         <w:trPr>
@@ -80,7 +80,13 @@
         </w:trPr>
         <w:tc>
           <w:tcPr>
-            <w:tcW w:type="dxa" w:w="5400"/>
+            <w:tcW w:type="dxa" w:w="4535"/>
+            <w:tcMar>
+              <w:top w:type="dxa" w:w="120"/>
+              <w:left w:type="dxa" w:w="160"/>
+              <w:bottom w:type="dxa" w:w="120"/>
+              <w:right w:type="dxa" w:w="160"/>
+            </w:tcMar>
           </w:tcPr>
           <w:p>
             <w:pPr>
@@ -125,7 +131,13 @@
         </w:tc>
         <w:tc>
           <w:tcPr>
-            <w:tcW w:type="dxa" w:w="5400"/>
+            <w:tcW w:type="dxa" w:w="4535"/>
+            <w:tcMar>
+              <w:top w:type="dxa" w:w="120"/>
+              <w:left w:type="dxa" w:w="160"/>
+              <w:bottom w:type="dxa" w:w="120"/>
+              <w:right w:type="dxa" w:w="160"/>
+            </w:tcMar>
           </w:tcPr>
           <w:p>
             <w:pPr>
@@ -176,7 +188,13 @@
         </w:trPr>
         <w:tc>
           <w:tcPr>
-            <w:tcW w:type="dxa" w:w="5400"/>
+            <w:tcW w:type="dxa" w:w="4535"/>
+            <w:tcMar>
+              <w:top w:type="dxa" w:w="120"/>
+              <w:left w:type="dxa" w:w="160"/>
+              <w:bottom w:type="dxa" w:w="120"/>
+              <w:right w:type="dxa" w:w="160"/>
+            </w:tcMar>
           </w:tcPr>
           <w:p>
             <w:pPr>
@@ -221,7 +239,13 @@
         </w:tc>
         <w:tc>
           <w:tcPr>
-            <w:tcW w:type="dxa" w:w="5400"/>
+            <w:tcW w:type="dxa" w:w="4535"/>
+            <w:tcMar>
+              <w:top w:type="dxa" w:w="120"/>
+              <w:left w:type="dxa" w:w="160"/>
+              <w:bottom w:type="dxa" w:w="120"/>
+              <w:right w:type="dxa" w:w="160"/>
+            </w:tcMar>
           </w:tcPr>
           <w:p>
             <w:pPr>
@@ -272,7 +296,13 @@
         </w:trPr>
         <w:tc>
           <w:tcPr>
-            <w:tcW w:type="dxa" w:w="5400"/>
+            <w:tcW w:type="dxa" w:w="4535"/>
+            <w:tcMar>
+              <w:top w:type="dxa" w:w="120"/>
+              <w:left w:type="dxa" w:w="160"/>
+              <w:bottom w:type="dxa" w:w="120"/>
+              <w:right w:type="dxa" w:w="160"/>
+            </w:tcMar>
           </w:tcPr>
           <w:p>
             <w:pPr>
@@ -317,7 +347,13 @@
         </w:tc>
         <w:tc>
           <w:tcPr>
-            <w:tcW w:type="dxa" w:w="5400"/>
+            <w:tcW w:type="dxa" w:w="4535"/>
+            <w:tcMar>
+              <w:top w:type="dxa" w:w="120"/>
+              <w:left w:type="dxa" w:w="160"/>
+              <w:bottom w:type="dxa" w:w="120"/>
+              <w:right w:type="dxa" w:w="160"/>
+            </w:tcMar>
           </w:tcPr>
           <w:p>
             <w:pPr>
@@ -368,7 +404,13 @@
         </w:trPr>
         <w:tc>
           <w:tcPr>
-            <w:tcW w:type="dxa" w:w="5400"/>
+            <w:tcW w:type="dxa" w:w="4535"/>
+            <w:tcMar>
+              <w:top w:type="dxa" w:w="120"/>
+              <w:left w:type="dxa" w:w="160"/>
+              <w:bottom w:type="dxa" w:w="120"/>
+              <w:right w:type="dxa" w:w="160"/>
+            </w:tcMar>
           </w:tcPr>
           <w:p>
             <w:pPr>
@@ -413,7 +455,13 @@
         </w:tc>
         <w:tc>
           <w:tcPr>
-            <w:tcW w:type="dxa" w:w="5400"/>
+            <w:tcW w:type="dxa" w:w="4535"/>
+            <w:tcMar>
+              <w:top w:type="dxa" w:w="120"/>
+              <w:left w:type="dxa" w:w="160"/>
+              <w:bottom w:type="dxa" w:w="120"/>
+              <w:right w:type="dxa" w:w="160"/>
+            </w:tcMar>
           </w:tcPr>
           <w:p>
             <w:pPr>
@@ -464,7 +512,13 @@
         </w:trPr>
         <w:tc>
           <w:tcPr>
-            <w:tcW w:type="dxa" w:w="5400"/>
+            <w:tcW w:type="dxa" w:w="4535"/>
+            <w:tcMar>
+              <w:top w:type="dxa" w:w="120"/>
+              <w:left w:type="dxa" w:w="160"/>
+              <w:bottom w:type="dxa" w:w="120"/>
+              <w:right w:type="dxa" w:w="160"/>
+            </w:tcMar>
           </w:tcPr>
           <w:p>
             <w:pPr>
@@ -509,7 +563,13 @@
         </w:tc>
         <w:tc>
           <w:tcPr>
-            <w:tcW w:type="dxa" w:w="5400"/>
+            <w:tcW w:type="dxa" w:w="4535"/>
+            <w:tcMar>
+              <w:top w:type="dxa" w:w="120"/>
+              <w:left w:type="dxa" w:w="160"/>
+              <w:bottom w:type="dxa" w:w="120"/>
+              <w:right w:type="dxa" w:w="160"/>
+            </w:tcMar>
           </w:tcPr>
           <w:p>
             <w:pPr>
@@ -560,7 +620,13 @@
         </w:trPr>
         <w:tc>
           <w:tcPr>
-            <w:tcW w:type="dxa" w:w="5400"/>
+            <w:tcW w:type="dxa" w:w="4535"/>
+            <w:tcMar>
+              <w:top w:type="dxa" w:w="120"/>
+              <w:left w:type="dxa" w:w="160"/>
+              <w:bottom w:type="dxa" w:w="120"/>
+              <w:right w:type="dxa" w:w="160"/>
+            </w:tcMar>
           </w:tcPr>
           <w:p>
             <w:pPr>
@@ -605,7 +671,13 @@
         </w:tc>
         <w:tc>
           <w:tcPr>
-            <w:tcW w:type="dxa" w:w="5400"/>
+            <w:tcW w:type="dxa" w:w="4535"/>
+            <w:tcMar>
+              <w:top w:type="dxa" w:w="120"/>
+              <w:left w:type="dxa" w:w="160"/>
+              <w:bottom w:type="dxa" w:w="120"/>
+              <w:right w:type="dxa" w:w="160"/>
+            </w:tcMar>
           </w:tcPr>
           <w:p>
             <w:pPr>
@@ -656,7 +728,13 @@
         </w:trPr>
         <w:tc>
           <w:tcPr>
-            <w:tcW w:type="dxa" w:w="5400"/>
+            <w:tcW w:type="dxa" w:w="4535"/>
+            <w:tcMar>
+              <w:top w:type="dxa" w:w="120"/>
+              <w:left w:type="dxa" w:w="160"/>
+              <w:bottom w:type="dxa" w:w="120"/>
+              <w:right w:type="dxa" w:w="160"/>
+            </w:tcMar>
           </w:tcPr>
           <w:p>
             <w:pPr>
@@ -701,7 +779,13 @@
         </w:tc>
         <w:tc>
           <w:tcPr>
-            <w:tcW w:type="dxa" w:w="5400"/>
+            <w:tcW w:type="dxa" w:w="4535"/>
+            <w:tcMar>
+              <w:top w:type="dxa" w:w="120"/>
+              <w:left w:type="dxa" w:w="160"/>
+              <w:bottom w:type="dxa" w:w="120"/>
+              <w:right w:type="dxa" w:w="160"/>
+            </w:tcMar>
           </w:tcPr>
           <w:p>
             <w:pPr>
@@ -752,7 +836,13 @@
         </w:trPr>
         <w:tc>
           <w:tcPr>
-            <w:tcW w:type="dxa" w:w="5400"/>
+            <w:tcW w:type="dxa" w:w="4535"/>
+            <w:tcMar>
+              <w:top w:type="dxa" w:w="120"/>
+              <w:left w:type="dxa" w:w="160"/>
+              <w:bottom w:type="dxa" w:w="120"/>
+              <w:right w:type="dxa" w:w="160"/>
+            </w:tcMar>
           </w:tcPr>
           <w:p>
             <w:pPr>
@@ -797,7 +887,13 @@
         </w:tc>
         <w:tc>
           <w:tcPr>
-            <w:tcW w:type="dxa" w:w="5400"/>
+            <w:tcW w:type="dxa" w:w="4535"/>
+            <w:tcMar>
+              <w:top w:type="dxa" w:w="120"/>
+              <w:left w:type="dxa" w:w="160"/>
+              <w:bottom w:type="dxa" w:w="120"/>
+              <w:right w:type="dxa" w:w="160"/>
+            </w:tcMar>
           </w:tcPr>
           <w:p>
             <w:pPr>
@@ -848,7 +944,13 @@
         </w:trPr>
         <w:tc>
           <w:tcPr>
-            <w:tcW w:type="dxa" w:w="5400"/>
+            <w:tcW w:type="dxa" w:w="4535"/>
+            <w:tcMar>
+              <w:top w:type="dxa" w:w="120"/>
+              <w:left w:type="dxa" w:w="160"/>
+              <w:bottom w:type="dxa" w:w="120"/>
+              <w:right w:type="dxa" w:w="160"/>
+            </w:tcMar>
           </w:tcPr>
           <w:p>
             <w:pPr>
@@ -893,7 +995,13 @@
         </w:tc>
         <w:tc>
           <w:tcPr>
-            <w:tcW w:type="dxa" w:w="5400"/>
+            <w:tcW w:type="dxa" w:w="4535"/>
+            <w:tcMar>
+              <w:top w:type="dxa" w:w="120"/>
+              <w:left w:type="dxa" w:w="160"/>
+              <w:bottom w:type="dxa" w:w="120"/>
+              <w:right w:type="dxa" w:w="160"/>
+            </w:tcMar>
           </w:tcPr>
           <w:p>
             <w:pPr>
@@ -944,7 +1052,13 @@
         </w:trPr>
         <w:tc>
           <w:tcPr>
-            <w:tcW w:type="dxa" w:w="5400"/>
+            <w:tcW w:type="dxa" w:w="4535"/>
+            <w:tcMar>
+              <w:top w:type="dxa" w:w="120"/>
+              <w:left w:type="dxa" w:w="160"/>
+              <w:bottom w:type="dxa" w:w="120"/>
+              <w:right w:type="dxa" w:w="160"/>
+            </w:tcMar>
           </w:tcPr>
           <w:p>
             <w:pPr>
@@ -989,7 +1103,13 @@
         </w:tc>
         <w:tc>
           <w:tcPr>
-            <w:tcW w:type="dxa" w:w="5400"/>
+            <w:tcW w:type="dxa" w:w="4535"/>
+            <w:tcMar>
+              <w:top w:type="dxa" w:w="120"/>
+              <w:left w:type="dxa" w:w="160"/>
+              <w:bottom w:type="dxa" w:w="120"/>
+              <w:right w:type="dxa" w:w="160"/>
+            </w:tcMar>
           </w:tcPr>
           <w:p>
             <w:pPr>
@@ -1040,7 +1160,13 @@
         </w:trPr>
         <w:tc>
           <w:tcPr>
-            <w:tcW w:type="dxa" w:w="5400"/>
+            <w:tcW w:type="dxa" w:w="4535"/>
+            <w:tcMar>
+              <w:top w:type="dxa" w:w="120"/>
+              <w:left w:type="dxa" w:w="160"/>
+              <w:bottom w:type="dxa" w:w="120"/>
+              <w:right w:type="dxa" w:w="160"/>
+            </w:tcMar>
           </w:tcPr>
           <w:p>
             <w:pPr>
@@ -1085,7 +1211,13 @@
         </w:tc>
         <w:tc>
           <w:tcPr>
-            <w:tcW w:type="dxa" w:w="5400"/>
+            <w:tcW w:type="dxa" w:w="4535"/>
+            <w:tcMar>
+              <w:top w:type="dxa" w:w="120"/>
+              <w:left w:type="dxa" w:w="160"/>
+              <w:bottom w:type="dxa" w:w="120"/>
+              <w:right w:type="dxa" w:w="160"/>
+            </w:tcMar>
           </w:tcPr>
           <w:p>
             <w:pPr>
@@ -1136,7 +1268,13 @@
         </w:trPr>
         <w:tc>
           <w:tcPr>
-            <w:tcW w:type="dxa" w:w="5400"/>
+            <w:tcW w:type="dxa" w:w="4535"/>
+            <w:tcMar>
+              <w:top w:type="dxa" w:w="120"/>
+              <w:left w:type="dxa" w:w="160"/>
+              <w:bottom w:type="dxa" w:w="120"/>
+              <w:right w:type="dxa" w:w="160"/>
+            </w:tcMar>
           </w:tcPr>
           <w:p>
             <w:pPr>
@@ -1181,7 +1319,13 @@
         </w:tc>
         <w:tc>
           <w:tcPr>
-            <w:tcW w:type="dxa" w:w="5400"/>
+            <w:tcW w:type="dxa" w:w="4535"/>
+            <w:tcMar>
+              <w:top w:type="dxa" w:w="120"/>
+              <w:left w:type="dxa" w:w="160"/>
+              <w:bottom w:type="dxa" w:w="120"/>
+              <w:right w:type="dxa" w:w="160"/>
+            </w:tcMar>
           </w:tcPr>
           <w:p>
             <w:pPr>
@@ -1232,7 +1376,13 @@
         </w:trPr>
         <w:tc>
           <w:tcPr>
-            <w:tcW w:type="dxa" w:w="5400"/>
+            <w:tcW w:type="dxa" w:w="4535"/>
+            <w:tcMar>
+              <w:top w:type="dxa" w:w="120"/>
+              <w:left w:type="dxa" w:w="160"/>
+              <w:bottom w:type="dxa" w:w="120"/>
+              <w:right w:type="dxa" w:w="160"/>
+            </w:tcMar>
           </w:tcPr>
           <w:p>
             <w:pPr>
@@ -1277,7 +1427,13 @@
         </w:tc>
         <w:tc>
           <w:tcPr>
-            <w:tcW w:type="dxa" w:w="5400"/>
+            <w:tcW w:type="dxa" w:w="4535"/>
+            <w:tcMar>
+              <w:top w:type="dxa" w:w="120"/>
+              <w:left w:type="dxa" w:w="160"/>
+              <w:bottom w:type="dxa" w:w="120"/>
+              <w:right w:type="dxa" w:w="160"/>
+            </w:tcMar>
           </w:tcPr>
           <w:p>
             <w:pPr>
@@ -1328,7 +1484,13 @@
         </w:trPr>
         <w:tc>
           <w:tcPr>
-            <w:tcW w:type="dxa" w:w="5400"/>
+            <w:tcW w:type="dxa" w:w="4535"/>
+            <w:tcMar>
+              <w:top w:type="dxa" w:w="120"/>
+              <w:left w:type="dxa" w:w="160"/>
+              <w:bottom w:type="dxa" w:w="120"/>
+              <w:right w:type="dxa" w:w="160"/>
+            </w:tcMar>
           </w:tcPr>
           <w:p>
             <w:pPr>
@@ -1373,7 +1535,13 @@
         </w:tc>
         <w:tc>
           <w:tcPr>
-            <w:tcW w:type="dxa" w:w="5400"/>
+            <w:tcW w:type="dxa" w:w="4535"/>
+            <w:tcMar>
+              <w:top w:type="dxa" w:w="120"/>
+              <w:left w:type="dxa" w:w="160"/>
+              <w:bottom w:type="dxa" w:w="120"/>
+              <w:right w:type="dxa" w:w="160"/>
+            </w:tcMar>
           </w:tcPr>
           <w:p>
             <w:pPr>
@@ -1424,7 +1592,13 @@
         </w:trPr>
         <w:tc>
           <w:tcPr>
-            <w:tcW w:type="dxa" w:w="5400"/>
+            <w:tcW w:type="dxa" w:w="4535"/>
+            <w:tcMar>
+              <w:top w:type="dxa" w:w="120"/>
+              <w:left w:type="dxa" w:w="160"/>
+              <w:bottom w:type="dxa" w:w="120"/>
+              <w:right w:type="dxa" w:w="160"/>
+            </w:tcMar>
           </w:tcPr>
           <w:p>
             <w:pPr>
@@ -1469,7 +1643,13 @@
         </w:tc>
         <w:tc>
           <w:tcPr>
-            <w:tcW w:type="dxa" w:w="5400"/>
+            <w:tcW w:type="dxa" w:w="4535"/>
+            <w:tcMar>
+              <w:top w:type="dxa" w:w="120"/>
+              <w:left w:type="dxa" w:w="160"/>
+              <w:bottom w:type="dxa" w:w="120"/>
+              <w:right w:type="dxa" w:w="160"/>
+            </w:tcMar>
           </w:tcPr>
           <w:p>
             <w:pPr>
@@ -1520,7 +1700,13 @@
         </w:trPr>
         <w:tc>
           <w:tcPr>
-            <w:tcW w:type="dxa" w:w="5400"/>
+            <w:tcW w:type="dxa" w:w="4535"/>
+            <w:tcMar>
+              <w:top w:type="dxa" w:w="120"/>
+              <w:left w:type="dxa" w:w="160"/>
+              <w:bottom w:type="dxa" w:w="120"/>
+              <w:right w:type="dxa" w:w="160"/>
+            </w:tcMar>
           </w:tcPr>
           <w:p>
             <w:pPr>
@@ -1565,7 +1751,13 @@
         </w:tc>
         <w:tc>
           <w:tcPr>
-            <w:tcW w:type="dxa" w:w="5400"/>
+            <w:tcW w:type="dxa" w:w="4535"/>
+            <w:tcMar>
+              <w:top w:type="dxa" w:w="120"/>
+              <w:left w:type="dxa" w:w="160"/>
+              <w:bottom w:type="dxa" w:w="120"/>
+              <w:right w:type="dxa" w:w="160"/>
+            </w:tcMar>
           </w:tcPr>
           <w:p>
             <w:pPr>
@@ -1616,7 +1808,13 @@
         </w:trPr>
         <w:tc>
           <w:tcPr>
-            <w:tcW w:type="dxa" w:w="5400"/>
+            <w:tcW w:type="dxa" w:w="4535"/>
+            <w:tcMar>
+              <w:top w:type="dxa" w:w="120"/>
+              <w:left w:type="dxa" w:w="160"/>
+              <w:bottom w:type="dxa" w:w="120"/>
+              <w:right w:type="dxa" w:w="160"/>
+            </w:tcMar>
           </w:tcPr>
           <w:p>
             <w:pPr>
@@ -1661,7 +1859,13 @@
         </w:tc>
         <w:tc>
           <w:tcPr>
-            <w:tcW w:type="dxa" w:w="5400"/>
+            <w:tcW w:type="dxa" w:w="4535"/>
+            <w:tcMar>
+              <w:top w:type="dxa" w:w="120"/>
+              <w:left w:type="dxa" w:w="160"/>
+              <w:bottom w:type="dxa" w:w="120"/>
+              <w:right w:type="dxa" w:w="160"/>
+            </w:tcMar>
           </w:tcPr>
           <w:p>
             <w:pPr>
@@ -1712,7 +1916,13 @@
         </w:trPr>
         <w:tc>
           <w:tcPr>
-            <w:tcW w:type="dxa" w:w="5400"/>
+            <w:tcW w:type="dxa" w:w="4535"/>
+            <w:tcMar>
+              <w:top w:type="dxa" w:w="120"/>
+              <w:left w:type="dxa" w:w="160"/>
+              <w:bottom w:type="dxa" w:w="120"/>
+              <w:right w:type="dxa" w:w="160"/>
+            </w:tcMar>
           </w:tcPr>
           <w:p>
             <w:pPr>
@@ -1757,7 +1967,13 @@
         </w:tc>
         <w:tc>
           <w:tcPr>
-            <w:tcW w:type="dxa" w:w="5400"/>
+            <w:tcW w:type="dxa" w:w="4535"/>
+            <w:tcMar>
+              <w:top w:type="dxa" w:w="120"/>
+              <w:left w:type="dxa" w:w="160"/>
+              <w:bottom w:type="dxa" w:w="120"/>
+              <w:right w:type="dxa" w:w="160"/>
+            </w:tcMar>
           </w:tcPr>
           <w:p>
             <w:pPr>
@@ -1808,7 +2024,13 @@
         </w:trPr>
         <w:tc>
           <w:tcPr>
-            <w:tcW w:type="dxa" w:w="5400"/>
+            <w:tcW w:type="dxa" w:w="4535"/>
+            <w:tcMar>
+              <w:top w:type="dxa" w:w="120"/>
+              <w:left w:type="dxa" w:w="160"/>
+              <w:bottom w:type="dxa" w:w="120"/>
+              <w:right w:type="dxa" w:w="160"/>
+            </w:tcMar>
           </w:tcPr>
           <w:p>
             <w:pPr>
@@ -1853,7 +2075,13 @@
         </w:tc>
         <w:tc>
           <w:tcPr>
-            <w:tcW w:type="dxa" w:w="5400"/>
+            <w:tcW w:type="dxa" w:w="4535"/>
+            <w:tcMar>
+              <w:top w:type="dxa" w:w="120"/>
+              <w:left w:type="dxa" w:w="160"/>
+              <w:bottom w:type="dxa" w:w="120"/>
+              <w:right w:type="dxa" w:w="160"/>
+            </w:tcMar>
           </w:tcPr>
           <w:p>
             <w:pPr>
@@ -1904,7 +2132,13 @@
         </w:trPr>
         <w:tc>
           <w:tcPr>
-            <w:tcW w:type="dxa" w:w="5400"/>
+            <w:tcW w:type="dxa" w:w="4535"/>
+            <w:tcMar>
+              <w:top w:type="dxa" w:w="120"/>
+              <w:left w:type="dxa" w:w="160"/>
+              <w:bottom w:type="dxa" w:w="120"/>
+              <w:right w:type="dxa" w:w="160"/>
+            </w:tcMar>
           </w:tcPr>
           <w:p>
             <w:pPr>
@@ -1949,7 +2183,13 @@
         </w:tc>
         <w:tc>
           <w:tcPr>
-            <w:tcW w:type="dxa" w:w="5400"/>
+            <w:tcW w:type="dxa" w:w="4535"/>
+            <w:tcMar>
+              <w:top w:type="dxa" w:w="120"/>
+              <w:left w:type="dxa" w:w="160"/>
+              <w:bottom w:type="dxa" w:w="120"/>
+              <w:right w:type="dxa" w:w="160"/>
+            </w:tcMar>
           </w:tcPr>
           <w:p>
             <w:pPr>
@@ -2000,7 +2240,13 @@
         </w:trPr>
         <w:tc>
           <w:tcPr>
-            <w:tcW w:type="dxa" w:w="5400"/>
+            <w:tcW w:type="dxa" w:w="4535"/>
+            <w:tcMar>
+              <w:top w:type="dxa" w:w="120"/>
+              <w:left w:type="dxa" w:w="160"/>
+              <w:bottom w:type="dxa" w:w="120"/>
+              <w:right w:type="dxa" w:w="160"/>
+            </w:tcMar>
           </w:tcPr>
           <w:p>
             <w:pPr>
@@ -2045,7 +2291,13 @@
         </w:tc>
         <w:tc>
           <w:tcPr>
-            <w:tcW w:type="dxa" w:w="5400"/>
+            <w:tcW w:type="dxa" w:w="4535"/>
+            <w:tcMar>
+              <w:top w:type="dxa" w:w="120"/>
+              <w:left w:type="dxa" w:w="160"/>
+              <w:bottom w:type="dxa" w:w="120"/>
+              <w:right w:type="dxa" w:w="160"/>
+            </w:tcMar>
           </w:tcPr>
           <w:p>
             <w:pPr>
@@ -2096,7 +2348,712 @@
         </w:trPr>
         <w:tc>
           <w:tcPr>
-            <w:tcW w:type="dxa" w:w="5400"/>
+            <w:tcW w:type="dxa" w:w="4535"/>
+            <w:tcMar>
+              <w:top w:type="dxa" w:w="120"/>
+              <w:left w:type="dxa" w:w="160"/>
+              <w:bottom w:type="dxa" w:w="120"/>
+              <w:right w:type="dxa" w:w="160"/>
+            </w:tcMar>
+          </w:tcPr>
+          <w:p>
+            <w:pPr>
+              <w:spacing w:after="40"/>
+            </w:pPr>
+            <w:r>
+              <w:rPr>
+                <w:b/>
+                <w:bCs/>
+                <w:color w:val="1F3A5F"/>
+                <w:sz w:val="30"/>
+                <w:szCs w:val="30"/>
+              </w:rPr>
+              <w:t xml:space="preserve">open question</w:t>
+            </w:r>
+          </w:p>
+          <w:p>
+            <w:pPr>
+              <w:spacing w:after="200"/>
+            </w:pPr>
+            <w:r>
+              <w:rPr>
+                <w:color w:val="5A6473"/>
+                <w:sz w:val="18"/>
+                <w:szCs w:val="18"/>
+              </w:rPr>
+              <w:t xml:space="preserve">a question that lets a person tell us a lot</w:t>
+            </w:r>
+          </w:p>
+          <w:p>
+            <w:r>
+              <w:rPr>
+                <w:i/>
+                <w:iCs/>
+                <w:color w:val="B9B3A6"/>
+                <w:sz w:val="14"/>
+                <w:szCs w:val="14"/>
+              </w:rPr>
+              <w:t xml:space="preserve">(draw it here)</w:t>
+            </w:r>
+          </w:p>
+        </w:tc>
+        <w:tc>
+          <w:tcPr>
+            <w:tcW w:type="dxa" w:w="4535"/>
+            <w:tcMar>
+              <w:top w:type="dxa" w:w="120"/>
+              <w:left w:type="dxa" w:w="160"/>
+              <w:bottom w:type="dxa" w:w="120"/>
+              <w:right w:type="dxa" w:w="160"/>
+            </w:tcMar>
+          </w:tcPr>
+          <w:p>
+            <w:pPr>
+              <w:spacing w:after="40"/>
+            </w:pPr>
+            <w:r>
+              <w:rPr>
+                <w:b/>
+                <w:bCs/>
+                <w:color w:val="1F3A5F"/>
+                <w:sz w:val="30"/>
+                <w:szCs w:val="30"/>
+              </w:rPr>
+              <w:t xml:space="preserve">closed question</w:t>
+            </w:r>
+          </w:p>
+          <w:p>
+            <w:pPr>
+              <w:spacing w:after="200"/>
+            </w:pPr>
+            <w:r>
+              <w:rPr>
+                <w:color w:val="5A6473"/>
+                <w:sz w:val="18"/>
+                <w:szCs w:val="18"/>
+              </w:rPr>
+              <w:t xml:space="preserve">a question answered with yes or no, or one word — good for counting</w:t>
+            </w:r>
+          </w:p>
+          <w:p>
+            <w:r>
+              <w:rPr>
+                <w:i/>
+                <w:iCs/>
+                <w:color w:val="B9B3A6"/>
+                <w:sz w:val="14"/>
+                <w:szCs w:val="14"/>
+              </w:rPr>
+              <w:t xml:space="preserve">(draw it here)</w:t>
+            </w:r>
+          </w:p>
+        </w:tc>
+      </w:tr>
+      <w:tr>
+        <w:trPr>
+          <w:cantSplit/>
+          <w:trHeight w:val="2600" w:hRule="atLeast"/>
+        </w:trPr>
+        <w:tc>
+          <w:tcPr>
+            <w:tcW w:type="dxa" w:w="4535"/>
+            <w:tcMar>
+              <w:top w:type="dxa" w:w="120"/>
+              <w:left w:type="dxa" w:w="160"/>
+              <w:bottom w:type="dxa" w:w="120"/>
+              <w:right w:type="dxa" w:w="160"/>
+            </w:tcMar>
+          </w:tcPr>
+          <w:p>
+            <w:pPr>
+              <w:spacing w:after="40"/>
+            </w:pPr>
+            <w:r>
+              <w:rPr>
+                <w:b/>
+                <w:bCs/>
+                <w:color w:val="1F3A5F"/>
+                <w:sz w:val="30"/>
+                <w:szCs w:val="30"/>
+              </w:rPr>
+              <w:t xml:space="preserve">leading question</w:t>
+            </w:r>
+          </w:p>
+          <w:p>
+            <w:pPr>
+              <w:spacing w:after="200"/>
+            </w:pPr>
+            <w:r>
+              <w:rPr>
+                <w:color w:val="5A6473"/>
+                <w:sz w:val="18"/>
+                <w:szCs w:val="18"/>
+              </w:rPr>
+              <w:t xml:space="preserve">a question that already says the answer we want</w:t>
+            </w:r>
+          </w:p>
+          <w:p>
+            <w:r>
+              <w:rPr>
+                <w:i/>
+                <w:iCs/>
+                <w:color w:val="B9B3A6"/>
+                <w:sz w:val="14"/>
+                <w:szCs w:val="14"/>
+              </w:rPr>
+              <w:t xml:space="preserve">(draw it here)</w:t>
+            </w:r>
+          </w:p>
+        </w:tc>
+        <w:tc>
+          <w:tcPr>
+            <w:tcW w:type="dxa" w:w="4535"/>
+            <w:tcMar>
+              <w:top w:type="dxa" w:w="120"/>
+              <w:left w:type="dxa" w:w="160"/>
+              <w:bottom w:type="dxa" w:w="120"/>
+              <w:right w:type="dxa" w:w="160"/>
+            </w:tcMar>
+          </w:tcPr>
+          <w:p>
+            <w:pPr>
+              <w:spacing w:after="40"/>
+            </w:pPr>
+            <w:r>
+              <w:rPr>
+                <w:b/>
+                <w:bCs/>
+                <w:color w:val="1F3A5F"/>
+                <w:sz w:val="30"/>
+                <w:szCs w:val="30"/>
+              </w:rPr>
+              <w:t xml:space="preserve">follow-up</w:t>
+            </w:r>
+          </w:p>
+          <w:p>
+            <w:pPr>
+              <w:spacing w:after="200"/>
+            </w:pPr>
+            <w:r>
+              <w:rPr>
+                <w:color w:val="5A6473"/>
+                <w:sz w:val="18"/>
+                <w:szCs w:val="18"/>
+              </w:rPr>
+              <w:t xml:space="preserve">what we say after the first answer, to hear more</w:t>
+            </w:r>
+          </w:p>
+          <w:p>
+            <w:r>
+              <w:rPr>
+                <w:i/>
+                <w:iCs/>
+                <w:color w:val="B9B3A6"/>
+                <w:sz w:val="14"/>
+                <w:szCs w:val="14"/>
+              </w:rPr>
+              <w:t xml:space="preserve">(draw it here)</w:t>
+            </w:r>
+          </w:p>
+        </w:tc>
+      </w:tr>
+      <w:tr>
+        <w:trPr>
+          <w:cantSplit/>
+          <w:trHeight w:val="2600" w:hRule="atLeast"/>
+        </w:trPr>
+        <w:tc>
+          <w:tcPr>
+            <w:tcW w:type="dxa" w:w="4535"/>
+            <w:tcMar>
+              <w:top w:type="dxa" w:w="120"/>
+              <w:left w:type="dxa" w:w="160"/>
+              <w:bottom w:type="dxa" w:w="120"/>
+              <w:right w:type="dxa" w:w="160"/>
+            </w:tcMar>
+          </w:tcPr>
+          <w:p>
+            <w:pPr>
+              <w:spacing w:after="40"/>
+            </w:pPr>
+            <w:r>
+              <w:rPr>
+                <w:b/>
+                <w:bCs/>
+                <w:color w:val="1F3A5F"/>
+                <w:sz w:val="30"/>
+                <w:szCs w:val="30"/>
+              </w:rPr>
+              <w:t xml:space="preserve">interview</w:t>
+            </w:r>
+          </w:p>
+          <w:p>
+            <w:pPr>
+              <w:spacing w:after="200"/>
+            </w:pPr>
+            <w:r>
+              <w:rPr>
+                <w:color w:val="5A6473"/>
+                <w:sz w:val="18"/>
+                <w:szCs w:val="18"/>
+              </w:rPr>
+              <w:t xml:space="preserve">asking a few people open questions, to learn why</w:t>
+            </w:r>
+          </w:p>
+          <w:p>
+            <w:r>
+              <w:rPr>
+                <w:i/>
+                <w:iCs/>
+                <w:color w:val="B9B3A6"/>
+                <w:sz w:val="14"/>
+                <w:szCs w:val="14"/>
+              </w:rPr>
+              <w:t xml:space="preserve">(draw it here)</w:t>
+            </w:r>
+          </w:p>
+        </w:tc>
+        <w:tc>
+          <w:tcPr>
+            <w:tcW w:type="dxa" w:w="4535"/>
+            <w:tcMar>
+              <w:top w:type="dxa" w:w="120"/>
+              <w:left w:type="dxa" w:w="160"/>
+              <w:bottom w:type="dxa" w:w="120"/>
+              <w:right w:type="dxa" w:w="160"/>
+            </w:tcMar>
+          </w:tcPr>
+          <w:p>
+            <w:pPr>
+              <w:spacing w:after="40"/>
+            </w:pPr>
+            <w:r>
+              <w:rPr>
+                <w:b/>
+                <w:bCs/>
+                <w:color w:val="1F3A5F"/>
+                <w:sz w:val="30"/>
+                <w:szCs w:val="30"/>
+              </w:rPr>
+              <w:t xml:space="preserve">survey</w:t>
+            </w:r>
+          </w:p>
+          <w:p>
+            <w:pPr>
+              <w:spacing w:after="200"/>
+            </w:pPr>
+            <w:r>
+              <w:rPr>
+                <w:color w:val="5A6473"/>
+                <w:sz w:val="18"/>
+                <w:szCs w:val="18"/>
+              </w:rPr>
+              <w:t xml:space="preserve">asking many people one small question, so we can count</w:t>
+            </w:r>
+          </w:p>
+          <w:p>
+            <w:r>
+              <w:rPr>
+                <w:i/>
+                <w:iCs/>
+                <w:color w:val="B9B3A6"/>
+                <w:sz w:val="14"/>
+                <w:szCs w:val="14"/>
+              </w:rPr>
+              <w:t xml:space="preserve">(draw it here)</w:t>
+            </w:r>
+          </w:p>
+        </w:tc>
+      </w:tr>
+      <w:tr>
+        <w:trPr>
+          <w:cantSplit/>
+          <w:trHeight w:val="2600" w:hRule="atLeast"/>
+        </w:trPr>
+        <w:tc>
+          <w:tcPr>
+            <w:tcW w:type="dxa" w:w="4535"/>
+            <w:tcMar>
+              <w:top w:type="dxa" w:w="120"/>
+              <w:left w:type="dxa" w:w="160"/>
+              <w:bottom w:type="dxa" w:w="120"/>
+              <w:right w:type="dxa" w:w="160"/>
+            </w:tcMar>
+          </w:tcPr>
+          <w:p>
+            <w:pPr>
+              <w:spacing w:after="40"/>
+            </w:pPr>
+            <w:r>
+              <w:rPr>
+                <w:b/>
+                <w:bCs/>
+                <w:color w:val="1F3A5F"/>
+                <w:sz w:val="30"/>
+                <w:szCs w:val="30"/>
+              </w:rPr>
+              <w:t xml:space="preserve">tally</w:t>
+            </w:r>
+          </w:p>
+          <w:p>
+            <w:pPr>
+              <w:spacing w:after="200"/>
+            </w:pPr>
+            <w:r>
+              <w:rPr>
+                <w:color w:val="5A6473"/>
+                <w:sz w:val="18"/>
+                <w:szCs w:val="18"/>
+              </w:rPr>
+              <w:t xml:space="preserve">a mark we make each time, so we can count without writing</w:t>
+            </w:r>
+          </w:p>
+          <w:p>
+            <w:r>
+              <w:rPr>
+                <w:i/>
+                <w:iCs/>
+                <w:color w:val="B9B3A6"/>
+                <w:sz w:val="14"/>
+                <w:szCs w:val="14"/>
+              </w:rPr>
+              <w:t xml:space="preserve">(draw it here)</w:t>
+            </w:r>
+          </w:p>
+        </w:tc>
+        <w:tc>
+          <w:tcPr>
+            <w:tcW w:type="dxa" w:w="4535"/>
+            <w:tcMar>
+              <w:top w:type="dxa" w:w="120"/>
+              <w:left w:type="dxa" w:w="160"/>
+              <w:bottom w:type="dxa" w:w="120"/>
+              <w:right w:type="dxa" w:w="160"/>
+            </w:tcMar>
+          </w:tcPr>
+          <w:p>
+            <w:pPr>
+              <w:spacing w:after="40"/>
+            </w:pPr>
+            <w:r>
+              <w:rPr>
+                <w:b/>
+                <w:bCs/>
+                <w:color w:val="1F3A5F"/>
+                <w:sz w:val="30"/>
+                <w:szCs w:val="30"/>
+              </w:rPr>
+              <w:t xml:space="preserve">rehearse</w:t>
+            </w:r>
+          </w:p>
+          <w:p>
+            <w:pPr>
+              <w:spacing w:after="200"/>
+            </w:pPr>
+            <w:r>
+              <w:rPr>
+                <w:color w:val="5A6473"/>
+                <w:sz w:val="18"/>
+                <w:szCs w:val="18"/>
+              </w:rPr>
+              <w:t xml:space="preserve">to practise the whole thing before you do it for real</w:t>
+            </w:r>
+          </w:p>
+          <w:p>
+            <w:r>
+              <w:rPr>
+                <w:i/>
+                <w:iCs/>
+                <w:color w:val="B9B3A6"/>
+                <w:sz w:val="14"/>
+                <w:szCs w:val="14"/>
+              </w:rPr>
+              <w:t xml:space="preserve">(draw it here)</w:t>
+            </w:r>
+          </w:p>
+        </w:tc>
+      </w:tr>
+      <w:tr>
+        <w:trPr>
+          <w:cantSplit/>
+          <w:trHeight w:val="2600" w:hRule="atLeast"/>
+        </w:trPr>
+        <w:tc>
+          <w:tcPr>
+            <w:tcW w:type="dxa" w:w="4535"/>
+            <w:tcMar>
+              <w:top w:type="dxa" w:w="120"/>
+              <w:left w:type="dxa" w:w="160"/>
+              <w:bottom w:type="dxa" w:w="120"/>
+              <w:right w:type="dxa" w:w="160"/>
+            </w:tcMar>
+          </w:tcPr>
+          <w:p>
+            <w:pPr>
+              <w:spacing w:after="40"/>
+            </w:pPr>
+            <w:r>
+              <w:rPr>
+                <w:b/>
+                <w:bCs/>
+                <w:color w:val="1F3A5F"/>
+                <w:sz w:val="30"/>
+                <w:szCs w:val="30"/>
+              </w:rPr>
+              <w:t xml:space="preserve">consent</w:t>
+            </w:r>
+          </w:p>
+          <w:p>
+            <w:pPr>
+              <w:spacing w:after="200"/>
+            </w:pPr>
+            <w:r>
+              <w:rPr>
+                <w:color w:val="5A6473"/>
+                <w:sz w:val="18"/>
+                <w:szCs w:val="18"/>
+              </w:rPr>
+              <w:t xml:space="preserve">the person says yes, freely, before we ask them anything</w:t>
+            </w:r>
+          </w:p>
+          <w:p>
+            <w:r>
+              <w:rPr>
+                <w:i/>
+                <w:iCs/>
+                <w:color w:val="B9B3A6"/>
+                <w:sz w:val="14"/>
+                <w:szCs w:val="14"/>
+              </w:rPr>
+              <w:t xml:space="preserve">(draw it here)</w:t>
+            </w:r>
+          </w:p>
+        </w:tc>
+        <w:tc>
+          <w:tcPr>
+            <w:tcW w:type="dxa" w:w="4535"/>
+            <w:tcMar>
+              <w:top w:type="dxa" w:w="120"/>
+              <w:left w:type="dxa" w:w="160"/>
+              <w:bottom w:type="dxa" w:w="120"/>
+              <w:right w:type="dxa" w:w="160"/>
+            </w:tcMar>
+          </w:tcPr>
+          <w:p>
+            <w:pPr>
+              <w:spacing w:after="40"/>
+            </w:pPr>
+            <w:r>
+              <w:rPr>
+                <w:b/>
+                <w:bCs/>
+                <w:color w:val="1F3A5F"/>
+                <w:sz w:val="30"/>
+                <w:szCs w:val="30"/>
+              </w:rPr>
+              <w:t xml:space="preserve">refuse</w:t>
+            </w:r>
+          </w:p>
+          <w:p>
+            <w:pPr>
+              <w:spacing w:after="200"/>
+            </w:pPr>
+            <w:r>
+              <w:rPr>
+                <w:color w:val="5A6473"/>
+                <w:sz w:val="18"/>
+                <w:szCs w:val="18"/>
+              </w:rPr>
+              <w:t xml:space="preserve">when someone says no — and that is always allowed</w:t>
+            </w:r>
+          </w:p>
+          <w:p>
+            <w:r>
+              <w:rPr>
+                <w:i/>
+                <w:iCs/>
+                <w:color w:val="B9B3A6"/>
+                <w:sz w:val="14"/>
+                <w:szCs w:val="14"/>
+              </w:rPr>
+              <w:t xml:space="preserve">(draw it here)</w:t>
+            </w:r>
+          </w:p>
+        </w:tc>
+      </w:tr>
+      <w:tr>
+        <w:trPr>
+          <w:cantSplit/>
+          <w:trHeight w:val="2600" w:hRule="atLeast"/>
+        </w:trPr>
+        <w:tc>
+          <w:tcPr>
+            <w:tcW w:type="dxa" w:w="4535"/>
+            <w:tcMar>
+              <w:top w:type="dxa" w:w="120"/>
+              <w:left w:type="dxa" w:w="160"/>
+              <w:bottom w:type="dxa" w:w="120"/>
+              <w:right w:type="dxa" w:w="160"/>
+            </w:tcMar>
+          </w:tcPr>
+          <w:p>
+            <w:pPr>
+              <w:spacing w:after="40"/>
+            </w:pPr>
+            <w:r>
+              <w:rPr>
+                <w:b/>
+                <w:bCs/>
+                <w:color w:val="1F3A5F"/>
+                <w:sz w:val="30"/>
+                <w:szCs w:val="30"/>
+              </w:rPr>
+              <w:t xml:space="preserve">permission</w:t>
+            </w:r>
+          </w:p>
+          <w:p>
+            <w:pPr>
+              <w:spacing w:after="200"/>
+            </w:pPr>
+            <w:r>
+              <w:rPr>
+                <w:color w:val="5A6473"/>
+                <w:sz w:val="18"/>
+                <w:szCs w:val="18"/>
+              </w:rPr>
+              <w:t xml:space="preserve">asking someone first, and waiting for their answer</w:t>
+            </w:r>
+          </w:p>
+          <w:p>
+            <w:r>
+              <w:rPr>
+                <w:i/>
+                <w:iCs/>
+                <w:color w:val="B9B3A6"/>
+                <w:sz w:val="14"/>
+                <w:szCs w:val="14"/>
+              </w:rPr>
+              <w:t xml:space="preserve">(draw it here)</w:t>
+            </w:r>
+          </w:p>
+        </w:tc>
+        <w:tc>
+          <w:tcPr>
+            <w:tcW w:type="dxa" w:w="4535"/>
+            <w:tcMar>
+              <w:top w:type="dxa" w:w="120"/>
+              <w:left w:type="dxa" w:w="160"/>
+              <w:bottom w:type="dxa" w:w="120"/>
+              <w:right w:type="dxa" w:w="160"/>
+            </w:tcMar>
+          </w:tcPr>
+          <w:p>
+            <w:pPr>
+              <w:spacing w:after="40"/>
+            </w:pPr>
+            <w:r>
+              <w:rPr>
+                <w:b/>
+                <w:bCs/>
+                <w:color w:val="1F3A5F"/>
+                <w:sz w:val="30"/>
+                <w:szCs w:val="30"/>
+              </w:rPr>
+              <w:t xml:space="preserve">fair</w:t>
+            </w:r>
+          </w:p>
+          <w:p>
+            <w:pPr>
+              <w:spacing w:after="200"/>
+            </w:pPr>
+            <w:r>
+              <w:rPr>
+                <w:color w:val="5A6473"/>
+                <w:sz w:val="18"/>
+                <w:szCs w:val="18"/>
+              </w:rPr>
+              <w:t xml:space="preserve">writing down what people really said, not what we hoped</w:t>
+            </w:r>
+          </w:p>
+          <w:p>
+            <w:r>
+              <w:rPr>
+                <w:i/>
+                <w:iCs/>
+                <w:color w:val="B9B3A6"/>
+                <w:sz w:val="14"/>
+                <w:szCs w:val="14"/>
+              </w:rPr>
+              <w:t xml:space="preserve">(draw it here)</w:t>
+            </w:r>
+          </w:p>
+        </w:tc>
+      </w:tr>
+      <w:tr>
+        <w:trPr>
+          <w:cantSplit/>
+          <w:trHeight w:val="2600" w:hRule="atLeast"/>
+        </w:trPr>
+        <w:tc>
+          <w:tcPr>
+            <w:tcW w:type="dxa" w:w="4535"/>
+            <w:tcMar>
+              <w:top w:type="dxa" w:w="120"/>
+              <w:left w:type="dxa" w:w="160"/>
+              <w:bottom w:type="dxa" w:w="120"/>
+              <w:right w:type="dxa" w:w="160"/>
+            </w:tcMar>
+          </w:tcPr>
+          <w:p>
+            <w:pPr>
+              <w:spacing w:after="40"/>
+            </w:pPr>
+            <w:r>
+              <w:rPr>
+                <w:b/>
+                <w:bCs/>
+                <w:color w:val="1F3A5F"/>
+                <w:sz w:val="30"/>
+                <w:szCs w:val="30"/>
+              </w:rPr>
+              <w:t xml:space="preserve">safe</w:t>
+            </w:r>
+          </w:p>
+          <w:p>
+            <w:pPr>
+              <w:spacing w:after="200"/>
+            </w:pPr>
+            <w:r>
+              <w:rPr>
+                <w:color w:val="5A6473"/>
+                <w:sz w:val="18"/>
+                <w:szCs w:val="18"/>
+              </w:rPr>
+              <w:t xml:space="preserve">no one is put in danger, or made to feel bad, by our questions</w:t>
+            </w:r>
+          </w:p>
+          <w:p>
+            <w:r>
+              <w:rPr>
+                <w:i/>
+                <w:iCs/>
+                <w:color w:val="B9B3A6"/>
+                <w:sz w:val="14"/>
+                <w:szCs w:val="14"/>
+              </w:rPr>
+              <w:t xml:space="preserve">(draw it here)</w:t>
+            </w:r>
+          </w:p>
+        </w:tc>
+        <w:tc>
+          <w:tcPr>
+            <w:tcW w:type="dxa" w:w="4535"/>
+            <w:tcMar>
+              <w:top w:type="dxa" w:w="120"/>
+              <w:left w:type="dxa" w:w="160"/>
+              <w:bottom w:type="dxa" w:w="120"/>
+              <w:right w:type="dxa" w:w="160"/>
+            </w:tcMar>
           </w:tcPr>
           <w:p>
             <w:pPr>
@@ -2139,9 +3096,72 @@
             </w:r>
           </w:p>
         </w:tc>
-        <w:tc>
-          <w:tcPr>
-            <w:tcW w:type="dxa" w:w="5400"/>
+      </w:tr>
+      <w:tr>
+        <w:trPr>
+          <w:cantSplit/>
+          <w:trHeight w:val="2600" w:hRule="atLeast"/>
+        </w:trPr>
+        <w:tc>
+          <w:tcPr>
+            <w:tcW w:type="dxa" w:w="4535"/>
+            <w:tcMar>
+              <w:top w:type="dxa" w:w="120"/>
+              <w:left w:type="dxa" w:w="160"/>
+              <w:bottom w:type="dxa" w:w="120"/>
+              <w:right w:type="dxa" w:w="160"/>
+            </w:tcMar>
+          </w:tcPr>
+          <w:p>
+            <w:pPr>
+              <w:spacing w:after="40"/>
+            </w:pPr>
+            <w:r>
+              <w:rPr>
+                <w:b/>
+                <w:bCs/>
+                <w:color w:val="1F3A5F"/>
+                <w:sz w:val="30"/>
+                <w:szCs w:val="30"/>
+              </w:rPr>
+              <w:t xml:space="preserve"> </w:t>
+            </w:r>
+          </w:p>
+          <w:p>
+            <w:pPr>
+              <w:spacing w:after="200"/>
+            </w:pPr>
+            <w:r>
+              <w:rPr>
+                <w:color w:val="5A6473"/>
+                <w:sz w:val="18"/>
+                <w:szCs w:val="18"/>
+              </w:rPr>
+              <w:t xml:space="preserve"/>
+            </w:r>
+          </w:p>
+          <w:p>
+            <w:r>
+              <w:rPr>
+                <w:i/>
+                <w:iCs/>
+                <w:color w:val="B9B3A6"/>
+                <w:sz w:val="14"/>
+                <w:szCs w:val="14"/>
+              </w:rPr>
+              <w:t xml:space="preserve">(your own word)</w:t>
+            </w:r>
+          </w:p>
+        </w:tc>
+        <w:tc>
+          <w:tcPr>
+            <w:tcW w:type="dxa" w:w="4535"/>
+            <w:tcMar>
+              <w:top w:type="dxa" w:w="120"/>
+              <w:left w:type="dxa" w:w="160"/>
+              <w:bottom w:type="dxa" w:w="120"/>
+              <w:right w:type="dxa" w:w="160"/>
+            </w:tcMar>
           </w:tcPr>
           <w:p>
             <w:pPr>
@@ -2188,8 +3208,8 @@
     </w:tbl>
     <w:sectPr>
       <w:footerReference w:type="default" r:id="rId7"/>
-      <w:pgSz w:w="12240" w:h="15840" w:orient="portrait"/>
-      <w:pgMar w:top="1440" w:right="1440" w:bottom="1440" w:left="1440" w:header="708" w:footer="708" w:gutter="0"/>
+      <w:pgSz w:w="11906" w:h="16838" w:orient="portrait"/>
+      <w:pgMar w:top="1134" w:right="1418" w:bottom="1021" w:left="1418" w:header="624" w:footer="510" w:gutter="0"/>
       <w:pgNumType/>
       <w:docGrid w:linePitch="360"/>
     </w:sectPr>
@@ -2242,21 +3262,40 @@
 <w:ftr xmlns:wpc="http://schemas.microsoft.com/office/word/2010/wordprocessingCanvas" xmlns:mc="http://schemas.openxmlformats.org/markup-compatibility/2006" xmlns:o="urn:schemas-microsoft-com:office:office" xmlns:r="http://schemas.openxmlformats.org/officeDocument/2006/relationships" xmlns:m="http://schemas.openxmlformats.org/officeDocument/2006/math" xmlns:v="urn:schemas-microsoft-com:vml" xmlns:wp14="http://schemas.microsoft.com/office/word/2010/wordprocessingDrawing" xmlns:wp="http://schemas.openxmlformats.org/drawingml/2006/wordprocessingDrawing" xmlns:w10="urn:schemas-microsoft-com:office:word" xmlns:w="http://schemas.openxmlformats.org/wordprocessingml/2006/main" xmlns:w14="http://schemas.microsoft.com/office/word/2010/wordml" xmlns:w15="http://schemas.microsoft.com/office/word/2012/wordml" xmlns:wpg="http://schemas.microsoft.com/office/word/2010/wordprocessingGroup" xmlns:wpi="http://schemas.microsoft.com/office/word/2010/wordprocessingInk" xmlns:wne="http://schemas.microsoft.com/office/word/2006/wordml" xmlns:wps="http://schemas.microsoft.com/office/word/2010/wordprocessingShape">
   <w:p>
     <w:pPr>
-      <w:jc w:val="right"/>
+      <w:pBdr>
+        <w:top w:val="single" w:color="B9B3A6" w:sz="4"/>
+      </w:pBdr>
+      <w:tabs>
+        <w:tab w:val="right" w:pos="9070"/>
+      </w:tabs>
+      <w:spacing w:before="60"/>
     </w:pPr>
     <w:r>
       <w:rPr>
         <w:color w:val="5A6473"/>
-        <w:sz w:val="16"/>
-        <w:szCs w:val="16"/>
+        <w:sz w:val="15"/>
+        <w:szCs w:val="15"/>
       </w:rPr>
-      <w:t xml:space="preserve">Research Project  ·  Learning Bridge+ (Cox's Bazar)    </w:t>
+      <w:t xml:space="preserve">Research Project  ·  Learning Bridge+ (Cox's Bazar)</w:t>
+    </w:r>
+    <w:r>
+      <w:t xml:space="preserve">	</w:t>
     </w:r>
     <w:r>
       <w:rPr>
         <w:color w:val="5A6473"/>
-        <w:sz w:val="16"/>
-        <w:szCs w:val="16"/>
+        <w:sz w:val="15"/>
+        <w:szCs w:val="15"/>
+      </w:rPr>
+      <w:t xml:space="preserve">page </w:t>
+    </w:r>
+    <w:r>
+      <w:rPr>
+        <w:b/>
+        <w:bCs/>
+        <w:color w:val="5A6473"/>
+        <w:sz w:val="15"/>
+        <w:szCs w:val="15"/>
       </w:rPr>
       <w:fldChar w:fldCharType="begin"/>
       <w:instrText xml:space="preserve">PAGE</w:instrText>
@@ -2390,6 +3429,66 @@
       </w:pPr>
     </w:lvl>
   </w:abstractNum>
+  <w:abstractNum w:abstractNumId="2" w15:restartNumberingAfterBreak="0">
+    <w:multiLevelType w:val="hybridMultilevel"/>
+    <w:lvl w:ilvl="0" w15:tentative="1">
+      <w:start w:val="1"/>
+      <w:numFmt w:val="decimal"/>
+      <w:lvlText w:val="%1."/>
+      <w:lvlJc w:val="start"/>
+      <w:pPr>
+        <w:ind w:left="460" w:hanging="260"/>
+      </w:pPr>
+    </w:lvl>
+  </w:abstractNum>
+  <w:abstractNum w:abstractNumId="3" w15:restartNumberingAfterBreak="0">
+    <w:multiLevelType w:val="hybridMultilevel"/>
+    <w:lvl w:ilvl="0" w15:tentative="1">
+      <w:start w:val="1"/>
+      <w:numFmt w:val="decimal"/>
+      <w:lvlText w:val="%1."/>
+      <w:lvlJc w:val="start"/>
+      <w:pPr>
+        <w:ind w:left="460" w:hanging="260"/>
+      </w:pPr>
+    </w:lvl>
+  </w:abstractNum>
+  <w:abstractNum w:abstractNumId="4" w15:restartNumberingAfterBreak="0">
+    <w:multiLevelType w:val="hybridMultilevel"/>
+    <w:lvl w:ilvl="0" w15:tentative="1">
+      <w:start w:val="1"/>
+      <w:numFmt w:val="decimal"/>
+      <w:lvlText w:val="%1."/>
+      <w:lvlJc w:val="start"/>
+      <w:pPr>
+        <w:ind w:left="460" w:hanging="260"/>
+      </w:pPr>
+    </w:lvl>
+  </w:abstractNum>
+  <w:abstractNum w:abstractNumId="5" w15:restartNumberingAfterBreak="0">
+    <w:multiLevelType w:val="hybridMultilevel"/>
+    <w:lvl w:ilvl="0" w15:tentative="1">
+      <w:start w:val="1"/>
+      <w:numFmt w:val="decimal"/>
+      <w:lvlText w:val="%1."/>
+      <w:lvlJc w:val="start"/>
+      <w:pPr>
+        <w:ind w:left="460" w:hanging="260"/>
+      </w:pPr>
+    </w:lvl>
+  </w:abstractNum>
+  <w:abstractNum w:abstractNumId="6" w15:restartNumberingAfterBreak="0">
+    <w:multiLevelType w:val="hybridMultilevel"/>
+    <w:lvl w:ilvl="0" w15:tentative="1">
+      <w:start w:val="1"/>
+      <w:numFmt w:val="decimal"/>
+      <w:lvlText w:val="%1."/>
+      <w:lvlJc w:val="start"/>
+      <w:pPr>
+        <w:ind w:left="460" w:hanging="260"/>
+      </w:pPr>
+    </w:lvl>
+  </w:abstractNum>
   <w:num w:numId="1">
     <w:abstractNumId w:val="1"/>
     <w:lvlOverride w:ilvl="0">
@@ -2409,7 +3508,11 @@
         <w:szCs w:val="22"/>
       </w:rPr>
     </w:rPrDefault>
-    <w:pPrDefault/>
+    <w:pPrDefault>
+      <w:pPr>
+        <w:spacing w:line="300"/>
+      </w:pPr>
+    </w:pPrDefault>
   </w:docDefaults>
   <w:style w:type="paragraph" w:styleId="Title">
     <w:name w:val="Title"/>

--- a/public/downloads/research-project-picture-cards.docx
+++ b/public/downloads/research-project-picture-cards.docx
@@ -2743,20 +2743,20 @@
                 <w:sz w:val="30"/>
                 <w:szCs w:val="30"/>
               </w:rPr>
-              <w:t xml:space="preserve">rehearse</w:t>
-            </w:r>
-          </w:p>
-          <w:p>
-            <w:pPr>
-              <w:spacing w:after="200"/>
-            </w:pPr>
-            <w:r>
-              <w:rPr>
-                <w:color w:val="5A6473"/>
-                <w:sz w:val="18"/>
-                <w:szCs w:val="18"/>
-              </w:rPr>
-              <w:t xml:space="preserve">to practise the whole thing before you do it for real</w:t>
+              <w:t xml:space="preserve">finding</w:t>
+            </w:r>
+          </w:p>
+          <w:p>
+            <w:pPr>
+              <w:spacing w:after="200"/>
+            </w:pPr>
+            <w:r>
+              <w:rPr>
+                <w:color w:val="5A6473"/>
+                <w:sz w:val="18"/>
+                <w:szCs w:val="18"/>
+              </w:rPr>
+              <w:t xml:space="preserve">what our evidence says — a report of what we found</w:t>
             </w:r>
           </w:p>
           <w:p>
@@ -2800,71 +2800,71 @@
                 <w:sz w:val="30"/>
                 <w:szCs w:val="30"/>
               </w:rPr>
-              <w:t xml:space="preserve">consent</w:t>
-            </w:r>
-          </w:p>
-          <w:p>
-            <w:pPr>
-              <w:spacing w:after="200"/>
-            </w:pPr>
-            <w:r>
-              <w:rPr>
-                <w:color w:val="5A6473"/>
-                <w:sz w:val="18"/>
-                <w:szCs w:val="18"/>
-              </w:rPr>
-              <w:t xml:space="preserve">the person says yes, freely, before we ask them anything</w:t>
-            </w:r>
-          </w:p>
-          <w:p>
-            <w:r>
-              <w:rPr>
-                <w:i/>
-                <w:iCs/>
-                <w:color w:val="B9B3A6"/>
-                <w:sz w:val="14"/>
-                <w:szCs w:val="14"/>
-              </w:rPr>
-              <w:t xml:space="preserve">(draw it here)</w:t>
-            </w:r>
-          </w:p>
-        </w:tc>
-        <w:tc>
-          <w:tcPr>
-            <w:tcW w:type="dxa" w:w="4535"/>
-            <w:tcMar>
-              <w:top w:type="dxa" w:w="120"/>
-              <w:left w:type="dxa" w:w="160"/>
-              <w:bottom w:type="dxa" w:w="120"/>
-              <w:right w:type="dxa" w:w="160"/>
-            </w:tcMar>
-          </w:tcPr>
-          <w:p>
-            <w:pPr>
-              <w:spacing w:after="40"/>
-            </w:pPr>
-            <w:r>
-              <w:rPr>
-                <w:b/>
-                <w:bCs/>
-                <w:color w:val="1F3A5F"/>
-                <w:sz w:val="30"/>
-                <w:szCs w:val="30"/>
-              </w:rPr>
-              <w:t xml:space="preserve">refuse</w:t>
-            </w:r>
-          </w:p>
-          <w:p>
-            <w:pPr>
-              <w:spacing w:after="200"/>
-            </w:pPr>
-            <w:r>
-              <w:rPr>
-                <w:color w:val="5A6473"/>
-                <w:sz w:val="18"/>
-                <w:szCs w:val="18"/>
-              </w:rPr>
-              <w:t xml:space="preserve">when someone says no — and that is always allowed</w:t>
+              <w:t xml:space="preserve">insight</w:t>
+            </w:r>
+          </w:p>
+          <w:p>
+            <w:pPr>
+              <w:spacing w:after="200"/>
+            </w:pPr>
+            <w:r>
+              <w:rPr>
+                <w:color w:val="5A6473"/>
+                <w:sz w:val="18"/>
+                <w:szCs w:val="18"/>
+              </w:rPr>
+              <w:t xml:space="preserve">what our evidence MEANS, and why it matters</w:t>
+            </w:r>
+          </w:p>
+          <w:p>
+            <w:r>
+              <w:rPr>
+                <w:i/>
+                <w:iCs/>
+                <w:color w:val="B9B3A6"/>
+                <w:sz w:val="14"/>
+                <w:szCs w:val="14"/>
+              </w:rPr>
+              <w:t xml:space="preserve">(draw it here)</w:t>
+            </w:r>
+          </w:p>
+        </w:tc>
+        <w:tc>
+          <w:tcPr>
+            <w:tcW w:type="dxa" w:w="4535"/>
+            <w:tcMar>
+              <w:top w:type="dxa" w:w="120"/>
+              <w:left w:type="dxa" w:w="160"/>
+              <w:bottom w:type="dxa" w:w="120"/>
+              <w:right w:type="dxa" w:w="160"/>
+            </w:tcMar>
+          </w:tcPr>
+          <w:p>
+            <w:pPr>
+              <w:spacing w:after="40"/>
+            </w:pPr>
+            <w:r>
+              <w:rPr>
+                <w:b/>
+                <w:bCs/>
+                <w:color w:val="1F3A5F"/>
+                <w:sz w:val="30"/>
+                <w:szCs w:val="30"/>
+              </w:rPr>
+              <w:t xml:space="preserve">opinion</w:t>
+            </w:r>
+          </w:p>
+          <w:p>
+            <w:pPr>
+              <w:spacing w:after="200"/>
+            </w:pPr>
+            <w:r>
+              <w:rPr>
+                <w:color w:val="5A6473"/>
+                <w:sz w:val="18"/>
+                <w:szCs w:val="18"/>
+              </w:rPr>
+              <w:t xml:space="preserve">what someone thinks, without evidence for it</w:t>
             </w:r>
           </w:p>
           <w:p>
@@ -2908,71 +2908,71 @@
                 <w:sz w:val="30"/>
                 <w:szCs w:val="30"/>
               </w:rPr>
-              <w:t xml:space="preserve">permission</w:t>
-            </w:r>
-          </w:p>
-          <w:p>
-            <w:pPr>
-              <w:spacing w:after="200"/>
-            </w:pPr>
-            <w:r>
-              <w:rPr>
-                <w:color w:val="5A6473"/>
-                <w:sz w:val="18"/>
-                <w:szCs w:val="18"/>
-              </w:rPr>
-              <w:t xml:space="preserve">asking someone first, and waiting for their answer</w:t>
-            </w:r>
-          </w:p>
-          <w:p>
-            <w:r>
-              <w:rPr>
-                <w:i/>
-                <w:iCs/>
-                <w:color w:val="B9B3A6"/>
-                <w:sz w:val="14"/>
-                <w:szCs w:val="14"/>
-              </w:rPr>
-              <w:t xml:space="preserve">(draw it here)</w:t>
-            </w:r>
-          </w:p>
-        </w:tc>
-        <w:tc>
-          <w:tcPr>
-            <w:tcW w:type="dxa" w:w="4535"/>
-            <w:tcMar>
-              <w:top w:type="dxa" w:w="120"/>
-              <w:left w:type="dxa" w:w="160"/>
-              <w:bottom w:type="dxa" w:w="120"/>
-              <w:right w:type="dxa" w:w="160"/>
-            </w:tcMar>
-          </w:tcPr>
-          <w:p>
-            <w:pPr>
-              <w:spacing w:after="40"/>
-            </w:pPr>
-            <w:r>
-              <w:rPr>
-                <w:b/>
-                <w:bCs/>
-                <w:color w:val="1F3A5F"/>
-                <w:sz w:val="30"/>
-                <w:szCs w:val="30"/>
-              </w:rPr>
-              <w:t xml:space="preserve">fair</w:t>
-            </w:r>
-          </w:p>
-          <w:p>
-            <w:pPr>
-              <w:spacing w:after="200"/>
-            </w:pPr>
-            <w:r>
-              <w:rPr>
-                <w:color w:val="5A6473"/>
-                <w:sz w:val="18"/>
-                <w:szCs w:val="18"/>
-              </w:rPr>
-              <w:t xml:space="preserve">writing down what people really said, not what we hoped</w:t>
+              <w:t xml:space="preserve">overclaim</w:t>
+            </w:r>
+          </w:p>
+          <w:p>
+            <w:pPr>
+              <w:spacing w:after="200"/>
+            </w:pPr>
+            <w:r>
+              <w:rPr>
+                <w:color w:val="5A6473"/>
+                <w:sz w:val="18"/>
+                <w:szCs w:val="18"/>
+              </w:rPr>
+              <w:t xml:space="preserve">to say we know more than our evidence really shows</w:t>
+            </w:r>
+          </w:p>
+          <w:p>
+            <w:r>
+              <w:rPr>
+                <w:i/>
+                <w:iCs/>
+                <w:color w:val="B9B3A6"/>
+                <w:sz w:val="14"/>
+                <w:szCs w:val="14"/>
+              </w:rPr>
+              <w:t xml:space="preserve">(draw it here)</w:t>
+            </w:r>
+          </w:p>
+        </w:tc>
+        <w:tc>
+          <w:tcPr>
+            <w:tcW w:type="dxa" w:w="4535"/>
+            <w:tcMar>
+              <w:top w:type="dxa" w:w="120"/>
+              <w:left w:type="dxa" w:w="160"/>
+              <w:bottom w:type="dxa" w:w="120"/>
+              <w:right w:type="dxa" w:w="160"/>
+            </w:tcMar>
+          </w:tcPr>
+          <w:p>
+            <w:pPr>
+              <w:spacing w:after="40"/>
+            </w:pPr>
+            <w:r>
+              <w:rPr>
+                <w:b/>
+                <w:bCs/>
+                <w:color w:val="1F3A5F"/>
+                <w:sz w:val="30"/>
+                <w:szCs w:val="30"/>
+              </w:rPr>
+              <w:t xml:space="preserve">power</w:t>
+            </w:r>
+          </w:p>
+          <w:p>
+            <w:pPr>
+              <w:spacing w:after="200"/>
+            </w:pPr>
+            <w:r>
+              <w:rPr>
+                <w:color w:val="5A6473"/>
+                <w:sz w:val="18"/>
+                <w:szCs w:val="18"/>
+              </w:rPr>
+              <w:t xml:space="preserve">being able to make something better or worse</w:t>
             </w:r>
           </w:p>
           <w:p>
@@ -3016,6 +3016,705 @@
                 <w:sz w:val="30"/>
                 <w:szCs w:val="30"/>
               </w:rPr>
+              <w:t xml:space="preserve">belief</w:t>
+            </w:r>
+          </w:p>
+          <w:p>
+            <w:pPr>
+              <w:spacing w:after="200"/>
+            </w:pPr>
+            <w:r>
+              <w:rPr>
+                <w:color w:val="5A6473"/>
+                <w:sz w:val="18"/>
+                <w:szCs w:val="18"/>
+              </w:rPr>
+              <w:t xml:space="preserve">something a person thinks is true, which changes what they do</w:t>
+            </w:r>
+          </w:p>
+          <w:p>
+            <w:r>
+              <w:rPr>
+                <w:i/>
+                <w:iCs/>
+                <w:color w:val="B9B3A6"/>
+                <w:sz w:val="14"/>
+                <w:szCs w:val="14"/>
+              </w:rPr>
+              <w:t xml:space="preserve">(draw it here)</w:t>
+            </w:r>
+          </w:p>
+        </w:tc>
+        <w:tc>
+          <w:tcPr>
+            <w:tcW w:type="dxa" w:w="4535"/>
+            <w:tcMar>
+              <w:top w:type="dxa" w:w="120"/>
+              <w:left w:type="dxa" w:w="160"/>
+              <w:bottom w:type="dxa" w:w="120"/>
+              <w:right w:type="dxa" w:w="160"/>
+            </w:tcMar>
+          </w:tcPr>
+          <w:p>
+            <w:pPr>
+              <w:spacing w:after="40"/>
+            </w:pPr>
+            <w:r>
+              <w:rPr>
+                <w:b/>
+                <w:bCs/>
+                <w:color w:val="1F3A5F"/>
+                <w:sz w:val="30"/>
+                <w:szCs w:val="30"/>
+              </w:rPr>
+              <w:t xml:space="preserve">system</w:t>
+            </w:r>
+          </w:p>
+          <w:p>
+            <w:pPr>
+              <w:spacing w:after="200"/>
+            </w:pPr>
+            <w:r>
+              <w:rPr>
+                <w:color w:val="5A6473"/>
+                <w:sz w:val="18"/>
+                <w:szCs w:val="18"/>
+              </w:rPr>
+              <w:t xml:space="preserve">the people, things and beliefs that are all connected to one problem</w:t>
+            </w:r>
+          </w:p>
+          <w:p>
+            <w:r>
+              <w:rPr>
+                <w:i/>
+                <w:iCs/>
+                <w:color w:val="B9B3A6"/>
+                <w:sz w:val="14"/>
+                <w:szCs w:val="14"/>
+              </w:rPr>
+              <w:t xml:space="preserve">(draw it here)</w:t>
+            </w:r>
+          </w:p>
+        </w:tc>
+      </w:tr>
+      <w:tr>
+        <w:trPr>
+          <w:cantSplit/>
+          <w:trHeight w:val="2600" w:hRule="atLeast"/>
+        </w:trPr>
+        <w:tc>
+          <w:tcPr>
+            <w:tcW w:type="dxa" w:w="4535"/>
+            <w:tcMar>
+              <w:top w:type="dxa" w:w="120"/>
+              <w:left w:type="dxa" w:w="160"/>
+              <w:bottom w:type="dxa" w:w="120"/>
+              <w:right w:type="dxa" w:w="160"/>
+            </w:tcMar>
+          </w:tcPr>
+          <w:p>
+            <w:pPr>
+              <w:spacing w:after="40"/>
+            </w:pPr>
+            <w:r>
+              <w:rPr>
+                <w:b/>
+                <w:bCs/>
+                <w:color w:val="1F3A5F"/>
+                <w:sz w:val="30"/>
+                <w:szCs w:val="30"/>
+              </w:rPr>
+              <w:t xml:space="preserve">rehearse</w:t>
+            </w:r>
+          </w:p>
+          <w:p>
+            <w:pPr>
+              <w:spacing w:after="200"/>
+            </w:pPr>
+            <w:r>
+              <w:rPr>
+                <w:color w:val="5A6473"/>
+                <w:sz w:val="18"/>
+                <w:szCs w:val="18"/>
+              </w:rPr>
+              <w:t xml:space="preserve">to practise the whole thing before you do it for real</w:t>
+            </w:r>
+          </w:p>
+          <w:p>
+            <w:r>
+              <w:rPr>
+                <w:i/>
+                <w:iCs/>
+                <w:color w:val="B9B3A6"/>
+                <w:sz w:val="14"/>
+                <w:szCs w:val="14"/>
+              </w:rPr>
+              <w:t xml:space="preserve">(draw it here)</w:t>
+            </w:r>
+          </w:p>
+        </w:tc>
+        <w:tc>
+          <w:tcPr>
+            <w:tcW w:type="dxa" w:w="4535"/>
+            <w:tcMar>
+              <w:top w:type="dxa" w:w="120"/>
+              <w:left w:type="dxa" w:w="160"/>
+              <w:bottom w:type="dxa" w:w="120"/>
+              <w:right w:type="dxa" w:w="160"/>
+            </w:tcMar>
+          </w:tcPr>
+          <w:p>
+            <w:pPr>
+              <w:spacing w:after="40"/>
+            </w:pPr>
+            <w:r>
+              <w:rPr>
+                <w:b/>
+                <w:bCs/>
+                <w:color w:val="1F3A5F"/>
+                <w:sz w:val="30"/>
+                <w:szCs w:val="30"/>
+              </w:rPr>
+              <w:t xml:space="preserve">consent</w:t>
+            </w:r>
+          </w:p>
+          <w:p>
+            <w:pPr>
+              <w:spacing w:after="200"/>
+            </w:pPr>
+            <w:r>
+              <w:rPr>
+                <w:color w:val="5A6473"/>
+                <w:sz w:val="18"/>
+                <w:szCs w:val="18"/>
+              </w:rPr>
+              <w:t xml:space="preserve">the person says yes, freely, before we ask them anything</w:t>
+            </w:r>
+          </w:p>
+          <w:p>
+            <w:r>
+              <w:rPr>
+                <w:i/>
+                <w:iCs/>
+                <w:color w:val="B9B3A6"/>
+                <w:sz w:val="14"/>
+                <w:szCs w:val="14"/>
+              </w:rPr>
+              <w:t xml:space="preserve">(draw it here)</w:t>
+            </w:r>
+          </w:p>
+        </w:tc>
+      </w:tr>
+      <w:tr>
+        <w:trPr>
+          <w:cantSplit/>
+          <w:trHeight w:val="2600" w:hRule="atLeast"/>
+        </w:trPr>
+        <w:tc>
+          <w:tcPr>
+            <w:tcW w:type="dxa" w:w="4535"/>
+            <w:tcMar>
+              <w:top w:type="dxa" w:w="120"/>
+              <w:left w:type="dxa" w:w="160"/>
+              <w:bottom w:type="dxa" w:w="120"/>
+              <w:right w:type="dxa" w:w="160"/>
+            </w:tcMar>
+          </w:tcPr>
+          <w:p>
+            <w:pPr>
+              <w:spacing w:after="40"/>
+            </w:pPr>
+            <w:r>
+              <w:rPr>
+                <w:b/>
+                <w:bCs/>
+                <w:color w:val="1F3A5F"/>
+                <w:sz w:val="30"/>
+                <w:szCs w:val="30"/>
+              </w:rPr>
+              <w:t xml:space="preserve">refuse</w:t>
+            </w:r>
+          </w:p>
+          <w:p>
+            <w:pPr>
+              <w:spacing w:after="200"/>
+            </w:pPr>
+            <w:r>
+              <w:rPr>
+                <w:color w:val="5A6473"/>
+                <w:sz w:val="18"/>
+                <w:szCs w:val="18"/>
+              </w:rPr>
+              <w:t xml:space="preserve">when someone says no — and that is always allowed</w:t>
+            </w:r>
+          </w:p>
+          <w:p>
+            <w:r>
+              <w:rPr>
+                <w:i/>
+                <w:iCs/>
+                <w:color w:val="B9B3A6"/>
+                <w:sz w:val="14"/>
+                <w:szCs w:val="14"/>
+              </w:rPr>
+              <w:t xml:space="preserve">(draw it here)</w:t>
+            </w:r>
+          </w:p>
+        </w:tc>
+        <w:tc>
+          <w:tcPr>
+            <w:tcW w:type="dxa" w:w="4535"/>
+            <w:tcMar>
+              <w:top w:type="dxa" w:w="120"/>
+              <w:left w:type="dxa" w:w="160"/>
+              <w:bottom w:type="dxa" w:w="120"/>
+              <w:right w:type="dxa" w:w="160"/>
+            </w:tcMar>
+          </w:tcPr>
+          <w:p>
+            <w:pPr>
+              <w:spacing w:after="40"/>
+            </w:pPr>
+            <w:r>
+              <w:rPr>
+                <w:b/>
+                <w:bCs/>
+                <w:color w:val="1F3A5F"/>
+                <w:sz w:val="30"/>
+                <w:szCs w:val="30"/>
+              </w:rPr>
+              <w:t xml:space="preserve">root cause</w:t>
+            </w:r>
+          </w:p>
+          <w:p>
+            <w:pPr>
+              <w:spacing w:after="200"/>
+            </w:pPr>
+            <w:r>
+              <w:rPr>
+                <w:color w:val="5A6473"/>
+                <w:sz w:val="18"/>
+                <w:szCs w:val="18"/>
+              </w:rPr>
+              <w:t xml:space="preserve">the problem underneath the problem — the one that makes it keep coming back</w:t>
+            </w:r>
+          </w:p>
+          <w:p>
+            <w:r>
+              <w:rPr>
+                <w:i/>
+                <w:iCs/>
+                <w:color w:val="B9B3A6"/>
+                <w:sz w:val="14"/>
+                <w:szCs w:val="14"/>
+              </w:rPr>
+              <w:t xml:space="preserve">(draw it here)</w:t>
+            </w:r>
+          </w:p>
+        </w:tc>
+      </w:tr>
+      <w:tr>
+        <w:trPr>
+          <w:cantSplit/>
+          <w:trHeight w:val="2600" w:hRule="atLeast"/>
+        </w:trPr>
+        <w:tc>
+          <w:tcPr>
+            <w:tcW w:type="dxa" w:w="4535"/>
+            <w:tcMar>
+              <w:top w:type="dxa" w:w="120"/>
+              <w:left w:type="dxa" w:w="160"/>
+              <w:bottom w:type="dxa" w:w="120"/>
+              <w:right w:type="dxa" w:w="160"/>
+            </w:tcMar>
+          </w:tcPr>
+          <w:p>
+            <w:pPr>
+              <w:spacing w:after="40"/>
+            </w:pPr>
+            <w:r>
+              <w:rPr>
+                <w:b/>
+                <w:bCs/>
+                <w:color w:val="1F3A5F"/>
+                <w:sz w:val="30"/>
+                <w:szCs w:val="30"/>
+              </w:rPr>
+              <w:t xml:space="preserve">symptom</w:t>
+            </w:r>
+          </w:p>
+          <w:p>
+            <w:pPr>
+              <w:spacing w:after="200"/>
+            </w:pPr>
+            <w:r>
+              <w:rPr>
+                <w:color w:val="5A6473"/>
+                <w:sz w:val="18"/>
+                <w:szCs w:val="18"/>
+              </w:rPr>
+              <w:t xml:space="preserve">the part of a problem we can see, on the surface</w:t>
+            </w:r>
+          </w:p>
+          <w:p>
+            <w:r>
+              <w:rPr>
+                <w:i/>
+                <w:iCs/>
+                <w:color w:val="B9B3A6"/>
+                <w:sz w:val="14"/>
+                <w:szCs w:val="14"/>
+              </w:rPr>
+              <w:t xml:space="preserve">(draw it here)</w:t>
+            </w:r>
+          </w:p>
+        </w:tc>
+        <w:tc>
+          <w:tcPr>
+            <w:tcW w:type="dxa" w:w="4535"/>
+            <w:tcMar>
+              <w:top w:type="dxa" w:w="120"/>
+              <w:left w:type="dxa" w:w="160"/>
+              <w:bottom w:type="dxa" w:w="120"/>
+              <w:right w:type="dxa" w:w="160"/>
+            </w:tcMar>
+          </w:tcPr>
+          <w:p>
+            <w:pPr>
+              <w:spacing w:after="40"/>
+            </w:pPr>
+            <w:r>
+              <w:rPr>
+                <w:b/>
+                <w:bCs/>
+                <w:color w:val="1F3A5F"/>
+                <w:sz w:val="30"/>
+                <w:szCs w:val="30"/>
+              </w:rPr>
+              <w:t xml:space="preserve">chain</w:t>
+            </w:r>
+          </w:p>
+          <w:p>
+            <w:pPr>
+              <w:spacing w:after="200"/>
+            </w:pPr>
+            <w:r>
+              <w:rPr>
+                <w:color w:val="5A6473"/>
+                <w:sz w:val="18"/>
+                <w:szCs w:val="18"/>
+              </w:rPr>
+              <w:t xml:space="preserve">the line of causes, each one underneath the last</w:t>
+            </w:r>
+          </w:p>
+          <w:p>
+            <w:r>
+              <w:rPr>
+                <w:i/>
+                <w:iCs/>
+                <w:color w:val="B9B3A6"/>
+                <w:sz w:val="14"/>
+                <w:szCs w:val="14"/>
+              </w:rPr>
+              <w:t xml:space="preserve">(draw it here)</w:t>
+            </w:r>
+          </w:p>
+        </w:tc>
+      </w:tr>
+      <w:tr>
+        <w:trPr>
+          <w:cantSplit/>
+          <w:trHeight w:val="2600" w:hRule="atLeast"/>
+        </w:trPr>
+        <w:tc>
+          <w:tcPr>
+            <w:tcW w:type="dxa" w:w="4535"/>
+            <w:tcMar>
+              <w:top w:type="dxa" w:w="120"/>
+              <w:left w:type="dxa" w:w="160"/>
+              <w:bottom w:type="dxa" w:w="120"/>
+              <w:right w:type="dxa" w:w="160"/>
+            </w:tcMar>
+          </w:tcPr>
+          <w:p>
+            <w:pPr>
+              <w:spacing w:after="40"/>
+            </w:pPr>
+            <w:r>
+              <w:rPr>
+                <w:b/>
+                <w:bCs/>
+                <w:color w:val="1F3A5F"/>
+                <w:sz w:val="30"/>
+                <w:szCs w:val="30"/>
+              </w:rPr>
+              <w:t xml:space="preserve">theme</w:t>
+            </w:r>
+          </w:p>
+          <w:p>
+            <w:pPr>
+              <w:spacing w:after="200"/>
+            </w:pPr>
+            <w:r>
+              <w:rPr>
+                <w:color w:val="5A6473"/>
+                <w:sz w:val="18"/>
+                <w:szCs w:val="18"/>
+              </w:rPr>
+              <w:t xml:space="preserve">something that came up more than once, from more than one person</w:t>
+            </w:r>
+          </w:p>
+          <w:p>
+            <w:r>
+              <w:rPr>
+                <w:i/>
+                <w:iCs/>
+                <w:color w:val="B9B3A6"/>
+                <w:sz w:val="14"/>
+                <w:szCs w:val="14"/>
+              </w:rPr>
+              <w:t xml:space="preserve">(draw it here)</w:t>
+            </w:r>
+          </w:p>
+        </w:tc>
+        <w:tc>
+          <w:tcPr>
+            <w:tcW w:type="dxa" w:w="4535"/>
+            <w:tcMar>
+              <w:top w:type="dxa" w:w="120"/>
+              <w:left w:type="dxa" w:w="160"/>
+              <w:bottom w:type="dxa" w:w="120"/>
+              <w:right w:type="dxa" w:w="160"/>
+            </w:tcMar>
+          </w:tcPr>
+          <w:p>
+            <w:pPr>
+              <w:spacing w:after="40"/>
+            </w:pPr>
+            <w:r>
+              <w:rPr>
+                <w:b/>
+                <w:bCs/>
+                <w:color w:val="1F3A5F"/>
+                <w:sz w:val="30"/>
+                <w:szCs w:val="30"/>
+              </w:rPr>
+              <w:t xml:space="preserve">pattern</w:t>
+            </w:r>
+          </w:p>
+          <w:p>
+            <w:pPr>
+              <w:spacing w:after="200"/>
+            </w:pPr>
+            <w:r>
+              <w:rPr>
+                <w:color w:val="5A6473"/>
+                <w:sz w:val="18"/>
+                <w:szCs w:val="18"/>
+              </w:rPr>
+              <w:t xml:space="preserve">something that keeps happening, or keeps being said</w:t>
+            </w:r>
+          </w:p>
+          <w:p>
+            <w:r>
+              <w:rPr>
+                <w:i/>
+                <w:iCs/>
+                <w:color w:val="B9B3A6"/>
+                <w:sz w:val="14"/>
+                <w:szCs w:val="14"/>
+              </w:rPr>
+              <w:t xml:space="preserve">(draw it here)</w:t>
+            </w:r>
+          </w:p>
+        </w:tc>
+      </w:tr>
+      <w:tr>
+        <w:trPr>
+          <w:cantSplit/>
+          <w:trHeight w:val="2600" w:hRule="atLeast"/>
+        </w:trPr>
+        <w:tc>
+          <w:tcPr>
+            <w:tcW w:type="dxa" w:w="4535"/>
+            <w:tcMar>
+              <w:top w:type="dxa" w:w="120"/>
+              <w:left w:type="dxa" w:w="160"/>
+              <w:bottom w:type="dxa" w:w="120"/>
+              <w:right w:type="dxa" w:w="160"/>
+            </w:tcMar>
+          </w:tcPr>
+          <w:p>
+            <w:pPr>
+              <w:spacing w:after="40"/>
+            </w:pPr>
+            <w:r>
+              <w:rPr>
+                <w:b/>
+                <w:bCs/>
+                <w:color w:val="1F3A5F"/>
+                <w:sz w:val="30"/>
+                <w:szCs w:val="30"/>
+              </w:rPr>
+              <w:t xml:space="preserve">sort</w:t>
+            </w:r>
+          </w:p>
+          <w:p>
+            <w:pPr>
+              <w:spacing w:after="200"/>
+            </w:pPr>
+            <w:r>
+              <w:rPr>
+                <w:color w:val="5A6473"/>
+                <w:sz w:val="18"/>
+                <w:szCs w:val="18"/>
+              </w:rPr>
+              <w:t xml:space="preserve">to put things into groups so we can see what they have in common</w:t>
+            </w:r>
+          </w:p>
+          <w:p>
+            <w:r>
+              <w:rPr>
+                <w:i/>
+                <w:iCs/>
+                <w:color w:val="B9B3A6"/>
+                <w:sz w:val="14"/>
+                <w:szCs w:val="14"/>
+              </w:rPr>
+              <w:t xml:space="preserve">(draw it here)</w:t>
+            </w:r>
+          </w:p>
+        </w:tc>
+        <w:tc>
+          <w:tcPr>
+            <w:tcW w:type="dxa" w:w="4535"/>
+            <w:tcMar>
+              <w:top w:type="dxa" w:w="120"/>
+              <w:left w:type="dxa" w:w="160"/>
+              <w:bottom w:type="dxa" w:w="120"/>
+              <w:right w:type="dxa" w:w="160"/>
+            </w:tcMar>
+          </w:tcPr>
+          <w:p>
+            <w:pPr>
+              <w:spacing w:after="40"/>
+            </w:pPr>
+            <w:r>
+              <w:rPr>
+                <w:b/>
+                <w:bCs/>
+                <w:color w:val="1F3A5F"/>
+                <w:sz w:val="30"/>
+                <w:szCs w:val="30"/>
+              </w:rPr>
+              <w:t xml:space="preserve">permission</w:t>
+            </w:r>
+          </w:p>
+          <w:p>
+            <w:pPr>
+              <w:spacing w:after="200"/>
+            </w:pPr>
+            <w:r>
+              <w:rPr>
+                <w:color w:val="5A6473"/>
+                <w:sz w:val="18"/>
+                <w:szCs w:val="18"/>
+              </w:rPr>
+              <w:t xml:space="preserve">asking someone first, and waiting for their answer</w:t>
+            </w:r>
+          </w:p>
+          <w:p>
+            <w:r>
+              <w:rPr>
+                <w:i/>
+                <w:iCs/>
+                <w:color w:val="B9B3A6"/>
+                <w:sz w:val="14"/>
+                <w:szCs w:val="14"/>
+              </w:rPr>
+              <w:t xml:space="preserve">(draw it here)</w:t>
+            </w:r>
+          </w:p>
+        </w:tc>
+      </w:tr>
+      <w:tr>
+        <w:trPr>
+          <w:cantSplit/>
+          <w:trHeight w:val="2600" w:hRule="atLeast"/>
+        </w:trPr>
+        <w:tc>
+          <w:tcPr>
+            <w:tcW w:type="dxa" w:w="4535"/>
+            <w:tcMar>
+              <w:top w:type="dxa" w:w="120"/>
+              <w:left w:type="dxa" w:w="160"/>
+              <w:bottom w:type="dxa" w:w="120"/>
+              <w:right w:type="dxa" w:w="160"/>
+            </w:tcMar>
+          </w:tcPr>
+          <w:p>
+            <w:pPr>
+              <w:spacing w:after="40"/>
+            </w:pPr>
+            <w:r>
+              <w:rPr>
+                <w:b/>
+                <w:bCs/>
+                <w:color w:val="1F3A5F"/>
+                <w:sz w:val="30"/>
+                <w:szCs w:val="30"/>
+              </w:rPr>
+              <w:t xml:space="preserve">fair</w:t>
+            </w:r>
+          </w:p>
+          <w:p>
+            <w:pPr>
+              <w:spacing w:after="200"/>
+            </w:pPr>
+            <w:r>
+              <w:rPr>
+                <w:color w:val="5A6473"/>
+                <w:sz w:val="18"/>
+                <w:szCs w:val="18"/>
+              </w:rPr>
+              <w:t xml:space="preserve">writing down what people really said, not what we hoped</w:t>
+            </w:r>
+          </w:p>
+          <w:p>
+            <w:r>
+              <w:rPr>
+                <w:i/>
+                <w:iCs/>
+                <w:color w:val="B9B3A6"/>
+                <w:sz w:val="14"/>
+                <w:szCs w:val="14"/>
+              </w:rPr>
+              <w:t xml:space="preserve">(draw it here)</w:t>
+            </w:r>
+          </w:p>
+        </w:tc>
+        <w:tc>
+          <w:tcPr>
+            <w:tcW w:type="dxa" w:w="4535"/>
+            <w:tcMar>
+              <w:top w:type="dxa" w:w="120"/>
+              <w:left w:type="dxa" w:w="160"/>
+              <w:bottom w:type="dxa" w:w="120"/>
+              <w:right w:type="dxa" w:w="160"/>
+            </w:tcMar>
+          </w:tcPr>
+          <w:p>
+            <w:pPr>
+              <w:spacing w:after="40"/>
+            </w:pPr>
+            <w:r>
+              <w:rPr>
+                <w:b/>
+                <w:bCs/>
+                <w:color w:val="1F3A5F"/>
+                <w:sz w:val="30"/>
+                <w:szCs w:val="30"/>
+              </w:rPr>
               <w:t xml:space="preserve">safe</w:t>
             </w:r>
           </w:p>
@@ -3030,6 +3729,171 @@
                 <w:szCs w:val="18"/>
               </w:rPr>
               <w:t xml:space="preserve">no one is put in danger, or made to feel bad, by our questions</w:t>
+            </w:r>
+          </w:p>
+          <w:p>
+            <w:r>
+              <w:rPr>
+                <w:i/>
+                <w:iCs/>
+                <w:color w:val="B9B3A6"/>
+                <w:sz w:val="14"/>
+                <w:szCs w:val="14"/>
+              </w:rPr>
+              <w:t xml:space="preserve">(draw it here)</w:t>
+            </w:r>
+          </w:p>
+        </w:tc>
+      </w:tr>
+      <w:tr>
+        <w:trPr>
+          <w:cantSplit/>
+          <w:trHeight w:val="2600" w:hRule="atLeast"/>
+        </w:trPr>
+        <w:tc>
+          <w:tcPr>
+            <w:tcW w:type="dxa" w:w="4535"/>
+            <w:tcMar>
+              <w:top w:type="dxa" w:w="120"/>
+              <w:left w:type="dxa" w:w="160"/>
+              <w:bottom w:type="dxa" w:w="120"/>
+              <w:right w:type="dxa" w:w="160"/>
+            </w:tcMar>
+          </w:tcPr>
+          <w:p>
+            <w:pPr>
+              <w:spacing w:after="40"/>
+            </w:pPr>
+            <w:r>
+              <w:rPr>
+                <w:b/>
+                <w:bCs/>
+                <w:color w:val="1F3A5F"/>
+                <w:sz w:val="30"/>
+                <w:szCs w:val="30"/>
+              </w:rPr>
+              <w:t xml:space="preserve">weigh</w:t>
+            </w:r>
+          </w:p>
+          <w:p>
+            <w:pPr>
+              <w:spacing w:after="200"/>
+            </w:pPr>
+            <w:r>
+              <w:rPr>
+                <w:color w:val="5A6473"/>
+                <w:sz w:val="18"/>
+                <w:szCs w:val="18"/>
+              </w:rPr>
+              <w:t xml:space="preserve">to work out how much we can trust something, and how much to lean on it</w:t>
+            </w:r>
+          </w:p>
+          <w:p>
+            <w:r>
+              <w:rPr>
+                <w:i/>
+                <w:iCs/>
+                <w:color w:val="B9B3A6"/>
+                <w:sz w:val="14"/>
+                <w:szCs w:val="14"/>
+              </w:rPr>
+              <w:t xml:space="preserve">(draw it here)</w:t>
+            </w:r>
+          </w:p>
+        </w:tc>
+        <w:tc>
+          <w:tcPr>
+            <w:tcW w:type="dxa" w:w="4535"/>
+            <w:tcMar>
+              <w:top w:type="dxa" w:w="120"/>
+              <w:left w:type="dxa" w:w="160"/>
+              <w:bottom w:type="dxa" w:w="120"/>
+              <w:right w:type="dxa" w:w="160"/>
+            </w:tcMar>
+          </w:tcPr>
+          <w:p>
+            <w:pPr>
+              <w:spacing w:after="40"/>
+            </w:pPr>
+            <w:r>
+              <w:rPr>
+                <w:b/>
+                <w:bCs/>
+                <w:color w:val="1F3A5F"/>
+                <w:sz w:val="30"/>
+                <w:szCs w:val="30"/>
+              </w:rPr>
+              <w:t xml:space="preserve">source</w:t>
+            </w:r>
+          </w:p>
+          <w:p>
+            <w:pPr>
+              <w:spacing w:after="200"/>
+            </w:pPr>
+            <w:r>
+              <w:rPr>
+                <w:color w:val="5A6473"/>
+                <w:sz w:val="18"/>
+                <w:szCs w:val="18"/>
+              </w:rPr>
+              <w:t xml:space="preserve">anywhere our information comes from — a person, a book, a report, what we saw</w:t>
+            </w:r>
+          </w:p>
+          <w:p>
+            <w:r>
+              <w:rPr>
+                <w:i/>
+                <w:iCs/>
+                <w:color w:val="B9B3A6"/>
+                <w:sz w:val="14"/>
+                <w:szCs w:val="14"/>
+              </w:rPr>
+              <w:t xml:space="preserve">(draw it here)</w:t>
+            </w:r>
+          </w:p>
+        </w:tc>
+      </w:tr>
+      <w:tr>
+        <w:trPr>
+          <w:cantSplit/>
+          <w:trHeight w:val="2600" w:hRule="atLeast"/>
+        </w:trPr>
+        <w:tc>
+          <w:tcPr>
+            <w:tcW w:type="dxa" w:w="4535"/>
+            <w:tcMar>
+              <w:top w:type="dxa" w:w="120"/>
+              <w:left w:type="dxa" w:w="160"/>
+              <w:bottom w:type="dxa" w:w="120"/>
+              <w:right w:type="dxa" w:w="160"/>
+            </w:tcMar>
+          </w:tcPr>
+          <w:p>
+            <w:pPr>
+              <w:spacing w:after="40"/>
+            </w:pPr>
+            <w:r>
+              <w:rPr>
+                <w:b/>
+                <w:bCs/>
+                <w:color w:val="1F3A5F"/>
+                <w:sz w:val="30"/>
+                <w:szCs w:val="30"/>
+              </w:rPr>
+              <w:t xml:space="preserve">agree</w:t>
+            </w:r>
+          </w:p>
+          <w:p>
+            <w:pPr>
+              <w:spacing w:after="200"/>
+            </w:pPr>
+            <w:r>
+              <w:rPr>
+                <w:color w:val="5A6473"/>
+                <w:sz w:val="18"/>
+                <w:szCs w:val="18"/>
+              </w:rPr>
+              <w:t xml:space="preserve">when two different sources say the same thing</w:t>
             </w:r>
           </w:p>
           <w:p>

--- a/public/downloads/research-project-picture-cards.docx
+++ b/public/downloads/research-project-picture-cards.docx
@@ -2368,71 +2368,71 @@
                 <w:sz w:val="30"/>
                 <w:szCs w:val="30"/>
               </w:rPr>
-              <w:t xml:space="preserve">open question</w:t>
-            </w:r>
-          </w:p>
-          <w:p>
-            <w:pPr>
-              <w:spacing w:after="200"/>
-            </w:pPr>
-            <w:r>
-              <w:rPr>
-                <w:color w:val="5A6473"/>
-                <w:sz w:val="18"/>
-                <w:szCs w:val="18"/>
-              </w:rPr>
-              <w:t xml:space="preserve">a question that lets a person tell us a lot</w:t>
-            </w:r>
-          </w:p>
-          <w:p>
-            <w:r>
-              <w:rPr>
-                <w:i/>
-                <w:iCs/>
-                <w:color w:val="B9B3A6"/>
-                <w:sz w:val="14"/>
-                <w:szCs w:val="14"/>
-              </w:rPr>
-              <w:t xml:space="preserve">(draw it here)</w:t>
-            </w:r>
-          </w:p>
-        </w:tc>
-        <w:tc>
-          <w:tcPr>
-            <w:tcW w:type="dxa" w:w="4535"/>
-            <w:tcMar>
-              <w:top w:type="dxa" w:w="120"/>
-              <w:left w:type="dxa" w:w="160"/>
-              <w:bottom w:type="dxa" w:w="120"/>
-              <w:right w:type="dxa" w:w="160"/>
-            </w:tcMar>
-          </w:tcPr>
-          <w:p>
-            <w:pPr>
-              <w:spacing w:after="40"/>
-            </w:pPr>
-            <w:r>
-              <w:rPr>
-                <w:b/>
-                <w:bCs/>
-                <w:color w:val="1F3A5F"/>
-                <w:sz w:val="30"/>
-                <w:szCs w:val="30"/>
-              </w:rPr>
-              <w:t xml:space="preserve">closed question</w:t>
-            </w:r>
-          </w:p>
-          <w:p>
-            <w:pPr>
-              <w:spacing w:after="200"/>
-            </w:pPr>
-            <w:r>
-              <w:rPr>
-                <w:color w:val="5A6473"/>
-                <w:sz w:val="18"/>
-                <w:szCs w:val="18"/>
-              </w:rPr>
-              <w:t xml:space="preserve">a question answered with yes or no, or one word — good for counting</w:t>
+              <w:t xml:space="preserve">output</w:t>
+            </w:r>
+          </w:p>
+          <w:p>
+            <w:pPr>
+              <w:spacing w:after="200"/>
+            </w:pPr>
+            <w:r>
+              <w:rPr>
+                <w:color w:val="5A6473"/>
+                <w:sz w:val="18"/>
+                <w:szCs w:val="18"/>
+              </w:rPr>
+              <w:t xml:space="preserve">the thing you make to share what you found — a poster, a talk, a play</w:t>
+            </w:r>
+          </w:p>
+          <w:p>
+            <w:r>
+              <w:rPr>
+                <w:i/>
+                <w:iCs/>
+                <w:color w:val="B9B3A6"/>
+                <w:sz w:val="14"/>
+                <w:szCs w:val="14"/>
+              </w:rPr>
+              <w:t xml:space="preserve">(draw it here)</w:t>
+            </w:r>
+          </w:p>
+        </w:tc>
+        <w:tc>
+          <w:tcPr>
+            <w:tcW w:type="dxa" w:w="4535"/>
+            <w:tcMar>
+              <w:top w:type="dxa" w:w="120"/>
+              <w:left w:type="dxa" w:w="160"/>
+              <w:bottom w:type="dxa" w:w="120"/>
+              <w:right w:type="dxa" w:w="160"/>
+            </w:tcMar>
+          </w:tcPr>
+          <w:p>
+            <w:pPr>
+              <w:spacing w:after="40"/>
+            </w:pPr>
+            <w:r>
+              <w:rPr>
+                <w:b/>
+                <w:bCs/>
+                <w:color w:val="1F3A5F"/>
+                <w:sz w:val="30"/>
+                <w:szCs w:val="30"/>
+              </w:rPr>
+              <w:t xml:space="preserve">limit</w:t>
+            </w:r>
+          </w:p>
+          <w:p>
+            <w:pPr>
+              <w:spacing w:after="200"/>
+            </w:pPr>
+            <w:r>
+              <w:rPr>
+                <w:color w:val="5A6473"/>
+                <w:sz w:val="18"/>
+                <w:szCs w:val="18"/>
+              </w:rPr>
+              <w:t xml:space="preserve">what your research could not find out, said honestly</w:t>
             </w:r>
           </w:p>
           <w:p>
@@ -2476,71 +2476,71 @@
                 <w:sz w:val="30"/>
                 <w:szCs w:val="30"/>
               </w:rPr>
-              <w:t xml:space="preserve">leading question</w:t>
-            </w:r>
-          </w:p>
-          <w:p>
-            <w:pPr>
-              <w:spacing w:after="200"/>
-            </w:pPr>
-            <w:r>
-              <w:rPr>
-                <w:color w:val="5A6473"/>
-                <w:sz w:val="18"/>
-                <w:szCs w:val="18"/>
-              </w:rPr>
-              <w:t xml:space="preserve">a question that already says the answer we want</w:t>
-            </w:r>
-          </w:p>
-          <w:p>
-            <w:r>
-              <w:rPr>
-                <w:i/>
-                <w:iCs/>
-                <w:color w:val="B9B3A6"/>
-                <w:sz w:val="14"/>
-                <w:szCs w:val="14"/>
-              </w:rPr>
-              <w:t xml:space="preserve">(draw it here)</w:t>
-            </w:r>
-          </w:p>
-        </w:tc>
-        <w:tc>
-          <w:tcPr>
-            <w:tcW w:type="dxa" w:w="4535"/>
-            <w:tcMar>
-              <w:top w:type="dxa" w:w="120"/>
-              <w:left w:type="dxa" w:w="160"/>
-              <w:bottom w:type="dxa" w:w="120"/>
-              <w:right w:type="dxa" w:w="160"/>
-            </w:tcMar>
-          </w:tcPr>
-          <w:p>
-            <w:pPr>
-              <w:spacing w:after="40"/>
-            </w:pPr>
-            <w:r>
-              <w:rPr>
-                <w:b/>
-                <w:bCs/>
-                <w:color w:val="1F3A5F"/>
-                <w:sz w:val="30"/>
-                <w:szCs w:val="30"/>
-              </w:rPr>
-              <w:t xml:space="preserve">follow-up</w:t>
-            </w:r>
-          </w:p>
-          <w:p>
-            <w:pPr>
-              <w:spacing w:after="200"/>
-            </w:pPr>
-            <w:r>
-              <w:rPr>
-                <w:color w:val="5A6473"/>
-                <w:sz w:val="18"/>
-                <w:szCs w:val="18"/>
-              </w:rPr>
-              <w:t xml:space="preserve">what we say after the first answer, to hear more</w:t>
+              <w:t xml:space="preserve">overclaim</w:t>
+            </w:r>
+          </w:p>
+          <w:p>
+            <w:pPr>
+              <w:spacing w:after="200"/>
+            </w:pPr>
+            <w:r>
+              <w:rPr>
+                <w:color w:val="5A6473"/>
+                <w:sz w:val="18"/>
+                <w:szCs w:val="18"/>
+              </w:rPr>
+              <w:t xml:space="preserve">to say you know more than your evidence really shows</w:t>
+            </w:r>
+          </w:p>
+          <w:p>
+            <w:r>
+              <w:rPr>
+                <w:i/>
+                <w:iCs/>
+                <w:color w:val="B9B3A6"/>
+                <w:sz w:val="14"/>
+                <w:szCs w:val="14"/>
+              </w:rPr>
+              <w:t xml:space="preserve">(draw it here)</w:t>
+            </w:r>
+          </w:p>
+        </w:tc>
+        <w:tc>
+          <w:tcPr>
+            <w:tcW w:type="dxa" w:w="4535"/>
+            <w:tcMar>
+              <w:top w:type="dxa" w:w="120"/>
+              <w:left w:type="dxa" w:w="160"/>
+              <w:bottom w:type="dxa" w:w="120"/>
+              <w:right w:type="dxa" w:w="160"/>
+            </w:tcMar>
+          </w:tcPr>
+          <w:p>
+            <w:pPr>
+              <w:spacing w:after="40"/>
+            </w:pPr>
+            <w:r>
+              <w:rPr>
+                <w:b/>
+                <w:bCs/>
+                <w:color w:val="1F3A5F"/>
+                <w:sz w:val="30"/>
+                <w:szCs w:val="30"/>
+              </w:rPr>
+              <w:t xml:space="preserve">audience</w:t>
+            </w:r>
+          </w:p>
+          <w:p>
+            <w:pPr>
+              <w:spacing w:after="200"/>
+            </w:pPr>
+            <w:r>
+              <w:rPr>
+                <w:color w:val="5A6473"/>
+                <w:sz w:val="18"/>
+                <w:szCs w:val="18"/>
+              </w:rPr>
+              <w:t xml:space="preserve">the people you want to hear what you found</w:t>
             </w:r>
           </w:p>
           <w:p>
@@ -2584,71 +2584,71 @@
                 <w:sz w:val="30"/>
                 <w:szCs w:val="30"/>
               </w:rPr>
-              <w:t xml:space="preserve">interview</w:t>
-            </w:r>
-          </w:p>
-          <w:p>
-            <w:pPr>
-              <w:spacing w:after="200"/>
-            </w:pPr>
-            <w:r>
-              <w:rPr>
-                <w:color w:val="5A6473"/>
-                <w:sz w:val="18"/>
-                <w:szCs w:val="18"/>
-              </w:rPr>
-              <w:t xml:space="preserve">asking a few people open questions, to learn why</w:t>
-            </w:r>
-          </w:p>
-          <w:p>
-            <w:r>
-              <w:rPr>
-                <w:i/>
-                <w:iCs/>
-                <w:color w:val="B9B3A6"/>
-                <w:sz w:val="14"/>
-                <w:szCs w:val="14"/>
-              </w:rPr>
-              <w:t xml:space="preserve">(draw it here)</w:t>
-            </w:r>
-          </w:p>
-        </w:tc>
-        <w:tc>
-          <w:tcPr>
-            <w:tcW w:type="dxa" w:w="4535"/>
-            <w:tcMar>
-              <w:top w:type="dxa" w:w="120"/>
-              <w:left w:type="dxa" w:w="160"/>
-              <w:bottom w:type="dxa" w:w="120"/>
-              <w:right w:type="dxa" w:w="160"/>
-            </w:tcMar>
-          </w:tcPr>
-          <w:p>
-            <w:pPr>
-              <w:spacing w:after="40"/>
-            </w:pPr>
-            <w:r>
-              <w:rPr>
-                <w:b/>
-                <w:bCs/>
-                <w:color w:val="1F3A5F"/>
-                <w:sz w:val="30"/>
-                <w:szCs w:val="30"/>
-              </w:rPr>
-              <w:t xml:space="preserve">survey</w:t>
-            </w:r>
-          </w:p>
-          <w:p>
-            <w:pPr>
-              <w:spacing w:after="200"/>
-            </w:pPr>
-            <w:r>
-              <w:rPr>
-                <w:color w:val="5A6473"/>
-                <w:sz w:val="18"/>
-                <w:szCs w:val="18"/>
-              </w:rPr>
-              <w:t xml:space="preserve">asking many people one small question, so we can count</w:t>
+              <w:t xml:space="preserve">format</w:t>
+            </w:r>
+          </w:p>
+          <w:p>
+            <w:pPr>
+              <w:spacing w:after="200"/>
+            </w:pPr>
+            <w:r>
+              <w:rPr>
+                <w:color w:val="5A6473"/>
+                <w:sz w:val="18"/>
+                <w:szCs w:val="18"/>
+              </w:rPr>
+              <w:t xml:space="preserve">the shape you give it — a poster, a talk, a play, a story</w:t>
+            </w:r>
+          </w:p>
+          <w:p>
+            <w:r>
+              <w:rPr>
+                <w:i/>
+                <w:iCs/>
+                <w:color w:val="B9B3A6"/>
+                <w:sz w:val="14"/>
+                <w:szCs w:val="14"/>
+              </w:rPr>
+              <w:t xml:space="preserve">(draw it here)</w:t>
+            </w:r>
+          </w:p>
+        </w:tc>
+        <w:tc>
+          <w:tcPr>
+            <w:tcW w:type="dxa" w:w="4535"/>
+            <w:tcMar>
+              <w:top w:type="dxa" w:w="120"/>
+              <w:left w:type="dxa" w:w="160"/>
+              <w:bottom w:type="dxa" w:w="120"/>
+              <w:right w:type="dxa" w:w="160"/>
+            </w:tcMar>
+          </w:tcPr>
+          <w:p>
+            <w:pPr>
+              <w:spacing w:after="40"/>
+            </w:pPr>
+            <w:r>
+              <w:rPr>
+                <w:b/>
+                <w:bCs/>
+                <w:color w:val="1F3A5F"/>
+                <w:sz w:val="30"/>
+                <w:szCs w:val="30"/>
+              </w:rPr>
+              <w:t xml:space="preserve">message</w:t>
+            </w:r>
+          </w:p>
+          <w:p>
+            <w:pPr>
+              <w:spacing w:after="200"/>
+            </w:pPr>
+            <w:r>
+              <w:rPr>
+                <w:color w:val="5A6473"/>
+                <w:sz w:val="18"/>
+                <w:szCs w:val="18"/>
+              </w:rPr>
+              <w:t xml:space="preserve">the one thing you want people to understand</w:t>
             </w:r>
           </w:p>
           <w:p>
@@ -2692,71 +2692,71 @@
                 <w:sz w:val="30"/>
                 <w:szCs w:val="30"/>
               </w:rPr>
-              <w:t xml:space="preserve">tally</w:t>
-            </w:r>
-          </w:p>
-          <w:p>
-            <w:pPr>
-              <w:spacing w:after="200"/>
-            </w:pPr>
-            <w:r>
-              <w:rPr>
-                <w:color w:val="5A6473"/>
-                <w:sz w:val="18"/>
-                <w:szCs w:val="18"/>
-              </w:rPr>
-              <w:t xml:space="preserve">a mark we make each time, so we can count without writing</w:t>
-            </w:r>
-          </w:p>
-          <w:p>
-            <w:r>
-              <w:rPr>
-                <w:i/>
-                <w:iCs/>
-                <w:color w:val="B9B3A6"/>
-                <w:sz w:val="14"/>
-                <w:szCs w:val="14"/>
-              </w:rPr>
-              <w:t xml:space="preserve">(draw it here)</w:t>
-            </w:r>
-          </w:p>
-        </w:tc>
-        <w:tc>
-          <w:tcPr>
-            <w:tcW w:type="dxa" w:w="4535"/>
-            <w:tcMar>
-              <w:top w:type="dxa" w:w="120"/>
-              <w:left w:type="dxa" w:w="160"/>
-              <w:bottom w:type="dxa" w:w="120"/>
-              <w:right w:type="dxa" w:w="160"/>
-            </w:tcMar>
-          </w:tcPr>
-          <w:p>
-            <w:pPr>
-              <w:spacing w:after="40"/>
-            </w:pPr>
-            <w:r>
-              <w:rPr>
-                <w:b/>
-                <w:bCs/>
-                <w:color w:val="1F3A5F"/>
-                <w:sz w:val="30"/>
-                <w:szCs w:val="30"/>
-              </w:rPr>
-              <w:t xml:space="preserve">finding</w:t>
-            </w:r>
-          </w:p>
-          <w:p>
-            <w:pPr>
-              <w:spacing w:after="200"/>
-            </w:pPr>
-            <w:r>
-              <w:rPr>
-                <w:color w:val="5A6473"/>
-                <w:sz w:val="18"/>
-                <w:szCs w:val="18"/>
-              </w:rPr>
-              <w:t xml:space="preserve">what our evidence says — a report of what we found</w:t>
+              <w:t xml:space="preserve">map</w:t>
+            </w:r>
+          </w:p>
+          <w:p>
+            <w:pPr>
+              <w:spacing w:after="200"/>
+            </w:pPr>
+            <w:r>
+              <w:rPr>
+                <w:color w:val="5A6473"/>
+                <w:sz w:val="18"/>
+                <w:szCs w:val="18"/>
+              </w:rPr>
+              <w:t xml:space="preserve">a picture of everyone and everything connected to our challenge</w:t>
+            </w:r>
+          </w:p>
+          <w:p>
+            <w:r>
+              <w:rPr>
+                <w:i/>
+                <w:iCs/>
+                <w:color w:val="B9B3A6"/>
+                <w:sz w:val="14"/>
+                <w:szCs w:val="14"/>
+              </w:rPr>
+              <w:t xml:space="preserve">(draw it here)</w:t>
+            </w:r>
+          </w:p>
+        </w:tc>
+        <w:tc>
+          <w:tcPr>
+            <w:tcW w:type="dxa" w:w="4535"/>
+            <w:tcMar>
+              <w:top w:type="dxa" w:w="120"/>
+              <w:left w:type="dxa" w:w="160"/>
+              <w:bottom w:type="dxa" w:w="120"/>
+              <w:right w:type="dxa" w:w="160"/>
+            </w:tcMar>
+          </w:tcPr>
+          <w:p>
+            <w:pPr>
+              <w:spacing w:after="40"/>
+            </w:pPr>
+            <w:r>
+              <w:rPr>
+                <w:b/>
+                <w:bCs/>
+                <w:color w:val="1F3A5F"/>
+                <w:sz w:val="30"/>
+                <w:szCs w:val="30"/>
+              </w:rPr>
+              <w:t xml:space="preserve">connected</w:t>
+            </w:r>
+          </w:p>
+          <w:p>
+            <w:pPr>
+              <w:spacing w:after="200"/>
+            </w:pPr>
+            <w:r>
+              <w:rPr>
+                <w:color w:val="5A6473"/>
+                <w:sz w:val="18"/>
+                <w:szCs w:val="18"/>
+              </w:rPr>
+              <w:t xml:space="preserve">joined to our challenge — either affecting it, or affected by it</w:t>
             </w:r>
           </w:p>
           <w:p>
@@ -2800,71 +2800,71 @@
                 <w:sz w:val="30"/>
                 <w:szCs w:val="30"/>
               </w:rPr>
-              <w:t xml:space="preserve">insight</w:t>
-            </w:r>
-          </w:p>
-          <w:p>
-            <w:pPr>
-              <w:spacing w:after="200"/>
-            </w:pPr>
-            <w:r>
-              <w:rPr>
-                <w:color w:val="5A6473"/>
-                <w:sz w:val="18"/>
-                <w:szCs w:val="18"/>
-              </w:rPr>
-              <w:t xml:space="preserve">what our evidence MEANS, and why it matters</w:t>
-            </w:r>
-          </w:p>
-          <w:p>
-            <w:r>
-              <w:rPr>
-                <w:i/>
-                <w:iCs/>
-                <w:color w:val="B9B3A6"/>
-                <w:sz w:val="14"/>
-                <w:szCs w:val="14"/>
-              </w:rPr>
-              <w:t xml:space="preserve">(draw it here)</w:t>
-            </w:r>
-          </w:p>
-        </w:tc>
-        <w:tc>
-          <w:tcPr>
-            <w:tcW w:type="dxa" w:w="4535"/>
-            <w:tcMar>
-              <w:top w:type="dxa" w:w="120"/>
-              <w:left w:type="dxa" w:w="160"/>
-              <w:bottom w:type="dxa" w:w="120"/>
-              <w:right w:type="dxa" w:w="160"/>
-            </w:tcMar>
-          </w:tcPr>
-          <w:p>
-            <w:pPr>
-              <w:spacing w:after="40"/>
-            </w:pPr>
-            <w:r>
-              <w:rPr>
-                <w:b/>
-                <w:bCs/>
-                <w:color w:val="1F3A5F"/>
-                <w:sz w:val="30"/>
-                <w:szCs w:val="30"/>
-              </w:rPr>
-              <w:t xml:space="preserve">opinion</w:t>
-            </w:r>
-          </w:p>
-          <w:p>
-            <w:pPr>
-              <w:spacing w:after="200"/>
-            </w:pPr>
-            <w:r>
-              <w:rPr>
-                <w:color w:val="5A6473"/>
-                <w:sz w:val="18"/>
-                <w:szCs w:val="18"/>
-              </w:rPr>
-              <w:t xml:space="preserve">what someone thinks, without evidence for it</w:t>
+              <w:t xml:space="preserve">open question</w:t>
+            </w:r>
+          </w:p>
+          <w:p>
+            <w:pPr>
+              <w:spacing w:after="200"/>
+            </w:pPr>
+            <w:r>
+              <w:rPr>
+                <w:color w:val="5A6473"/>
+                <w:sz w:val="18"/>
+                <w:szCs w:val="18"/>
+              </w:rPr>
+              <w:t xml:space="preserve">a question that lets a person tell us a lot</w:t>
+            </w:r>
+          </w:p>
+          <w:p>
+            <w:r>
+              <w:rPr>
+                <w:i/>
+                <w:iCs/>
+                <w:color w:val="B9B3A6"/>
+                <w:sz w:val="14"/>
+                <w:szCs w:val="14"/>
+              </w:rPr>
+              <w:t xml:space="preserve">(draw it here)</w:t>
+            </w:r>
+          </w:p>
+        </w:tc>
+        <w:tc>
+          <w:tcPr>
+            <w:tcW w:type="dxa" w:w="4535"/>
+            <w:tcMar>
+              <w:top w:type="dxa" w:w="120"/>
+              <w:left w:type="dxa" w:w="160"/>
+              <w:bottom w:type="dxa" w:w="120"/>
+              <w:right w:type="dxa" w:w="160"/>
+            </w:tcMar>
+          </w:tcPr>
+          <w:p>
+            <w:pPr>
+              <w:spacing w:after="40"/>
+            </w:pPr>
+            <w:r>
+              <w:rPr>
+                <w:b/>
+                <w:bCs/>
+                <w:color w:val="1F3A5F"/>
+                <w:sz w:val="30"/>
+                <w:szCs w:val="30"/>
+              </w:rPr>
+              <w:t xml:space="preserve">closed question</w:t>
+            </w:r>
+          </w:p>
+          <w:p>
+            <w:pPr>
+              <w:spacing w:after="200"/>
+            </w:pPr>
+            <w:r>
+              <w:rPr>
+                <w:color w:val="5A6473"/>
+                <w:sz w:val="18"/>
+                <w:szCs w:val="18"/>
+              </w:rPr>
+              <w:t xml:space="preserve">a question answered with yes or no, or one word — good for counting</w:t>
             </w:r>
           </w:p>
           <w:p>
@@ -2908,71 +2908,71 @@
                 <w:sz w:val="30"/>
                 <w:szCs w:val="30"/>
               </w:rPr>
-              <w:t xml:space="preserve">overclaim</w:t>
-            </w:r>
-          </w:p>
-          <w:p>
-            <w:pPr>
-              <w:spacing w:after="200"/>
-            </w:pPr>
-            <w:r>
-              <w:rPr>
-                <w:color w:val="5A6473"/>
-                <w:sz w:val="18"/>
-                <w:szCs w:val="18"/>
-              </w:rPr>
-              <w:t xml:space="preserve">to say we know more than our evidence really shows</w:t>
-            </w:r>
-          </w:p>
-          <w:p>
-            <w:r>
-              <w:rPr>
-                <w:i/>
-                <w:iCs/>
-                <w:color w:val="B9B3A6"/>
-                <w:sz w:val="14"/>
-                <w:szCs w:val="14"/>
-              </w:rPr>
-              <w:t xml:space="preserve">(draw it here)</w:t>
-            </w:r>
-          </w:p>
-        </w:tc>
-        <w:tc>
-          <w:tcPr>
-            <w:tcW w:type="dxa" w:w="4535"/>
-            <w:tcMar>
-              <w:top w:type="dxa" w:w="120"/>
-              <w:left w:type="dxa" w:w="160"/>
-              <w:bottom w:type="dxa" w:w="120"/>
-              <w:right w:type="dxa" w:w="160"/>
-            </w:tcMar>
-          </w:tcPr>
-          <w:p>
-            <w:pPr>
-              <w:spacing w:after="40"/>
-            </w:pPr>
-            <w:r>
-              <w:rPr>
-                <w:b/>
-                <w:bCs/>
-                <w:color w:val="1F3A5F"/>
-                <w:sz w:val="30"/>
-                <w:szCs w:val="30"/>
-              </w:rPr>
-              <w:t xml:space="preserve">power</w:t>
-            </w:r>
-          </w:p>
-          <w:p>
-            <w:pPr>
-              <w:spacing w:after="200"/>
-            </w:pPr>
-            <w:r>
-              <w:rPr>
-                <w:color w:val="5A6473"/>
-                <w:sz w:val="18"/>
-                <w:szCs w:val="18"/>
-              </w:rPr>
-              <w:t xml:space="preserve">being able to make something better or worse</w:t>
+              <w:t xml:space="preserve">leading question</w:t>
+            </w:r>
+          </w:p>
+          <w:p>
+            <w:pPr>
+              <w:spacing w:after="200"/>
+            </w:pPr>
+            <w:r>
+              <w:rPr>
+                <w:color w:val="5A6473"/>
+                <w:sz w:val="18"/>
+                <w:szCs w:val="18"/>
+              </w:rPr>
+              <w:t xml:space="preserve">a question that already says the answer we want</w:t>
+            </w:r>
+          </w:p>
+          <w:p>
+            <w:r>
+              <w:rPr>
+                <w:i/>
+                <w:iCs/>
+                <w:color w:val="B9B3A6"/>
+                <w:sz w:val="14"/>
+                <w:szCs w:val="14"/>
+              </w:rPr>
+              <w:t xml:space="preserve">(draw it here)</w:t>
+            </w:r>
+          </w:p>
+        </w:tc>
+        <w:tc>
+          <w:tcPr>
+            <w:tcW w:type="dxa" w:w="4535"/>
+            <w:tcMar>
+              <w:top w:type="dxa" w:w="120"/>
+              <w:left w:type="dxa" w:w="160"/>
+              <w:bottom w:type="dxa" w:w="120"/>
+              <w:right w:type="dxa" w:w="160"/>
+            </w:tcMar>
+          </w:tcPr>
+          <w:p>
+            <w:pPr>
+              <w:spacing w:after="40"/>
+            </w:pPr>
+            <w:r>
+              <w:rPr>
+                <w:b/>
+                <w:bCs/>
+                <w:color w:val="1F3A5F"/>
+                <w:sz w:val="30"/>
+                <w:szCs w:val="30"/>
+              </w:rPr>
+              <w:t xml:space="preserve">follow-up</w:t>
+            </w:r>
+          </w:p>
+          <w:p>
+            <w:pPr>
+              <w:spacing w:after="200"/>
+            </w:pPr>
+            <w:r>
+              <w:rPr>
+                <w:color w:val="5A6473"/>
+                <w:sz w:val="18"/>
+                <w:szCs w:val="18"/>
+              </w:rPr>
+              <w:t xml:space="preserve">what we say after the first answer, to hear more</w:t>
             </w:r>
           </w:p>
           <w:p>
@@ -3016,71 +3016,71 @@
                 <w:sz w:val="30"/>
                 <w:szCs w:val="30"/>
               </w:rPr>
-              <w:t xml:space="preserve">belief</w:t>
-            </w:r>
-          </w:p>
-          <w:p>
-            <w:pPr>
-              <w:spacing w:after="200"/>
-            </w:pPr>
-            <w:r>
-              <w:rPr>
-                <w:color w:val="5A6473"/>
-                <w:sz w:val="18"/>
-                <w:szCs w:val="18"/>
-              </w:rPr>
-              <w:t xml:space="preserve">something a person thinks is true, which changes what they do</w:t>
-            </w:r>
-          </w:p>
-          <w:p>
-            <w:r>
-              <w:rPr>
-                <w:i/>
-                <w:iCs/>
-                <w:color w:val="B9B3A6"/>
-                <w:sz w:val="14"/>
-                <w:szCs w:val="14"/>
-              </w:rPr>
-              <w:t xml:space="preserve">(draw it here)</w:t>
-            </w:r>
-          </w:p>
-        </w:tc>
-        <w:tc>
-          <w:tcPr>
-            <w:tcW w:type="dxa" w:w="4535"/>
-            <w:tcMar>
-              <w:top w:type="dxa" w:w="120"/>
-              <w:left w:type="dxa" w:w="160"/>
-              <w:bottom w:type="dxa" w:w="120"/>
-              <w:right w:type="dxa" w:w="160"/>
-            </w:tcMar>
-          </w:tcPr>
-          <w:p>
-            <w:pPr>
-              <w:spacing w:after="40"/>
-            </w:pPr>
-            <w:r>
-              <w:rPr>
-                <w:b/>
-                <w:bCs/>
-                <w:color w:val="1F3A5F"/>
-                <w:sz w:val="30"/>
-                <w:szCs w:val="30"/>
-              </w:rPr>
-              <w:t xml:space="preserve">system</w:t>
-            </w:r>
-          </w:p>
-          <w:p>
-            <w:pPr>
-              <w:spacing w:after="200"/>
-            </w:pPr>
-            <w:r>
-              <w:rPr>
-                <w:color w:val="5A6473"/>
-                <w:sz w:val="18"/>
-                <w:szCs w:val="18"/>
-              </w:rPr>
-              <w:t xml:space="preserve">the people, things and beliefs that are all connected to one problem</w:t>
+              <w:t xml:space="preserve">interview</w:t>
+            </w:r>
+          </w:p>
+          <w:p>
+            <w:pPr>
+              <w:spacing w:after="200"/>
+            </w:pPr>
+            <w:r>
+              <w:rPr>
+                <w:color w:val="5A6473"/>
+                <w:sz w:val="18"/>
+                <w:szCs w:val="18"/>
+              </w:rPr>
+              <w:t xml:space="preserve">asking a few people open questions, to learn why</w:t>
+            </w:r>
+          </w:p>
+          <w:p>
+            <w:r>
+              <w:rPr>
+                <w:i/>
+                <w:iCs/>
+                <w:color w:val="B9B3A6"/>
+                <w:sz w:val="14"/>
+                <w:szCs w:val="14"/>
+              </w:rPr>
+              <w:t xml:space="preserve">(draw it here)</w:t>
+            </w:r>
+          </w:p>
+        </w:tc>
+        <w:tc>
+          <w:tcPr>
+            <w:tcW w:type="dxa" w:w="4535"/>
+            <w:tcMar>
+              <w:top w:type="dxa" w:w="120"/>
+              <w:left w:type="dxa" w:w="160"/>
+              <w:bottom w:type="dxa" w:w="120"/>
+              <w:right w:type="dxa" w:w="160"/>
+            </w:tcMar>
+          </w:tcPr>
+          <w:p>
+            <w:pPr>
+              <w:spacing w:after="40"/>
+            </w:pPr>
+            <w:r>
+              <w:rPr>
+                <w:b/>
+                <w:bCs/>
+                <w:color w:val="1F3A5F"/>
+                <w:sz w:val="30"/>
+                <w:szCs w:val="30"/>
+              </w:rPr>
+              <w:t xml:space="preserve">survey</w:t>
+            </w:r>
+          </w:p>
+          <w:p>
+            <w:pPr>
+              <w:spacing w:after="200"/>
+            </w:pPr>
+            <w:r>
+              <w:rPr>
+                <w:color w:val="5A6473"/>
+                <w:sz w:val="18"/>
+                <w:szCs w:val="18"/>
+              </w:rPr>
+              <w:t xml:space="preserve">asking many people one small question, so we can count</w:t>
             </w:r>
           </w:p>
           <w:p>
@@ -3124,71 +3124,71 @@
                 <w:sz w:val="30"/>
                 <w:szCs w:val="30"/>
               </w:rPr>
-              <w:t xml:space="preserve">rehearse</w:t>
-            </w:r>
-          </w:p>
-          <w:p>
-            <w:pPr>
-              <w:spacing w:after="200"/>
-            </w:pPr>
-            <w:r>
-              <w:rPr>
-                <w:color w:val="5A6473"/>
-                <w:sz w:val="18"/>
-                <w:szCs w:val="18"/>
-              </w:rPr>
-              <w:t xml:space="preserve">to practise the whole thing before you do it for real</w:t>
-            </w:r>
-          </w:p>
-          <w:p>
-            <w:r>
-              <w:rPr>
-                <w:i/>
-                <w:iCs/>
-                <w:color w:val="B9B3A6"/>
-                <w:sz w:val="14"/>
-                <w:szCs w:val="14"/>
-              </w:rPr>
-              <w:t xml:space="preserve">(draw it here)</w:t>
-            </w:r>
-          </w:p>
-        </w:tc>
-        <w:tc>
-          <w:tcPr>
-            <w:tcW w:type="dxa" w:w="4535"/>
-            <w:tcMar>
-              <w:top w:type="dxa" w:w="120"/>
-              <w:left w:type="dxa" w:w="160"/>
-              <w:bottom w:type="dxa" w:w="120"/>
-              <w:right w:type="dxa" w:w="160"/>
-            </w:tcMar>
-          </w:tcPr>
-          <w:p>
-            <w:pPr>
-              <w:spacing w:after="40"/>
-            </w:pPr>
-            <w:r>
-              <w:rPr>
-                <w:b/>
-                <w:bCs/>
-                <w:color w:val="1F3A5F"/>
-                <w:sz w:val="30"/>
-                <w:szCs w:val="30"/>
-              </w:rPr>
-              <w:t xml:space="preserve">consent</w:t>
-            </w:r>
-          </w:p>
-          <w:p>
-            <w:pPr>
-              <w:spacing w:after="200"/>
-            </w:pPr>
-            <w:r>
-              <w:rPr>
-                <w:color w:val="5A6473"/>
-                <w:sz w:val="18"/>
-                <w:szCs w:val="18"/>
-              </w:rPr>
-              <w:t xml:space="preserve">the person says yes, freely, before we ask them anything</w:t>
+              <w:t xml:space="preserve">tally</w:t>
+            </w:r>
+          </w:p>
+          <w:p>
+            <w:pPr>
+              <w:spacing w:after="200"/>
+            </w:pPr>
+            <w:r>
+              <w:rPr>
+                <w:color w:val="5A6473"/>
+                <w:sz w:val="18"/>
+                <w:szCs w:val="18"/>
+              </w:rPr>
+              <w:t xml:space="preserve">a mark we make each time, so we can count without writing</w:t>
+            </w:r>
+          </w:p>
+          <w:p>
+            <w:r>
+              <w:rPr>
+                <w:i/>
+                <w:iCs/>
+                <w:color w:val="B9B3A6"/>
+                <w:sz w:val="14"/>
+                <w:szCs w:val="14"/>
+              </w:rPr>
+              <w:t xml:space="preserve">(draw it here)</w:t>
+            </w:r>
+          </w:p>
+        </w:tc>
+        <w:tc>
+          <w:tcPr>
+            <w:tcW w:type="dxa" w:w="4535"/>
+            <w:tcMar>
+              <w:top w:type="dxa" w:w="120"/>
+              <w:left w:type="dxa" w:w="160"/>
+              <w:bottom w:type="dxa" w:w="120"/>
+              <w:right w:type="dxa" w:w="160"/>
+            </w:tcMar>
+          </w:tcPr>
+          <w:p>
+            <w:pPr>
+              <w:spacing w:after="40"/>
+            </w:pPr>
+            <w:r>
+              <w:rPr>
+                <w:b/>
+                <w:bCs/>
+                <w:color w:val="1F3A5F"/>
+                <w:sz w:val="30"/>
+                <w:szCs w:val="30"/>
+              </w:rPr>
+              <w:t xml:space="preserve">finding</w:t>
+            </w:r>
+          </w:p>
+          <w:p>
+            <w:pPr>
+              <w:spacing w:after="200"/>
+            </w:pPr>
+            <w:r>
+              <w:rPr>
+                <w:color w:val="5A6473"/>
+                <w:sz w:val="18"/>
+                <w:szCs w:val="18"/>
+              </w:rPr>
+              <w:t xml:space="preserve">what our evidence says — a report of what we found</w:t>
             </w:r>
           </w:p>
           <w:p>
@@ -3232,71 +3232,71 @@
                 <w:sz w:val="30"/>
                 <w:szCs w:val="30"/>
               </w:rPr>
-              <w:t xml:space="preserve">refuse</w:t>
-            </w:r>
-          </w:p>
-          <w:p>
-            <w:pPr>
-              <w:spacing w:after="200"/>
-            </w:pPr>
-            <w:r>
-              <w:rPr>
-                <w:color w:val="5A6473"/>
-                <w:sz w:val="18"/>
-                <w:szCs w:val="18"/>
-              </w:rPr>
-              <w:t xml:space="preserve">when someone says no — and that is always allowed</w:t>
-            </w:r>
-          </w:p>
-          <w:p>
-            <w:r>
-              <w:rPr>
-                <w:i/>
-                <w:iCs/>
-                <w:color w:val="B9B3A6"/>
-                <w:sz w:val="14"/>
-                <w:szCs w:val="14"/>
-              </w:rPr>
-              <w:t xml:space="preserve">(draw it here)</w:t>
-            </w:r>
-          </w:p>
-        </w:tc>
-        <w:tc>
-          <w:tcPr>
-            <w:tcW w:type="dxa" w:w="4535"/>
-            <w:tcMar>
-              <w:top w:type="dxa" w:w="120"/>
-              <w:left w:type="dxa" w:w="160"/>
-              <w:bottom w:type="dxa" w:w="120"/>
-              <w:right w:type="dxa" w:w="160"/>
-            </w:tcMar>
-          </w:tcPr>
-          <w:p>
-            <w:pPr>
-              <w:spacing w:after="40"/>
-            </w:pPr>
-            <w:r>
-              <w:rPr>
-                <w:b/>
-                <w:bCs/>
-                <w:color w:val="1F3A5F"/>
-                <w:sz w:val="30"/>
-                <w:szCs w:val="30"/>
-              </w:rPr>
-              <w:t xml:space="preserve">root cause</w:t>
-            </w:r>
-          </w:p>
-          <w:p>
-            <w:pPr>
-              <w:spacing w:after="200"/>
-            </w:pPr>
-            <w:r>
-              <w:rPr>
-                <w:color w:val="5A6473"/>
-                <w:sz w:val="18"/>
-                <w:szCs w:val="18"/>
-              </w:rPr>
-              <w:t xml:space="preserve">the problem underneath the problem — the one that makes it keep coming back</w:t>
+              <w:t xml:space="preserve">insight</w:t>
+            </w:r>
+          </w:p>
+          <w:p>
+            <w:pPr>
+              <w:spacing w:after="200"/>
+            </w:pPr>
+            <w:r>
+              <w:rPr>
+                <w:color w:val="5A6473"/>
+                <w:sz w:val="18"/>
+                <w:szCs w:val="18"/>
+              </w:rPr>
+              <w:t xml:space="preserve">what our evidence MEANS, and why it matters</w:t>
+            </w:r>
+          </w:p>
+          <w:p>
+            <w:r>
+              <w:rPr>
+                <w:i/>
+                <w:iCs/>
+                <w:color w:val="B9B3A6"/>
+                <w:sz w:val="14"/>
+                <w:szCs w:val="14"/>
+              </w:rPr>
+              <w:t xml:space="preserve">(draw it here)</w:t>
+            </w:r>
+          </w:p>
+        </w:tc>
+        <w:tc>
+          <w:tcPr>
+            <w:tcW w:type="dxa" w:w="4535"/>
+            <w:tcMar>
+              <w:top w:type="dxa" w:w="120"/>
+              <w:left w:type="dxa" w:w="160"/>
+              <w:bottom w:type="dxa" w:w="120"/>
+              <w:right w:type="dxa" w:w="160"/>
+            </w:tcMar>
+          </w:tcPr>
+          <w:p>
+            <w:pPr>
+              <w:spacing w:after="40"/>
+            </w:pPr>
+            <w:r>
+              <w:rPr>
+                <w:b/>
+                <w:bCs/>
+                <w:color w:val="1F3A5F"/>
+                <w:sz w:val="30"/>
+                <w:szCs w:val="30"/>
+              </w:rPr>
+              <w:t xml:space="preserve">opinion</w:t>
+            </w:r>
+          </w:p>
+          <w:p>
+            <w:pPr>
+              <w:spacing w:after="200"/>
+            </w:pPr>
+            <w:r>
+              <w:rPr>
+                <w:color w:val="5A6473"/>
+                <w:sz w:val="18"/>
+                <w:szCs w:val="18"/>
+              </w:rPr>
+              <w:t xml:space="preserve">what someone thinks, without evidence for it</w:t>
             </w:r>
           </w:p>
           <w:p>
@@ -3340,71 +3340,71 @@
                 <w:sz w:val="30"/>
                 <w:szCs w:val="30"/>
               </w:rPr>
-              <w:t xml:space="preserve">symptom</w:t>
-            </w:r>
-          </w:p>
-          <w:p>
-            <w:pPr>
-              <w:spacing w:after="200"/>
-            </w:pPr>
-            <w:r>
-              <w:rPr>
-                <w:color w:val="5A6473"/>
-                <w:sz w:val="18"/>
-                <w:szCs w:val="18"/>
-              </w:rPr>
-              <w:t xml:space="preserve">the part of a problem we can see, on the surface</w:t>
-            </w:r>
-          </w:p>
-          <w:p>
-            <w:r>
-              <w:rPr>
-                <w:i/>
-                <w:iCs/>
-                <w:color w:val="B9B3A6"/>
-                <w:sz w:val="14"/>
-                <w:szCs w:val="14"/>
-              </w:rPr>
-              <w:t xml:space="preserve">(draw it here)</w:t>
-            </w:r>
-          </w:p>
-        </w:tc>
-        <w:tc>
-          <w:tcPr>
-            <w:tcW w:type="dxa" w:w="4535"/>
-            <w:tcMar>
-              <w:top w:type="dxa" w:w="120"/>
-              <w:left w:type="dxa" w:w="160"/>
-              <w:bottom w:type="dxa" w:w="120"/>
-              <w:right w:type="dxa" w:w="160"/>
-            </w:tcMar>
-          </w:tcPr>
-          <w:p>
-            <w:pPr>
-              <w:spacing w:after="40"/>
-            </w:pPr>
-            <w:r>
-              <w:rPr>
-                <w:b/>
-                <w:bCs/>
-                <w:color w:val="1F3A5F"/>
-                <w:sz w:val="30"/>
-                <w:szCs w:val="30"/>
-              </w:rPr>
-              <w:t xml:space="preserve">chain</w:t>
-            </w:r>
-          </w:p>
-          <w:p>
-            <w:pPr>
-              <w:spacing w:after="200"/>
-            </w:pPr>
-            <w:r>
-              <w:rPr>
-                <w:color w:val="5A6473"/>
-                <w:sz w:val="18"/>
-                <w:szCs w:val="18"/>
-              </w:rPr>
-              <w:t xml:space="preserve">the line of causes, each one underneath the last</w:t>
+              <w:t xml:space="preserve">consent</w:t>
+            </w:r>
+          </w:p>
+          <w:p>
+            <w:pPr>
+              <w:spacing w:after="200"/>
+            </w:pPr>
+            <w:r>
+              <w:rPr>
+                <w:color w:val="5A6473"/>
+                <w:sz w:val="18"/>
+                <w:szCs w:val="18"/>
+              </w:rPr>
+              <w:t xml:space="preserve">asking permission first, and accepting the answer</w:t>
+            </w:r>
+          </w:p>
+          <w:p>
+            <w:r>
+              <w:rPr>
+                <w:i/>
+                <w:iCs/>
+                <w:color w:val="B9B3A6"/>
+                <w:sz w:val="14"/>
+                <w:szCs w:val="14"/>
+              </w:rPr>
+              <w:t xml:space="preserve">(draw it here)</w:t>
+            </w:r>
+          </w:p>
+        </w:tc>
+        <w:tc>
+          <w:tcPr>
+            <w:tcW w:type="dxa" w:w="4535"/>
+            <w:tcMar>
+              <w:top w:type="dxa" w:w="120"/>
+              <w:left w:type="dxa" w:w="160"/>
+              <w:bottom w:type="dxa" w:w="120"/>
+              <w:right w:type="dxa" w:w="160"/>
+            </w:tcMar>
+          </w:tcPr>
+          <w:p>
+            <w:pPr>
+              <w:spacing w:after="40"/>
+            </w:pPr>
+            <w:r>
+              <w:rPr>
+                <w:b/>
+                <w:bCs/>
+                <w:color w:val="1F3A5F"/>
+                <w:sz w:val="30"/>
+                <w:szCs w:val="30"/>
+              </w:rPr>
+              <w:t xml:space="preserve">gather</w:t>
+            </w:r>
+          </w:p>
+          <w:p>
+            <w:pPr>
+              <w:spacing w:after="200"/>
+            </w:pPr>
+            <w:r>
+              <w:rPr>
+                <w:color w:val="5A6473"/>
+                <w:sz w:val="18"/>
+                <w:szCs w:val="18"/>
+              </w:rPr>
+              <w:t xml:space="preserve">to go and collect evidence by asking and looking</w:t>
             </w:r>
           </w:p>
           <w:p>
@@ -3448,71 +3448,71 @@
                 <w:sz w:val="30"/>
                 <w:szCs w:val="30"/>
               </w:rPr>
-              <w:t xml:space="preserve">theme</w:t>
-            </w:r>
-          </w:p>
-          <w:p>
-            <w:pPr>
-              <w:spacing w:after="200"/>
-            </w:pPr>
-            <w:r>
-              <w:rPr>
-                <w:color w:val="5A6473"/>
-                <w:sz w:val="18"/>
-                <w:szCs w:val="18"/>
-              </w:rPr>
-              <w:t xml:space="preserve">something that came up more than once, from more than one person</w:t>
-            </w:r>
-          </w:p>
-          <w:p>
-            <w:r>
-              <w:rPr>
-                <w:i/>
-                <w:iCs/>
-                <w:color w:val="B9B3A6"/>
-                <w:sz w:val="14"/>
-                <w:szCs w:val="14"/>
-              </w:rPr>
-              <w:t xml:space="preserve">(draw it here)</w:t>
-            </w:r>
-          </w:p>
-        </w:tc>
-        <w:tc>
-          <w:tcPr>
-            <w:tcW w:type="dxa" w:w="4535"/>
-            <w:tcMar>
-              <w:top w:type="dxa" w:w="120"/>
-              <w:left w:type="dxa" w:w="160"/>
-              <w:bottom w:type="dxa" w:w="120"/>
-              <w:right w:type="dxa" w:w="160"/>
-            </w:tcMar>
-          </w:tcPr>
-          <w:p>
-            <w:pPr>
-              <w:spacing w:after="40"/>
-            </w:pPr>
-            <w:r>
-              <w:rPr>
-                <w:b/>
-                <w:bCs/>
-                <w:color w:val="1F3A5F"/>
-                <w:sz w:val="30"/>
-                <w:szCs w:val="30"/>
-              </w:rPr>
-              <w:t xml:space="preserve">pattern</w:t>
-            </w:r>
-          </w:p>
-          <w:p>
-            <w:pPr>
-              <w:spacing w:after="200"/>
-            </w:pPr>
-            <w:r>
-              <w:rPr>
-                <w:color w:val="5A6473"/>
-                <w:sz w:val="18"/>
-                <w:szCs w:val="18"/>
-              </w:rPr>
-              <w:t xml:space="preserve">something that keeps happening, or keeps being said</w:t>
+              <w:t xml:space="preserve">power</w:t>
+            </w:r>
+          </w:p>
+          <w:p>
+            <w:pPr>
+              <w:spacing w:after="200"/>
+            </w:pPr>
+            <w:r>
+              <w:rPr>
+                <w:color w:val="5A6473"/>
+                <w:sz w:val="18"/>
+                <w:szCs w:val="18"/>
+              </w:rPr>
+              <w:t xml:space="preserve">being able to make something better or worse</w:t>
+            </w:r>
+          </w:p>
+          <w:p>
+            <w:r>
+              <w:rPr>
+                <w:i/>
+                <w:iCs/>
+                <w:color w:val="B9B3A6"/>
+                <w:sz w:val="14"/>
+                <w:szCs w:val="14"/>
+              </w:rPr>
+              <w:t xml:space="preserve">(draw it here)</w:t>
+            </w:r>
+          </w:p>
+        </w:tc>
+        <w:tc>
+          <w:tcPr>
+            <w:tcW w:type="dxa" w:w="4535"/>
+            <w:tcMar>
+              <w:top w:type="dxa" w:w="120"/>
+              <w:left w:type="dxa" w:w="160"/>
+              <w:bottom w:type="dxa" w:w="120"/>
+              <w:right w:type="dxa" w:w="160"/>
+            </w:tcMar>
+          </w:tcPr>
+          <w:p>
+            <w:pPr>
+              <w:spacing w:after="40"/>
+            </w:pPr>
+            <w:r>
+              <w:rPr>
+                <w:b/>
+                <w:bCs/>
+                <w:color w:val="1F3A5F"/>
+                <w:sz w:val="30"/>
+                <w:szCs w:val="30"/>
+              </w:rPr>
+              <w:t xml:space="preserve">belief</w:t>
+            </w:r>
+          </w:p>
+          <w:p>
+            <w:pPr>
+              <w:spacing w:after="200"/>
+            </w:pPr>
+            <w:r>
+              <w:rPr>
+                <w:color w:val="5A6473"/>
+                <w:sz w:val="18"/>
+                <w:szCs w:val="18"/>
+              </w:rPr>
+              <w:t xml:space="preserve">something a person thinks is true, which changes what they do</w:t>
             </w:r>
           </w:p>
           <w:p>
@@ -3556,71 +3556,71 @@
                 <w:sz w:val="30"/>
                 <w:szCs w:val="30"/>
               </w:rPr>
-              <w:t xml:space="preserve">sort</w:t>
-            </w:r>
-          </w:p>
-          <w:p>
-            <w:pPr>
-              <w:spacing w:after="200"/>
-            </w:pPr>
-            <w:r>
-              <w:rPr>
-                <w:color w:val="5A6473"/>
-                <w:sz w:val="18"/>
-                <w:szCs w:val="18"/>
-              </w:rPr>
-              <w:t xml:space="preserve">to put things into groups so we can see what they have in common</w:t>
-            </w:r>
-          </w:p>
-          <w:p>
-            <w:r>
-              <w:rPr>
-                <w:i/>
-                <w:iCs/>
-                <w:color w:val="B9B3A6"/>
-                <w:sz w:val="14"/>
-                <w:szCs w:val="14"/>
-              </w:rPr>
-              <w:t xml:space="preserve">(draw it here)</w:t>
-            </w:r>
-          </w:p>
-        </w:tc>
-        <w:tc>
-          <w:tcPr>
-            <w:tcW w:type="dxa" w:w="4535"/>
-            <w:tcMar>
-              <w:top w:type="dxa" w:w="120"/>
-              <w:left w:type="dxa" w:w="160"/>
-              <w:bottom w:type="dxa" w:w="120"/>
-              <w:right w:type="dxa" w:w="160"/>
-            </w:tcMar>
-          </w:tcPr>
-          <w:p>
-            <w:pPr>
-              <w:spacing w:after="40"/>
-            </w:pPr>
-            <w:r>
-              <w:rPr>
-                <w:b/>
-                <w:bCs/>
-                <w:color w:val="1F3A5F"/>
-                <w:sz w:val="30"/>
-                <w:szCs w:val="30"/>
-              </w:rPr>
-              <w:t xml:space="preserve">permission</w:t>
-            </w:r>
-          </w:p>
-          <w:p>
-            <w:pPr>
-              <w:spacing w:after="200"/>
-            </w:pPr>
-            <w:r>
-              <w:rPr>
-                <w:color w:val="5A6473"/>
-                <w:sz w:val="18"/>
-                <w:szCs w:val="18"/>
-              </w:rPr>
-              <w:t xml:space="preserve">asking someone first, and waiting for their answer</w:t>
+              <w:t xml:space="preserve">system</w:t>
+            </w:r>
+          </w:p>
+          <w:p>
+            <w:pPr>
+              <w:spacing w:after="200"/>
+            </w:pPr>
+            <w:r>
+              <w:rPr>
+                <w:color w:val="5A6473"/>
+                <w:sz w:val="18"/>
+                <w:szCs w:val="18"/>
+              </w:rPr>
+              <w:t xml:space="preserve">the people, things and beliefs that are all connected to one problem</w:t>
+            </w:r>
+          </w:p>
+          <w:p>
+            <w:r>
+              <w:rPr>
+                <w:i/>
+                <w:iCs/>
+                <w:color w:val="B9B3A6"/>
+                <w:sz w:val="14"/>
+                <w:szCs w:val="14"/>
+              </w:rPr>
+              <w:t xml:space="preserve">(draw it here)</w:t>
+            </w:r>
+          </w:p>
+        </w:tc>
+        <w:tc>
+          <w:tcPr>
+            <w:tcW w:type="dxa" w:w="4535"/>
+            <w:tcMar>
+              <w:top w:type="dxa" w:w="120"/>
+              <w:left w:type="dxa" w:w="160"/>
+              <w:bottom w:type="dxa" w:w="120"/>
+              <w:right w:type="dxa" w:w="160"/>
+            </w:tcMar>
+          </w:tcPr>
+          <w:p>
+            <w:pPr>
+              <w:spacing w:after="40"/>
+            </w:pPr>
+            <w:r>
+              <w:rPr>
+                <w:b/>
+                <w:bCs/>
+                <w:color w:val="1F3A5F"/>
+                <w:sz w:val="30"/>
+                <w:szCs w:val="30"/>
+              </w:rPr>
+              <w:t xml:space="preserve">research question</w:t>
+            </w:r>
+          </w:p>
+          <w:p>
+            <w:pPr>
+              <w:spacing w:after="200"/>
+            </w:pPr>
+            <w:r>
+              <w:rPr>
+                <w:color w:val="5A6473"/>
+                <w:sz w:val="18"/>
+                <w:szCs w:val="18"/>
+              </w:rPr>
+              <w:t xml:space="preserve">the big thing we are trying to find out</w:t>
             </w:r>
           </w:p>
           <w:p>
@@ -3664,71 +3664,71 @@
                 <w:sz w:val="30"/>
                 <w:szCs w:val="30"/>
               </w:rPr>
-              <w:t xml:space="preserve">fair</w:t>
-            </w:r>
-          </w:p>
-          <w:p>
-            <w:pPr>
-              <w:spacing w:after="200"/>
-            </w:pPr>
-            <w:r>
-              <w:rPr>
-                <w:color w:val="5A6473"/>
-                <w:sz w:val="18"/>
-                <w:szCs w:val="18"/>
-              </w:rPr>
-              <w:t xml:space="preserve">writing down what people really said, not what we hoped</w:t>
-            </w:r>
-          </w:p>
-          <w:p>
-            <w:r>
-              <w:rPr>
-                <w:i/>
-                <w:iCs/>
-                <w:color w:val="B9B3A6"/>
-                <w:sz w:val="14"/>
-                <w:szCs w:val="14"/>
-              </w:rPr>
-              <w:t xml:space="preserve">(draw it here)</w:t>
-            </w:r>
-          </w:p>
-        </w:tc>
-        <w:tc>
-          <w:tcPr>
-            <w:tcW w:type="dxa" w:w="4535"/>
-            <w:tcMar>
-              <w:top w:type="dxa" w:w="120"/>
-              <w:left w:type="dxa" w:w="160"/>
-              <w:bottom w:type="dxa" w:w="120"/>
-              <w:right w:type="dxa" w:w="160"/>
-            </w:tcMar>
-          </w:tcPr>
-          <w:p>
-            <w:pPr>
-              <w:spacing w:after="40"/>
-            </w:pPr>
-            <w:r>
-              <w:rPr>
-                <w:b/>
-                <w:bCs/>
-                <w:color w:val="1F3A5F"/>
-                <w:sz w:val="30"/>
-                <w:szCs w:val="30"/>
-              </w:rPr>
-              <w:t xml:space="preserve">safe</w:t>
-            </w:r>
-          </w:p>
-          <w:p>
-            <w:pPr>
-              <w:spacing w:after="200"/>
-            </w:pPr>
-            <w:r>
-              <w:rPr>
-                <w:color w:val="5A6473"/>
-                <w:sz w:val="18"/>
-                <w:szCs w:val="18"/>
-              </w:rPr>
-              <w:t xml:space="preserve">no one is put in danger, or made to feel bad, by our questions</w:t>
+              <w:t xml:space="preserve">sub-question</w:t>
+            </w:r>
+          </w:p>
+          <w:p>
+            <w:pPr>
+              <w:spacing w:after="200"/>
+            </w:pPr>
+            <w:r>
+              <w:rPr>
+                <w:color w:val="5A6473"/>
+                <w:sz w:val="18"/>
+                <w:szCs w:val="18"/>
+              </w:rPr>
+              <w:t xml:space="preserve">one smaller piece of the big question, that we can actually go and answer</w:t>
+            </w:r>
+          </w:p>
+          <w:p>
+            <w:r>
+              <w:rPr>
+                <w:i/>
+                <w:iCs/>
+                <w:color w:val="B9B3A6"/>
+                <w:sz w:val="14"/>
+                <w:szCs w:val="14"/>
+              </w:rPr>
+              <w:t xml:space="preserve">(draw it here)</w:t>
+            </w:r>
+          </w:p>
+        </w:tc>
+        <w:tc>
+          <w:tcPr>
+            <w:tcW w:type="dxa" w:w="4535"/>
+            <w:tcMar>
+              <w:top w:type="dxa" w:w="120"/>
+              <w:left w:type="dxa" w:w="160"/>
+              <w:bottom w:type="dxa" w:w="120"/>
+              <w:right w:type="dxa" w:w="160"/>
+            </w:tcMar>
+          </w:tcPr>
+          <w:p>
+            <w:pPr>
+              <w:spacing w:after="40"/>
+            </w:pPr>
+            <w:r>
+              <w:rPr>
+                <w:b/>
+                <w:bCs/>
+                <w:color w:val="1F3A5F"/>
+                <w:sz w:val="30"/>
+                <w:szCs w:val="30"/>
+              </w:rPr>
+              <w:t xml:space="preserve">primary</w:t>
+            </w:r>
+          </w:p>
+          <w:p>
+            <w:pPr>
+              <w:spacing w:after="200"/>
+            </w:pPr>
+            <w:r>
+              <w:rPr>
+                <w:color w:val="5A6473"/>
+                <w:sz w:val="18"/>
+                <w:szCs w:val="18"/>
+              </w:rPr>
+              <w:t xml:space="preserve">finding out by asking people and looking ourselves</w:t>
             </w:r>
           </w:p>
           <w:p>
@@ -3772,71 +3772,71 @@
                 <w:sz w:val="30"/>
                 <w:szCs w:val="30"/>
               </w:rPr>
-              <w:t xml:space="preserve">weigh</w:t>
-            </w:r>
-          </w:p>
-          <w:p>
-            <w:pPr>
-              <w:spacing w:after="200"/>
-            </w:pPr>
-            <w:r>
-              <w:rPr>
-                <w:color w:val="5A6473"/>
-                <w:sz w:val="18"/>
-                <w:szCs w:val="18"/>
-              </w:rPr>
-              <w:t xml:space="preserve">to work out how much we can trust something, and how much to lean on it</w:t>
-            </w:r>
-          </w:p>
-          <w:p>
-            <w:r>
-              <w:rPr>
-                <w:i/>
-                <w:iCs/>
-                <w:color w:val="B9B3A6"/>
-                <w:sz w:val="14"/>
-                <w:szCs w:val="14"/>
-              </w:rPr>
-              <w:t xml:space="preserve">(draw it here)</w:t>
-            </w:r>
-          </w:p>
-        </w:tc>
-        <w:tc>
-          <w:tcPr>
-            <w:tcW w:type="dxa" w:w="4535"/>
-            <w:tcMar>
-              <w:top w:type="dxa" w:w="120"/>
-              <w:left w:type="dxa" w:w="160"/>
-              <w:bottom w:type="dxa" w:w="120"/>
-              <w:right w:type="dxa" w:w="160"/>
-            </w:tcMar>
-          </w:tcPr>
-          <w:p>
-            <w:pPr>
-              <w:spacing w:after="40"/>
-            </w:pPr>
-            <w:r>
-              <w:rPr>
-                <w:b/>
-                <w:bCs/>
-                <w:color w:val="1F3A5F"/>
-                <w:sz w:val="30"/>
-                <w:szCs w:val="30"/>
-              </w:rPr>
-              <w:t xml:space="preserve">source</w:t>
-            </w:r>
-          </w:p>
-          <w:p>
-            <w:pPr>
-              <w:spacing w:after="200"/>
-            </w:pPr>
-            <w:r>
-              <w:rPr>
-                <w:color w:val="5A6473"/>
-                <w:sz w:val="18"/>
-                <w:szCs w:val="18"/>
-              </w:rPr>
-              <w:t xml:space="preserve">anywhere our information comes from — a person, a book, a report, what we saw</w:t>
+              <w:t xml:space="preserve">rehearse</w:t>
+            </w:r>
+          </w:p>
+          <w:p>
+            <w:pPr>
+              <w:spacing w:after="200"/>
+            </w:pPr>
+            <w:r>
+              <w:rPr>
+                <w:color w:val="5A6473"/>
+                <w:sz w:val="18"/>
+                <w:szCs w:val="18"/>
+              </w:rPr>
+              <w:t xml:space="preserve">to practise the whole thing before you do it for real</w:t>
+            </w:r>
+          </w:p>
+          <w:p>
+            <w:r>
+              <w:rPr>
+                <w:i/>
+                <w:iCs/>
+                <w:color w:val="B9B3A6"/>
+                <w:sz w:val="14"/>
+                <w:szCs w:val="14"/>
+              </w:rPr>
+              <w:t xml:space="preserve">(draw it here)</w:t>
+            </w:r>
+          </w:p>
+        </w:tc>
+        <w:tc>
+          <w:tcPr>
+            <w:tcW w:type="dxa" w:w="4535"/>
+            <w:tcMar>
+              <w:top w:type="dxa" w:w="120"/>
+              <w:left w:type="dxa" w:w="160"/>
+              <w:bottom w:type="dxa" w:w="120"/>
+              <w:right w:type="dxa" w:w="160"/>
+            </w:tcMar>
+          </w:tcPr>
+          <w:p>
+            <w:pPr>
+              <w:spacing w:after="40"/>
+            </w:pPr>
+            <w:r>
+              <w:rPr>
+                <w:b/>
+                <w:bCs/>
+                <w:color w:val="1F3A5F"/>
+                <w:sz w:val="30"/>
+                <w:szCs w:val="30"/>
+              </w:rPr>
+              <w:t xml:space="preserve">refuse</w:t>
+            </w:r>
+          </w:p>
+          <w:p>
+            <w:pPr>
+              <w:spacing w:after="200"/>
+            </w:pPr>
+            <w:r>
+              <w:rPr>
+                <w:color w:val="5A6473"/>
+                <w:sz w:val="18"/>
+                <w:szCs w:val="18"/>
+              </w:rPr>
+              <w:t xml:space="preserve">when someone says no — and that is always allowed</w:t>
             </w:r>
           </w:p>
           <w:p>
@@ -3880,6 +3880,705 @@
                 <w:sz w:val="30"/>
                 <w:szCs w:val="30"/>
               </w:rPr>
+              <w:t xml:space="preserve">root cause</w:t>
+            </w:r>
+          </w:p>
+          <w:p>
+            <w:pPr>
+              <w:spacing w:after="200"/>
+            </w:pPr>
+            <w:r>
+              <w:rPr>
+                <w:color w:val="5A6473"/>
+                <w:sz w:val="18"/>
+                <w:szCs w:val="18"/>
+              </w:rPr>
+              <w:t xml:space="preserve">the problem underneath the problem — the one that makes it keep coming back</w:t>
+            </w:r>
+          </w:p>
+          <w:p>
+            <w:r>
+              <w:rPr>
+                <w:i/>
+                <w:iCs/>
+                <w:color w:val="B9B3A6"/>
+                <w:sz w:val="14"/>
+                <w:szCs w:val="14"/>
+              </w:rPr>
+              <w:t xml:space="preserve">(draw it here)</w:t>
+            </w:r>
+          </w:p>
+        </w:tc>
+        <w:tc>
+          <w:tcPr>
+            <w:tcW w:type="dxa" w:w="4535"/>
+            <w:tcMar>
+              <w:top w:type="dxa" w:w="120"/>
+              <w:left w:type="dxa" w:w="160"/>
+              <w:bottom w:type="dxa" w:w="120"/>
+              <w:right w:type="dxa" w:w="160"/>
+            </w:tcMar>
+          </w:tcPr>
+          <w:p>
+            <w:pPr>
+              <w:spacing w:after="40"/>
+            </w:pPr>
+            <w:r>
+              <w:rPr>
+                <w:b/>
+                <w:bCs/>
+                <w:color w:val="1F3A5F"/>
+                <w:sz w:val="30"/>
+                <w:szCs w:val="30"/>
+              </w:rPr>
+              <w:t xml:space="preserve">symptom</w:t>
+            </w:r>
+          </w:p>
+          <w:p>
+            <w:pPr>
+              <w:spacing w:after="200"/>
+            </w:pPr>
+            <w:r>
+              <w:rPr>
+                <w:color w:val="5A6473"/>
+                <w:sz w:val="18"/>
+                <w:szCs w:val="18"/>
+              </w:rPr>
+              <w:t xml:space="preserve">the part of a problem we can see, on the surface</w:t>
+            </w:r>
+          </w:p>
+          <w:p>
+            <w:r>
+              <w:rPr>
+                <w:i/>
+                <w:iCs/>
+                <w:color w:val="B9B3A6"/>
+                <w:sz w:val="14"/>
+                <w:szCs w:val="14"/>
+              </w:rPr>
+              <w:t xml:space="preserve">(draw it here)</w:t>
+            </w:r>
+          </w:p>
+        </w:tc>
+      </w:tr>
+      <w:tr>
+        <w:trPr>
+          <w:cantSplit/>
+          <w:trHeight w:val="2600" w:hRule="atLeast"/>
+        </w:trPr>
+        <w:tc>
+          <w:tcPr>
+            <w:tcW w:type="dxa" w:w="4535"/>
+            <w:tcMar>
+              <w:top w:type="dxa" w:w="120"/>
+              <w:left w:type="dxa" w:w="160"/>
+              <w:bottom w:type="dxa" w:w="120"/>
+              <w:right w:type="dxa" w:w="160"/>
+            </w:tcMar>
+          </w:tcPr>
+          <w:p>
+            <w:pPr>
+              <w:spacing w:after="40"/>
+            </w:pPr>
+            <w:r>
+              <w:rPr>
+                <w:b/>
+                <w:bCs/>
+                <w:color w:val="1F3A5F"/>
+                <w:sz w:val="30"/>
+                <w:szCs w:val="30"/>
+              </w:rPr>
+              <w:t xml:space="preserve">chain</w:t>
+            </w:r>
+          </w:p>
+          <w:p>
+            <w:pPr>
+              <w:spacing w:after="200"/>
+            </w:pPr>
+            <w:r>
+              <w:rPr>
+                <w:color w:val="5A6473"/>
+                <w:sz w:val="18"/>
+                <w:szCs w:val="18"/>
+              </w:rPr>
+              <w:t xml:space="preserve">the line of causes, each one underneath the last</w:t>
+            </w:r>
+          </w:p>
+          <w:p>
+            <w:r>
+              <w:rPr>
+                <w:i/>
+                <w:iCs/>
+                <w:color w:val="B9B3A6"/>
+                <w:sz w:val="14"/>
+                <w:szCs w:val="14"/>
+              </w:rPr>
+              <w:t xml:space="preserve">(draw it here)</w:t>
+            </w:r>
+          </w:p>
+        </w:tc>
+        <w:tc>
+          <w:tcPr>
+            <w:tcW w:type="dxa" w:w="4535"/>
+            <w:tcMar>
+              <w:top w:type="dxa" w:w="120"/>
+              <w:left w:type="dxa" w:w="160"/>
+              <w:bottom w:type="dxa" w:w="120"/>
+              <w:right w:type="dxa" w:w="160"/>
+            </w:tcMar>
+          </w:tcPr>
+          <w:p>
+            <w:pPr>
+              <w:spacing w:after="40"/>
+            </w:pPr>
+            <w:r>
+              <w:rPr>
+                <w:b/>
+                <w:bCs/>
+                <w:color w:val="1F3A5F"/>
+                <w:sz w:val="30"/>
+                <w:szCs w:val="30"/>
+              </w:rPr>
+              <w:t xml:space="preserve">reflect</w:t>
+            </w:r>
+          </w:p>
+          <w:p>
+            <w:pPr>
+              <w:spacing w:after="200"/>
+            </w:pPr>
+            <w:r>
+              <w:rPr>
+                <w:color w:val="5A6473"/>
+                <w:sz w:val="18"/>
+                <w:szCs w:val="18"/>
+              </w:rPr>
+              <w:t xml:space="preserve">to look back at what you did and work out what changed</w:t>
+            </w:r>
+          </w:p>
+          <w:p>
+            <w:r>
+              <w:rPr>
+                <w:i/>
+                <w:iCs/>
+                <w:color w:val="B9B3A6"/>
+                <w:sz w:val="14"/>
+                <w:szCs w:val="14"/>
+              </w:rPr>
+              <w:t xml:space="preserve">(draw it here)</w:t>
+            </w:r>
+          </w:p>
+        </w:tc>
+      </w:tr>
+      <w:tr>
+        <w:trPr>
+          <w:cantSplit/>
+          <w:trHeight w:val="2600" w:hRule="atLeast"/>
+        </w:trPr>
+        <w:tc>
+          <w:tcPr>
+            <w:tcW w:type="dxa" w:w="4535"/>
+            <w:tcMar>
+              <w:top w:type="dxa" w:w="120"/>
+              <w:left w:type="dxa" w:w="160"/>
+              <w:bottom w:type="dxa" w:w="120"/>
+              <w:right w:type="dxa" w:w="160"/>
+            </w:tcMar>
+          </w:tcPr>
+          <w:p>
+            <w:pPr>
+              <w:spacing w:after="40"/>
+            </w:pPr>
+            <w:r>
+              <w:rPr>
+                <w:b/>
+                <w:bCs/>
+                <w:color w:val="1F3A5F"/>
+                <w:sz w:val="30"/>
+                <w:szCs w:val="30"/>
+              </w:rPr>
+              <w:t xml:space="preserve">growth</w:t>
+            </w:r>
+          </w:p>
+          <w:p>
+            <w:pPr>
+              <w:spacing w:after="200"/>
+            </w:pPr>
+            <w:r>
+              <w:rPr>
+                <w:color w:val="5A6473"/>
+                <w:sz w:val="18"/>
+                <w:szCs w:val="18"/>
+              </w:rPr>
+              <w:t xml:space="preserve">the distance between what you could do before and what you can do now</w:t>
+            </w:r>
+          </w:p>
+          <w:p>
+            <w:r>
+              <w:rPr>
+                <w:i/>
+                <w:iCs/>
+                <w:color w:val="B9B3A6"/>
+                <w:sz w:val="14"/>
+                <w:szCs w:val="14"/>
+              </w:rPr>
+              <w:t xml:space="preserve">(draw it here)</w:t>
+            </w:r>
+          </w:p>
+        </w:tc>
+        <w:tc>
+          <w:tcPr>
+            <w:tcW w:type="dxa" w:w="4535"/>
+            <w:tcMar>
+              <w:top w:type="dxa" w:w="120"/>
+              <w:left w:type="dxa" w:w="160"/>
+              <w:bottom w:type="dxa" w:w="120"/>
+              <w:right w:type="dxa" w:w="160"/>
+            </w:tcMar>
+          </w:tcPr>
+          <w:p>
+            <w:pPr>
+              <w:spacing w:after="40"/>
+            </w:pPr>
+            <w:r>
+              <w:rPr>
+                <w:b/>
+                <w:bCs/>
+                <w:color w:val="1F3A5F"/>
+                <w:sz w:val="30"/>
+                <w:szCs w:val="30"/>
+              </w:rPr>
+              <w:t xml:space="preserve">theme</w:t>
+            </w:r>
+          </w:p>
+          <w:p>
+            <w:pPr>
+              <w:spacing w:after="200"/>
+            </w:pPr>
+            <w:r>
+              <w:rPr>
+                <w:color w:val="5A6473"/>
+                <w:sz w:val="18"/>
+                <w:szCs w:val="18"/>
+              </w:rPr>
+              <w:t xml:space="preserve">something that came up more than once, from more than one person</w:t>
+            </w:r>
+          </w:p>
+          <w:p>
+            <w:r>
+              <w:rPr>
+                <w:i/>
+                <w:iCs/>
+                <w:color w:val="B9B3A6"/>
+                <w:sz w:val="14"/>
+                <w:szCs w:val="14"/>
+              </w:rPr>
+              <w:t xml:space="preserve">(draw it here)</w:t>
+            </w:r>
+          </w:p>
+        </w:tc>
+      </w:tr>
+      <w:tr>
+        <w:trPr>
+          <w:cantSplit/>
+          <w:trHeight w:val="2600" w:hRule="atLeast"/>
+        </w:trPr>
+        <w:tc>
+          <w:tcPr>
+            <w:tcW w:type="dxa" w:w="4535"/>
+            <w:tcMar>
+              <w:top w:type="dxa" w:w="120"/>
+              <w:left w:type="dxa" w:w="160"/>
+              <w:bottom w:type="dxa" w:w="120"/>
+              <w:right w:type="dxa" w:w="160"/>
+            </w:tcMar>
+          </w:tcPr>
+          <w:p>
+            <w:pPr>
+              <w:spacing w:after="40"/>
+            </w:pPr>
+            <w:r>
+              <w:rPr>
+                <w:b/>
+                <w:bCs/>
+                <w:color w:val="1F3A5F"/>
+                <w:sz w:val="30"/>
+                <w:szCs w:val="30"/>
+              </w:rPr>
+              <w:t xml:space="preserve">pattern</w:t>
+            </w:r>
+          </w:p>
+          <w:p>
+            <w:pPr>
+              <w:spacing w:after="200"/>
+            </w:pPr>
+            <w:r>
+              <w:rPr>
+                <w:color w:val="5A6473"/>
+                <w:sz w:val="18"/>
+                <w:szCs w:val="18"/>
+              </w:rPr>
+              <w:t xml:space="preserve">something that keeps happening, or keeps being said</w:t>
+            </w:r>
+          </w:p>
+          <w:p>
+            <w:r>
+              <w:rPr>
+                <w:i/>
+                <w:iCs/>
+                <w:color w:val="B9B3A6"/>
+                <w:sz w:val="14"/>
+                <w:szCs w:val="14"/>
+              </w:rPr>
+              <w:t xml:space="preserve">(draw it here)</w:t>
+            </w:r>
+          </w:p>
+        </w:tc>
+        <w:tc>
+          <w:tcPr>
+            <w:tcW w:type="dxa" w:w="4535"/>
+            <w:tcMar>
+              <w:top w:type="dxa" w:w="120"/>
+              <w:left w:type="dxa" w:w="160"/>
+              <w:bottom w:type="dxa" w:w="120"/>
+              <w:right w:type="dxa" w:w="160"/>
+            </w:tcMar>
+          </w:tcPr>
+          <w:p>
+            <w:pPr>
+              <w:spacing w:after="40"/>
+            </w:pPr>
+            <w:r>
+              <w:rPr>
+                <w:b/>
+                <w:bCs/>
+                <w:color w:val="1F3A5F"/>
+                <w:sz w:val="30"/>
+                <w:szCs w:val="30"/>
+              </w:rPr>
+              <w:t xml:space="preserve">sort</w:t>
+            </w:r>
+          </w:p>
+          <w:p>
+            <w:pPr>
+              <w:spacing w:after="200"/>
+            </w:pPr>
+            <w:r>
+              <w:rPr>
+                <w:color w:val="5A6473"/>
+                <w:sz w:val="18"/>
+                <w:szCs w:val="18"/>
+              </w:rPr>
+              <w:t xml:space="preserve">to put things into groups so we can see what they have in common</w:t>
+            </w:r>
+          </w:p>
+          <w:p>
+            <w:r>
+              <w:rPr>
+                <w:i/>
+                <w:iCs/>
+                <w:color w:val="B9B3A6"/>
+                <w:sz w:val="14"/>
+                <w:szCs w:val="14"/>
+              </w:rPr>
+              <w:t xml:space="preserve">(draw it here)</w:t>
+            </w:r>
+          </w:p>
+        </w:tc>
+      </w:tr>
+      <w:tr>
+        <w:trPr>
+          <w:cantSplit/>
+          <w:trHeight w:val="2600" w:hRule="atLeast"/>
+        </w:trPr>
+        <w:tc>
+          <w:tcPr>
+            <w:tcW w:type="dxa" w:w="4535"/>
+            <w:tcMar>
+              <w:top w:type="dxa" w:w="120"/>
+              <w:left w:type="dxa" w:w="160"/>
+              <w:bottom w:type="dxa" w:w="120"/>
+              <w:right w:type="dxa" w:w="160"/>
+            </w:tcMar>
+          </w:tcPr>
+          <w:p>
+            <w:pPr>
+              <w:spacing w:after="40"/>
+            </w:pPr>
+            <w:r>
+              <w:rPr>
+                <w:b/>
+                <w:bCs/>
+                <w:color w:val="1F3A5F"/>
+                <w:sz w:val="30"/>
+                <w:szCs w:val="30"/>
+              </w:rPr>
+              <w:t xml:space="preserve">permission</w:t>
+            </w:r>
+          </w:p>
+          <w:p>
+            <w:pPr>
+              <w:spacing w:after="200"/>
+            </w:pPr>
+            <w:r>
+              <w:rPr>
+                <w:color w:val="5A6473"/>
+                <w:sz w:val="18"/>
+                <w:szCs w:val="18"/>
+              </w:rPr>
+              <w:t xml:space="preserve">asking someone first, and waiting for their answer</w:t>
+            </w:r>
+          </w:p>
+          <w:p>
+            <w:r>
+              <w:rPr>
+                <w:i/>
+                <w:iCs/>
+                <w:color w:val="B9B3A6"/>
+                <w:sz w:val="14"/>
+                <w:szCs w:val="14"/>
+              </w:rPr>
+              <w:t xml:space="preserve">(draw it here)</w:t>
+            </w:r>
+          </w:p>
+        </w:tc>
+        <w:tc>
+          <w:tcPr>
+            <w:tcW w:type="dxa" w:w="4535"/>
+            <w:tcMar>
+              <w:top w:type="dxa" w:w="120"/>
+              <w:left w:type="dxa" w:w="160"/>
+              <w:bottom w:type="dxa" w:w="120"/>
+              <w:right w:type="dxa" w:w="160"/>
+            </w:tcMar>
+          </w:tcPr>
+          <w:p>
+            <w:pPr>
+              <w:spacing w:after="40"/>
+            </w:pPr>
+            <w:r>
+              <w:rPr>
+                <w:b/>
+                <w:bCs/>
+                <w:color w:val="1F3A5F"/>
+                <w:sz w:val="30"/>
+                <w:szCs w:val="30"/>
+              </w:rPr>
+              <w:t xml:space="preserve">fair</w:t>
+            </w:r>
+          </w:p>
+          <w:p>
+            <w:pPr>
+              <w:spacing w:after="200"/>
+            </w:pPr>
+            <w:r>
+              <w:rPr>
+                <w:color w:val="5A6473"/>
+                <w:sz w:val="18"/>
+                <w:szCs w:val="18"/>
+              </w:rPr>
+              <w:t xml:space="preserve">writing down what people really said, not what we hoped</w:t>
+            </w:r>
+          </w:p>
+          <w:p>
+            <w:r>
+              <w:rPr>
+                <w:i/>
+                <w:iCs/>
+                <w:color w:val="B9B3A6"/>
+                <w:sz w:val="14"/>
+                <w:szCs w:val="14"/>
+              </w:rPr>
+              <w:t xml:space="preserve">(draw it here)</w:t>
+            </w:r>
+          </w:p>
+        </w:tc>
+      </w:tr>
+      <w:tr>
+        <w:trPr>
+          <w:cantSplit/>
+          <w:trHeight w:val="2600" w:hRule="atLeast"/>
+        </w:trPr>
+        <w:tc>
+          <w:tcPr>
+            <w:tcW w:type="dxa" w:w="4535"/>
+            <w:tcMar>
+              <w:top w:type="dxa" w:w="120"/>
+              <w:left w:type="dxa" w:w="160"/>
+              <w:bottom w:type="dxa" w:w="120"/>
+              <w:right w:type="dxa" w:w="160"/>
+            </w:tcMar>
+          </w:tcPr>
+          <w:p>
+            <w:pPr>
+              <w:spacing w:after="40"/>
+            </w:pPr>
+            <w:r>
+              <w:rPr>
+                <w:b/>
+                <w:bCs/>
+                <w:color w:val="1F3A5F"/>
+                <w:sz w:val="30"/>
+                <w:szCs w:val="30"/>
+              </w:rPr>
+              <w:t xml:space="preserve">safe</w:t>
+            </w:r>
+          </w:p>
+          <w:p>
+            <w:pPr>
+              <w:spacing w:after="200"/>
+            </w:pPr>
+            <w:r>
+              <w:rPr>
+                <w:color w:val="5A6473"/>
+                <w:sz w:val="18"/>
+                <w:szCs w:val="18"/>
+              </w:rPr>
+              <w:t xml:space="preserve">no one is put in danger, or made to feel bad, by our questions</w:t>
+            </w:r>
+          </w:p>
+          <w:p>
+            <w:r>
+              <w:rPr>
+                <w:i/>
+                <w:iCs/>
+                <w:color w:val="B9B3A6"/>
+                <w:sz w:val="14"/>
+                <w:szCs w:val="14"/>
+              </w:rPr>
+              <w:t xml:space="preserve">(draw it here)</w:t>
+            </w:r>
+          </w:p>
+        </w:tc>
+        <w:tc>
+          <w:tcPr>
+            <w:tcW w:type="dxa" w:w="4535"/>
+            <w:tcMar>
+              <w:top w:type="dxa" w:w="120"/>
+              <w:left w:type="dxa" w:w="160"/>
+              <w:bottom w:type="dxa" w:w="120"/>
+              <w:right w:type="dxa" w:w="160"/>
+            </w:tcMar>
+          </w:tcPr>
+          <w:p>
+            <w:pPr>
+              <w:spacing w:after="40"/>
+            </w:pPr>
+            <w:r>
+              <w:rPr>
+                <w:b/>
+                <w:bCs/>
+                <w:color w:val="1F3A5F"/>
+                <w:sz w:val="30"/>
+                <w:szCs w:val="30"/>
+              </w:rPr>
+              <w:t xml:space="preserve">weigh</w:t>
+            </w:r>
+          </w:p>
+          <w:p>
+            <w:pPr>
+              <w:spacing w:after="200"/>
+            </w:pPr>
+            <w:r>
+              <w:rPr>
+                <w:color w:val="5A6473"/>
+                <w:sz w:val="18"/>
+                <w:szCs w:val="18"/>
+              </w:rPr>
+              <w:t xml:space="preserve">to work out how much we can trust something, and how much to lean on it</w:t>
+            </w:r>
+          </w:p>
+          <w:p>
+            <w:r>
+              <w:rPr>
+                <w:i/>
+                <w:iCs/>
+                <w:color w:val="B9B3A6"/>
+                <w:sz w:val="14"/>
+                <w:szCs w:val="14"/>
+              </w:rPr>
+              <w:t xml:space="preserve">(draw it here)</w:t>
+            </w:r>
+          </w:p>
+        </w:tc>
+      </w:tr>
+      <w:tr>
+        <w:trPr>
+          <w:cantSplit/>
+          <w:trHeight w:val="2600" w:hRule="atLeast"/>
+        </w:trPr>
+        <w:tc>
+          <w:tcPr>
+            <w:tcW w:type="dxa" w:w="4535"/>
+            <w:tcMar>
+              <w:top w:type="dxa" w:w="120"/>
+              <w:left w:type="dxa" w:w="160"/>
+              <w:bottom w:type="dxa" w:w="120"/>
+              <w:right w:type="dxa" w:w="160"/>
+            </w:tcMar>
+          </w:tcPr>
+          <w:p>
+            <w:pPr>
+              <w:spacing w:after="40"/>
+            </w:pPr>
+            <w:r>
+              <w:rPr>
+                <w:b/>
+                <w:bCs/>
+                <w:color w:val="1F3A5F"/>
+                <w:sz w:val="30"/>
+                <w:szCs w:val="30"/>
+              </w:rPr>
+              <w:t xml:space="preserve">source</w:t>
+            </w:r>
+          </w:p>
+          <w:p>
+            <w:pPr>
+              <w:spacing w:after="200"/>
+            </w:pPr>
+            <w:r>
+              <w:rPr>
+                <w:color w:val="5A6473"/>
+                <w:sz w:val="18"/>
+                <w:szCs w:val="18"/>
+              </w:rPr>
+              <w:t xml:space="preserve">anywhere our information comes from — a person, a book, a report, what we saw</w:t>
+            </w:r>
+          </w:p>
+          <w:p>
+            <w:r>
+              <w:rPr>
+                <w:i/>
+                <w:iCs/>
+                <w:color w:val="B9B3A6"/>
+                <w:sz w:val="14"/>
+                <w:szCs w:val="14"/>
+              </w:rPr>
+              <w:t xml:space="preserve">(draw it here)</w:t>
+            </w:r>
+          </w:p>
+        </w:tc>
+        <w:tc>
+          <w:tcPr>
+            <w:tcW w:type="dxa" w:w="4535"/>
+            <w:tcMar>
+              <w:top w:type="dxa" w:w="120"/>
+              <w:left w:type="dxa" w:w="160"/>
+              <w:bottom w:type="dxa" w:w="120"/>
+              <w:right w:type="dxa" w:w="160"/>
+            </w:tcMar>
+          </w:tcPr>
+          <w:p>
+            <w:pPr>
+              <w:spacing w:after="40"/>
+            </w:pPr>
+            <w:r>
+              <w:rPr>
+                <w:b/>
+                <w:bCs/>
+                <w:color w:val="1F3A5F"/>
+                <w:sz w:val="30"/>
+                <w:szCs w:val="30"/>
+              </w:rPr>
               <w:t xml:space="preserve">agree</w:t>
             </w:r>
           </w:p>
@@ -3894,6 +4593,387 @@
                 <w:szCs w:val="18"/>
               </w:rPr>
               <w:t xml:space="preserve">when two different sources say the same thing</w:t>
+            </w:r>
+          </w:p>
+          <w:p>
+            <w:r>
+              <w:rPr>
+                <w:i/>
+                <w:iCs/>
+                <w:color w:val="B9B3A6"/>
+                <w:sz w:val="14"/>
+                <w:szCs w:val="14"/>
+              </w:rPr>
+              <w:t xml:space="preserve">(draw it here)</w:t>
+            </w:r>
+          </w:p>
+        </w:tc>
+      </w:tr>
+      <w:tr>
+        <w:trPr>
+          <w:cantSplit/>
+          <w:trHeight w:val="2600" w:hRule="atLeast"/>
+        </w:trPr>
+        <w:tc>
+          <w:tcPr>
+            <w:tcW w:type="dxa" w:w="4535"/>
+            <w:tcMar>
+              <w:top w:type="dxa" w:w="120"/>
+              <w:left w:type="dxa" w:w="160"/>
+              <w:bottom w:type="dxa" w:w="120"/>
+              <w:right w:type="dxa" w:w="160"/>
+            </w:tcMar>
+          </w:tcPr>
+          <w:p>
+            <w:pPr>
+              <w:spacing w:after="40"/>
+            </w:pPr>
+            <w:r>
+              <w:rPr>
+                <w:b/>
+                <w:bCs/>
+                <w:color w:val="1F3A5F"/>
+                <w:sz w:val="30"/>
+                <w:szCs w:val="30"/>
+              </w:rPr>
+              <w:t xml:space="preserve">researcher</w:t>
+            </w:r>
+          </w:p>
+          <w:p>
+            <w:pPr>
+              <w:spacing w:after="200"/>
+            </w:pPr>
+            <w:r>
+              <w:rPr>
+                <w:color w:val="5A6473"/>
+                <w:sz w:val="18"/>
+                <w:szCs w:val="18"/>
+              </w:rPr>
+              <w:t xml:space="preserve">someone who finds things out carefully and fairly, instead of guessing</w:t>
+            </w:r>
+          </w:p>
+          <w:p>
+            <w:r>
+              <w:rPr>
+                <w:i/>
+                <w:iCs/>
+                <w:color w:val="B9B3A6"/>
+                <w:sz w:val="14"/>
+                <w:szCs w:val="14"/>
+              </w:rPr>
+              <w:t xml:space="preserve">(draw it here)</w:t>
+            </w:r>
+          </w:p>
+        </w:tc>
+        <w:tc>
+          <w:tcPr>
+            <w:tcW w:type="dxa" w:w="4535"/>
+            <w:tcMar>
+              <w:top w:type="dxa" w:w="120"/>
+              <w:left w:type="dxa" w:w="160"/>
+              <w:bottom w:type="dxa" w:w="120"/>
+              <w:right w:type="dxa" w:w="160"/>
+            </w:tcMar>
+          </w:tcPr>
+          <w:p>
+            <w:pPr>
+              <w:spacing w:after="40"/>
+            </w:pPr>
+            <w:r>
+              <w:rPr>
+                <w:b/>
+                <w:bCs/>
+                <w:color w:val="1F3A5F"/>
+                <w:sz w:val="30"/>
+                <w:szCs w:val="30"/>
+              </w:rPr>
+              <w:t xml:space="preserve">proof</w:t>
+            </w:r>
+          </w:p>
+          <w:p>
+            <w:pPr>
+              <w:spacing w:after="200"/>
+            </w:pPr>
+            <w:r>
+              <w:rPr>
+                <w:color w:val="5A6473"/>
+                <w:sz w:val="18"/>
+                <w:szCs w:val="18"/>
+              </w:rPr>
+              <w:t xml:space="preserve">something that shows a thing is true, not just that we believe it</w:t>
+            </w:r>
+          </w:p>
+          <w:p>
+            <w:r>
+              <w:rPr>
+                <w:i/>
+                <w:iCs/>
+                <w:color w:val="B9B3A6"/>
+                <w:sz w:val="14"/>
+                <w:szCs w:val="14"/>
+              </w:rPr>
+              <w:t xml:space="preserve">(draw it here)</w:t>
+            </w:r>
+          </w:p>
+        </w:tc>
+      </w:tr>
+      <w:tr>
+        <w:trPr>
+          <w:cantSplit/>
+          <w:trHeight w:val="2600" w:hRule="atLeast"/>
+        </w:trPr>
+        <w:tc>
+          <w:tcPr>
+            <w:tcW w:type="dxa" w:w="4535"/>
+            <w:tcMar>
+              <w:top w:type="dxa" w:w="120"/>
+              <w:left w:type="dxa" w:w="160"/>
+              <w:bottom w:type="dxa" w:w="120"/>
+              <w:right w:type="dxa" w:w="160"/>
+            </w:tcMar>
+          </w:tcPr>
+          <w:p>
+            <w:pPr>
+              <w:spacing w:after="40"/>
+            </w:pPr>
+            <w:r>
+              <w:rPr>
+                <w:b/>
+                <w:bCs/>
+                <w:color w:val="1F3A5F"/>
+                <w:sz w:val="30"/>
+                <w:szCs w:val="30"/>
+              </w:rPr>
+              <w:t xml:space="preserve">know</w:t>
+            </w:r>
+          </w:p>
+          <w:p>
+            <w:pPr>
+              <w:spacing w:after="200"/>
+            </w:pPr>
+            <w:r>
+              <w:rPr>
+                <w:color w:val="5A6473"/>
+                <w:sz w:val="18"/>
+                <w:szCs w:val="18"/>
+              </w:rPr>
+              <w:t xml:space="preserve">something we saw, or that many people say the same way</w:t>
+            </w:r>
+          </w:p>
+          <w:p>
+            <w:r>
+              <w:rPr>
+                <w:i/>
+                <w:iCs/>
+                <w:color w:val="B9B3A6"/>
+                <w:sz w:val="14"/>
+                <w:szCs w:val="14"/>
+              </w:rPr>
+              <w:t xml:space="preserve">(draw it here)</w:t>
+            </w:r>
+          </w:p>
+        </w:tc>
+        <w:tc>
+          <w:tcPr>
+            <w:tcW w:type="dxa" w:w="4535"/>
+            <w:tcMar>
+              <w:top w:type="dxa" w:w="120"/>
+              <w:left w:type="dxa" w:w="160"/>
+              <w:bottom w:type="dxa" w:w="120"/>
+              <w:right w:type="dxa" w:w="160"/>
+            </w:tcMar>
+          </w:tcPr>
+          <w:p>
+            <w:pPr>
+              <w:spacing w:after="40"/>
+            </w:pPr>
+            <w:r>
+              <w:rPr>
+                <w:b/>
+                <w:bCs/>
+                <w:color w:val="1F3A5F"/>
+                <w:sz w:val="30"/>
+                <w:szCs w:val="30"/>
+              </w:rPr>
+              <w:t xml:space="preserve">assume</w:t>
+            </w:r>
+          </w:p>
+          <w:p>
+            <w:pPr>
+              <w:spacing w:after="200"/>
+            </w:pPr>
+            <w:r>
+              <w:rPr>
+                <w:color w:val="5A6473"/>
+                <w:sz w:val="18"/>
+                <w:szCs w:val="18"/>
+              </w:rPr>
+              <w:t xml:space="preserve">to believe something without having checked it</w:t>
+            </w:r>
+          </w:p>
+          <w:p>
+            <w:r>
+              <w:rPr>
+                <w:i/>
+                <w:iCs/>
+                <w:color w:val="B9B3A6"/>
+                <w:sz w:val="14"/>
+                <w:szCs w:val="14"/>
+              </w:rPr>
+              <w:t xml:space="preserve">(draw it here)</w:t>
+            </w:r>
+          </w:p>
+        </w:tc>
+      </w:tr>
+      <w:tr>
+        <w:trPr>
+          <w:cantSplit/>
+          <w:trHeight w:val="2600" w:hRule="atLeast"/>
+        </w:trPr>
+        <w:tc>
+          <w:tcPr>
+            <w:tcW w:type="dxa" w:w="4535"/>
+            <w:tcMar>
+              <w:top w:type="dxa" w:w="120"/>
+              <w:left w:type="dxa" w:w="160"/>
+              <w:bottom w:type="dxa" w:w="120"/>
+              <w:right w:type="dxa" w:w="160"/>
+            </w:tcMar>
+          </w:tcPr>
+          <w:p>
+            <w:pPr>
+              <w:spacing w:after="40"/>
+            </w:pPr>
+            <w:r>
+              <w:rPr>
+                <w:b/>
+                <w:bCs/>
+                <w:color w:val="1F3A5F"/>
+                <w:sz w:val="30"/>
+                <w:szCs w:val="30"/>
+              </w:rPr>
+              <w:t xml:space="preserve">check</w:t>
+            </w:r>
+          </w:p>
+          <w:p>
+            <w:pPr>
+              <w:spacing w:after="200"/>
+            </w:pPr>
+            <w:r>
+              <w:rPr>
+                <w:color w:val="5A6473"/>
+                <w:sz w:val="18"/>
+                <w:szCs w:val="18"/>
+              </w:rPr>
+              <w:t xml:space="preserve">to go and find out whether something is really true</w:t>
+            </w:r>
+          </w:p>
+          <w:p>
+            <w:r>
+              <w:rPr>
+                <w:i/>
+                <w:iCs/>
+                <w:color w:val="B9B3A6"/>
+                <w:sz w:val="14"/>
+                <w:szCs w:val="14"/>
+              </w:rPr>
+              <w:t xml:space="preserve">(draw it here)</w:t>
+            </w:r>
+          </w:p>
+        </w:tc>
+        <w:tc>
+          <w:tcPr>
+            <w:tcW w:type="dxa" w:w="4535"/>
+            <w:tcMar>
+              <w:top w:type="dxa" w:w="120"/>
+              <w:left w:type="dxa" w:w="160"/>
+              <w:bottom w:type="dxa" w:w="120"/>
+              <w:right w:type="dxa" w:w="160"/>
+            </w:tcMar>
+          </w:tcPr>
+          <w:p>
+            <w:pPr>
+              <w:spacing w:after="40"/>
+            </w:pPr>
+            <w:r>
+              <w:rPr>
+                <w:b/>
+                <w:bCs/>
+                <w:color w:val="1F3A5F"/>
+                <w:sz w:val="30"/>
+                <w:szCs w:val="30"/>
+              </w:rPr>
+              <w:t xml:space="preserve">secondary research</w:t>
+            </w:r>
+          </w:p>
+          <w:p>
+            <w:pPr>
+              <w:spacing w:after="200"/>
+            </w:pPr>
+            <w:r>
+              <w:rPr>
+                <w:color w:val="5A6473"/>
+                <w:sz w:val="18"/>
+                <w:szCs w:val="18"/>
+              </w:rPr>
+              <w:t xml:space="preserve">finding out by studying what others have already found out</w:t>
+            </w:r>
+          </w:p>
+          <w:p>
+            <w:r>
+              <w:rPr>
+                <w:i/>
+                <w:iCs/>
+                <w:color w:val="B9B3A6"/>
+                <w:sz w:val="14"/>
+                <w:szCs w:val="14"/>
+              </w:rPr>
+              <w:t xml:space="preserve">(draw it here)</w:t>
+            </w:r>
+          </w:p>
+        </w:tc>
+      </w:tr>
+      <w:tr>
+        <w:trPr>
+          <w:cantSplit/>
+          <w:trHeight w:val="2600" w:hRule="atLeast"/>
+        </w:trPr>
+        <w:tc>
+          <w:tcPr>
+            <w:tcW w:type="dxa" w:w="4535"/>
+            <w:tcMar>
+              <w:top w:type="dxa" w:w="120"/>
+              <w:left w:type="dxa" w:w="160"/>
+              <w:bottom w:type="dxa" w:w="120"/>
+              <w:right w:type="dxa" w:w="160"/>
+            </w:tcMar>
+          </w:tcPr>
+          <w:p>
+            <w:pPr>
+              <w:spacing w:after="40"/>
+            </w:pPr>
+            <w:r>
+              <w:rPr>
+                <w:b/>
+                <w:bCs/>
+                <w:color w:val="1F3A5F"/>
+                <w:sz w:val="30"/>
+                <w:szCs w:val="30"/>
+              </w:rPr>
+              <w:t xml:space="preserve">evidence log</w:t>
+            </w:r>
+          </w:p>
+          <w:p>
+            <w:pPr>
+              <w:spacing w:after="200"/>
+            </w:pPr>
+            <w:r>
+              <w:rPr>
+                <w:color w:val="5A6473"/>
+                <w:sz w:val="18"/>
+                <w:szCs w:val="18"/>
+              </w:rPr>
+              <w:t xml:space="preserve">where we record what each source tells us, so we do not lose it</w:t>
             </w:r>
           </w:p>
           <w:p>

--- a/public/downloads/research-project-picture-cards.docx
+++ b/public/downloads/research-project-picture-cards.docx
@@ -29,7 +29,7 @@
           <w:sz w:val="26"/>
           <w:szCs w:val="26"/>
         </w:rPr>
-        <w:t xml:space="preserve">Picture-word cards — our research words</w:t>
+        <w:t xml:space="preserve">Picture-word cards, our research words</w:t>
       </w:r>
     </w:p>
     <w:p>
@@ -100,7 +100,7 @@
                 <w:sz w:val="30"/>
                 <w:szCs w:val="30"/>
               </w:rPr>
-              <w:t xml:space="preserve">Our hills — before</w:t>
+              <w:t xml:space="preserve">Our hills, before</w:t>
             </w:r>
           </w:p>
           <w:p>
@@ -151,7 +151,7 @@
                 <w:sz w:val="30"/>
                 <w:szCs w:val="30"/>
               </w:rPr>
-              <w:t xml:space="preserve">Our hills — now</w:t>
+              <w:t xml:space="preserve">Our hills, now</w:t>
             </w:r>
           </w:p>
           <w:p>
@@ -2381,7 +2381,7 @@
                 <w:sz w:val="18"/>
                 <w:szCs w:val="18"/>
               </w:rPr>
-              <w:t xml:space="preserve">the thing you make to share what you found — a poster, a talk, a play</w:t>
+              <w:t xml:space="preserve">the thing you make to share what you found, a poster, a talk, a play</w:t>
             </w:r>
           </w:p>
           <w:p>
@@ -2597,7 +2597,7 @@
                 <w:sz w:val="18"/>
                 <w:szCs w:val="18"/>
               </w:rPr>
-              <w:t xml:space="preserve">the shape you give it — a poster, a talk, a play, a story</w:t>
+              <w:t xml:space="preserve">the shape you give it, a poster, a talk, a play, a story</w:t>
             </w:r>
           </w:p>
           <w:p>
@@ -2756,7 +2756,7 @@
                 <w:sz w:val="18"/>
                 <w:szCs w:val="18"/>
               </w:rPr>
-              <w:t xml:space="preserve">joined to our challenge — either affecting it, or affected by it</w:t>
+              <w:t xml:space="preserve">joined to our challenge, either affecting it, or affected by it</w:t>
             </w:r>
           </w:p>
           <w:p>
@@ -2864,7 +2864,7 @@
                 <w:sz w:val="18"/>
                 <w:szCs w:val="18"/>
               </w:rPr>
-              <w:t xml:space="preserve">a question answered with yes or no, or one word — good for counting</w:t>
+              <w:t xml:space="preserve">a question answered with yes or no, or one word. Good for counting</w:t>
             </w:r>
           </w:p>
           <w:p>
@@ -3188,7 +3188,7 @@
                 <w:sz w:val="18"/>
                 <w:szCs w:val="18"/>
               </w:rPr>
-              <w:t xml:space="preserve">what our evidence says — a report of what we found</w:t>
+              <w:t xml:space="preserve">what our evidence says, a report of what we found</w:t>
             </w:r>
           </w:p>
           <w:p>
@@ -3836,7 +3836,7 @@
                 <w:sz w:val="18"/>
                 <w:szCs w:val="18"/>
               </w:rPr>
-              <w:t xml:space="preserve">when someone says no — and that is always allowed</w:t>
+              <w:t xml:space="preserve">when someone says no, and that is always allowed</w:t>
             </w:r>
           </w:p>
           <w:p>
@@ -3893,7 +3893,7 @@
                 <w:sz w:val="18"/>
                 <w:szCs w:val="18"/>
               </w:rPr>
-              <w:t xml:space="preserve">the problem underneath the problem — the one that makes it keep coming back</w:t>
+              <w:t xml:space="preserve">the problem underneath the problem, the one that makes it keep coming back</w:t>
             </w:r>
           </w:p>
           <w:p>
@@ -4541,7 +4541,7 @@
                 <w:sz w:val="18"/>
                 <w:szCs w:val="18"/>
               </w:rPr>
-              <w:t xml:space="preserve">anywhere our information comes from — a person, a book, a report, what we saw</w:t>
+              <w:t xml:space="preserve">anywhere our information comes from, a person, a book, a report, what we saw</w:t>
             </w:r>
           </w:p>
           <w:p>

--- a/public/downloads/research-project-picture-cards.docx
+++ b/public/downloads/research-project-picture-cards.docx
@@ -29,7 +29,7 @@
           <w:sz w:val="26"/>
           <w:szCs w:val="26"/>
         </w:rPr>
-        <w:t xml:space="preserve">Picture-word cards, our research words</w:t>
+        <w:t xml:space="preserve">Picture-word cards - our research words</w:t>
       </w:r>
     </w:p>
     <w:p>
@@ -100,7 +100,7 @@
                 <w:sz w:val="30"/>
                 <w:szCs w:val="30"/>
               </w:rPr>
-              <w:t xml:space="preserve">Our hills, before</w:t>
+              <w:t xml:space="preserve">Our hills - before</w:t>
             </w:r>
           </w:p>
           <w:p>
@@ -151,7 +151,7 @@
                 <w:sz w:val="30"/>
                 <w:szCs w:val="30"/>
               </w:rPr>
-              <w:t xml:space="preserve">Our hills, now</w:t>
+              <w:t xml:space="preserve">Our hills - now</w:t>
             </w:r>
           </w:p>
           <w:p>
@@ -2381,7 +2381,7 @@
                 <w:sz w:val="18"/>
                 <w:szCs w:val="18"/>
               </w:rPr>
-              <w:t xml:space="preserve">the thing you make to share what you found, a poster, a talk, a play</w:t>
+              <w:t xml:space="preserve">the thing you make to share what you found - a poster, a talk, a play</w:t>
             </w:r>
           </w:p>
           <w:p>
@@ -2597,7 +2597,7 @@
                 <w:sz w:val="18"/>
                 <w:szCs w:val="18"/>
               </w:rPr>
-              <w:t xml:space="preserve">the shape you give it, a poster, a talk, a play, a story</w:t>
+              <w:t xml:space="preserve">the shape you give it - a poster, a talk, a play, a story</w:t>
             </w:r>
           </w:p>
           <w:p>
@@ -2756,7 +2756,7 @@
                 <w:sz w:val="18"/>
                 <w:szCs w:val="18"/>
               </w:rPr>
-              <w:t xml:space="preserve">joined to our challenge, either affecting it, or affected by it</w:t>
+              <w:t xml:space="preserve">joined to our challenge - either affecting it, or affected by it</w:t>
             </w:r>
           </w:p>
           <w:p>
@@ -2864,7 +2864,7 @@
                 <w:sz w:val="18"/>
                 <w:szCs w:val="18"/>
               </w:rPr>
-              <w:t xml:space="preserve">a question answered with yes or no, or one word. Good for counting</w:t>
+              <w:t xml:space="preserve">a question answered with yes or no, or one word - good for counting</w:t>
             </w:r>
           </w:p>
           <w:p>
@@ -3188,7 +3188,7 @@
                 <w:sz w:val="18"/>
                 <w:szCs w:val="18"/>
               </w:rPr>
-              <w:t xml:space="preserve">what our evidence says, a report of what we found</w:t>
+              <w:t xml:space="preserve">what our evidence says - a report of what we found</w:t>
             </w:r>
           </w:p>
           <w:p>
@@ -3836,7 +3836,7 @@
                 <w:sz w:val="18"/>
                 <w:szCs w:val="18"/>
               </w:rPr>
-              <w:t xml:space="preserve">when someone says no, and that is always allowed</w:t>
+              <w:t xml:space="preserve">when someone says no - and that is always allowed</w:t>
             </w:r>
           </w:p>
           <w:p>
@@ -3893,7 +3893,7 @@
                 <w:sz w:val="18"/>
                 <w:szCs w:val="18"/>
               </w:rPr>
-              <w:t xml:space="preserve">the problem underneath the problem, the one that makes it keep coming back</w:t>
+              <w:t xml:space="preserve">the problem underneath the problem - the one that makes it keep coming back</w:t>
             </w:r>
           </w:p>
           <w:p>
@@ -4541,7 +4541,7 @@
                 <w:sz w:val="18"/>
                 <w:szCs w:val="18"/>
               </w:rPr>
-              <w:t xml:space="preserve">anywhere our information comes from, a person, a book, a report, what we saw</w:t>
+              <w:t xml:space="preserve">anywhere our information comes from - a person, a book, a report, what we saw</w:t>
             </w:r>
           </w:p>
           <w:p>

--- a/public/downloads/research-project-picture-cards.docx
+++ b/public/downloads/research-project-picture-cards.docx
@@ -2527,20 +2527,20 @@
                 <w:sz w:val="30"/>
                 <w:szCs w:val="30"/>
               </w:rPr>
-              <w:t xml:space="preserve">audience</w:t>
-            </w:r>
-          </w:p>
-          <w:p>
-            <w:pPr>
-              <w:spacing w:after="200"/>
-            </w:pPr>
-            <w:r>
-              <w:rPr>
-                <w:color w:val="5A6473"/>
-                <w:sz w:val="18"/>
-                <w:szCs w:val="18"/>
-              </w:rPr>
-              <w:t xml:space="preserve">the people you want to hear what you found</w:t>
+              <w:t xml:space="preserve">check</w:t>
+            </w:r>
+          </w:p>
+          <w:p>
+            <w:pPr>
+              <w:spacing w:after="200"/>
+            </w:pPr>
+            <w:r>
+              <w:rPr>
+                <w:color w:val="5A6473"/>
+                <w:sz w:val="18"/>
+                <w:szCs w:val="18"/>
+              </w:rPr>
+              <w:t xml:space="preserve">to work out how much we can trust something, and how much to lean on it</w:t>
             </w:r>
           </w:p>
           <w:p>
@@ -2584,71 +2584,71 @@
                 <w:sz w:val="30"/>
                 <w:szCs w:val="30"/>
               </w:rPr>
-              <w:t xml:space="preserve">format</w:t>
-            </w:r>
-          </w:p>
-          <w:p>
-            <w:pPr>
-              <w:spacing w:after="200"/>
-            </w:pPr>
-            <w:r>
-              <w:rPr>
-                <w:color w:val="5A6473"/>
-                <w:sz w:val="18"/>
-                <w:szCs w:val="18"/>
-              </w:rPr>
-              <w:t xml:space="preserve">the shape you give it - a poster, a talk, a play, a story</w:t>
-            </w:r>
-          </w:p>
-          <w:p>
-            <w:r>
-              <w:rPr>
-                <w:i/>
-                <w:iCs/>
-                <w:color w:val="B9B3A6"/>
-                <w:sz w:val="14"/>
-                <w:szCs w:val="14"/>
-              </w:rPr>
-              <w:t xml:space="preserve">(draw it here)</w:t>
-            </w:r>
-          </w:p>
-        </w:tc>
-        <w:tc>
-          <w:tcPr>
-            <w:tcW w:type="dxa" w:w="4535"/>
-            <w:tcMar>
-              <w:top w:type="dxa" w:w="120"/>
-              <w:left w:type="dxa" w:w="160"/>
-              <w:bottom w:type="dxa" w:w="120"/>
-              <w:right w:type="dxa" w:w="160"/>
-            </w:tcMar>
-          </w:tcPr>
-          <w:p>
-            <w:pPr>
-              <w:spacing w:after="40"/>
-            </w:pPr>
-            <w:r>
-              <w:rPr>
-                <w:b/>
-                <w:bCs/>
-                <w:color w:val="1F3A5F"/>
-                <w:sz w:val="30"/>
-                <w:szCs w:val="30"/>
-              </w:rPr>
-              <w:t xml:space="preserve">message</w:t>
-            </w:r>
-          </w:p>
-          <w:p>
-            <w:pPr>
-              <w:spacing w:after="200"/>
-            </w:pPr>
-            <w:r>
-              <w:rPr>
-                <w:color w:val="5A6473"/>
-                <w:sz w:val="18"/>
-                <w:szCs w:val="18"/>
-              </w:rPr>
-              <w:t xml:space="preserve">the one thing you want people to understand</w:t>
+              <w:t xml:space="preserve">source</w:t>
+            </w:r>
+          </w:p>
+          <w:p>
+            <w:pPr>
+              <w:spacing w:after="200"/>
+            </w:pPr>
+            <w:r>
+              <w:rPr>
+                <w:color w:val="5A6473"/>
+                <w:sz w:val="18"/>
+                <w:szCs w:val="18"/>
+              </w:rPr>
+              <w:t xml:space="preserve">anywhere our information comes from - a person, a book, a report, what we saw</w:t>
+            </w:r>
+          </w:p>
+          <w:p>
+            <w:r>
+              <w:rPr>
+                <w:i/>
+                <w:iCs/>
+                <w:color w:val="B9B3A6"/>
+                <w:sz w:val="14"/>
+                <w:szCs w:val="14"/>
+              </w:rPr>
+              <w:t xml:space="preserve">(draw it here)</w:t>
+            </w:r>
+          </w:p>
+        </w:tc>
+        <w:tc>
+          <w:tcPr>
+            <w:tcW w:type="dxa" w:w="4535"/>
+            <w:tcMar>
+              <w:top w:type="dxa" w:w="120"/>
+              <w:left w:type="dxa" w:w="160"/>
+              <w:bottom w:type="dxa" w:w="120"/>
+              <w:right w:type="dxa" w:w="160"/>
+            </w:tcMar>
+          </w:tcPr>
+          <w:p>
+            <w:pPr>
+              <w:spacing w:after="40"/>
+            </w:pPr>
+            <w:r>
+              <w:rPr>
+                <w:b/>
+                <w:bCs/>
+                <w:color w:val="1F3A5F"/>
+                <w:sz w:val="30"/>
+                <w:szCs w:val="30"/>
+              </w:rPr>
+              <w:t xml:space="preserve">agree</w:t>
+            </w:r>
+          </w:p>
+          <w:p>
+            <w:pPr>
+              <w:spacing w:after="200"/>
+            </w:pPr>
+            <w:r>
+              <w:rPr>
+                <w:color w:val="5A6473"/>
+                <w:sz w:val="18"/>
+                <w:szCs w:val="18"/>
+              </w:rPr>
+              <w:t xml:space="preserve">when two different sources say the same thing</w:t>
             </w:r>
           </w:p>
           <w:p>
@@ -2692,71 +2692,71 @@
                 <w:sz w:val="30"/>
                 <w:szCs w:val="30"/>
               </w:rPr>
-              <w:t xml:space="preserve">map</w:t>
-            </w:r>
-          </w:p>
-          <w:p>
-            <w:pPr>
-              <w:spacing w:after="200"/>
-            </w:pPr>
-            <w:r>
-              <w:rPr>
-                <w:color w:val="5A6473"/>
-                <w:sz w:val="18"/>
-                <w:szCs w:val="18"/>
-              </w:rPr>
-              <w:t xml:space="preserve">a picture of everyone and everything connected to our challenge</w:t>
-            </w:r>
-          </w:p>
-          <w:p>
-            <w:r>
-              <w:rPr>
-                <w:i/>
-                <w:iCs/>
-                <w:color w:val="B9B3A6"/>
-                <w:sz w:val="14"/>
-                <w:szCs w:val="14"/>
-              </w:rPr>
-              <w:t xml:space="preserve">(draw it here)</w:t>
-            </w:r>
-          </w:p>
-        </w:tc>
-        <w:tc>
-          <w:tcPr>
-            <w:tcW w:type="dxa" w:w="4535"/>
-            <w:tcMar>
-              <w:top w:type="dxa" w:w="120"/>
-              <w:left w:type="dxa" w:w="160"/>
-              <w:bottom w:type="dxa" w:w="120"/>
-              <w:right w:type="dxa" w:w="160"/>
-            </w:tcMar>
-          </w:tcPr>
-          <w:p>
-            <w:pPr>
-              <w:spacing w:after="40"/>
-            </w:pPr>
-            <w:r>
-              <w:rPr>
-                <w:b/>
-                <w:bCs/>
-                <w:color w:val="1F3A5F"/>
-                <w:sz w:val="30"/>
-                <w:szCs w:val="30"/>
-              </w:rPr>
-              <w:t xml:space="preserve">connected</w:t>
-            </w:r>
-          </w:p>
-          <w:p>
-            <w:pPr>
-              <w:spacing w:after="200"/>
-            </w:pPr>
-            <w:r>
-              <w:rPr>
-                <w:color w:val="5A6473"/>
-                <w:sz w:val="18"/>
-                <w:szCs w:val="18"/>
-              </w:rPr>
-              <w:t xml:space="preserve">joined to our challenge - either affecting it, or affected by it</w:t>
+              <w:t xml:space="preserve">audience</w:t>
+            </w:r>
+          </w:p>
+          <w:p>
+            <w:pPr>
+              <w:spacing w:after="200"/>
+            </w:pPr>
+            <w:r>
+              <w:rPr>
+                <w:color w:val="5A6473"/>
+                <w:sz w:val="18"/>
+                <w:szCs w:val="18"/>
+              </w:rPr>
+              <w:t xml:space="preserve">the people you want to hear what you found</w:t>
+            </w:r>
+          </w:p>
+          <w:p>
+            <w:r>
+              <w:rPr>
+                <w:i/>
+                <w:iCs/>
+                <w:color w:val="B9B3A6"/>
+                <w:sz w:val="14"/>
+                <w:szCs w:val="14"/>
+              </w:rPr>
+              <w:t xml:space="preserve">(draw it here)</w:t>
+            </w:r>
+          </w:p>
+        </w:tc>
+        <w:tc>
+          <w:tcPr>
+            <w:tcW w:type="dxa" w:w="4535"/>
+            <w:tcMar>
+              <w:top w:type="dxa" w:w="120"/>
+              <w:left w:type="dxa" w:w="160"/>
+              <w:bottom w:type="dxa" w:w="120"/>
+              <w:right w:type="dxa" w:w="160"/>
+            </w:tcMar>
+          </w:tcPr>
+          <w:p>
+            <w:pPr>
+              <w:spacing w:after="40"/>
+            </w:pPr>
+            <w:r>
+              <w:rPr>
+                <w:b/>
+                <w:bCs/>
+                <w:color w:val="1F3A5F"/>
+                <w:sz w:val="30"/>
+                <w:szCs w:val="30"/>
+              </w:rPr>
+              <w:t xml:space="preserve">format</w:t>
+            </w:r>
+          </w:p>
+          <w:p>
+            <w:pPr>
+              <w:spacing w:after="200"/>
+            </w:pPr>
+            <w:r>
+              <w:rPr>
+                <w:color w:val="5A6473"/>
+                <w:sz w:val="18"/>
+                <w:szCs w:val="18"/>
+              </w:rPr>
+              <w:t xml:space="preserve">the shape you give it - a poster, a talk, a play, a story</w:t>
             </w:r>
           </w:p>
           <w:p>
@@ -2800,71 +2800,71 @@
                 <w:sz w:val="30"/>
                 <w:szCs w:val="30"/>
               </w:rPr>
-              <w:t xml:space="preserve">open question</w:t>
-            </w:r>
-          </w:p>
-          <w:p>
-            <w:pPr>
-              <w:spacing w:after="200"/>
-            </w:pPr>
-            <w:r>
-              <w:rPr>
-                <w:color w:val="5A6473"/>
-                <w:sz w:val="18"/>
-                <w:szCs w:val="18"/>
-              </w:rPr>
-              <w:t xml:space="preserve">a question that lets a person tell us a lot</w:t>
-            </w:r>
-          </w:p>
-          <w:p>
-            <w:r>
-              <w:rPr>
-                <w:i/>
-                <w:iCs/>
-                <w:color w:val="B9B3A6"/>
-                <w:sz w:val="14"/>
-                <w:szCs w:val="14"/>
-              </w:rPr>
-              <w:t xml:space="preserve">(draw it here)</w:t>
-            </w:r>
-          </w:p>
-        </w:tc>
-        <w:tc>
-          <w:tcPr>
-            <w:tcW w:type="dxa" w:w="4535"/>
-            <w:tcMar>
-              <w:top w:type="dxa" w:w="120"/>
-              <w:left w:type="dxa" w:w="160"/>
-              <w:bottom w:type="dxa" w:w="120"/>
-              <w:right w:type="dxa" w:w="160"/>
-            </w:tcMar>
-          </w:tcPr>
-          <w:p>
-            <w:pPr>
-              <w:spacing w:after="40"/>
-            </w:pPr>
-            <w:r>
-              <w:rPr>
-                <w:b/>
-                <w:bCs/>
-                <w:color w:val="1F3A5F"/>
-                <w:sz w:val="30"/>
-                <w:szCs w:val="30"/>
-              </w:rPr>
-              <w:t xml:space="preserve">closed question</w:t>
-            </w:r>
-          </w:p>
-          <w:p>
-            <w:pPr>
-              <w:spacing w:after="200"/>
-            </w:pPr>
-            <w:r>
-              <w:rPr>
-                <w:color w:val="5A6473"/>
-                <w:sz w:val="18"/>
-                <w:szCs w:val="18"/>
-              </w:rPr>
-              <w:t xml:space="preserve">a question answered with yes or no, or one word - good for counting</w:t>
+              <w:t xml:space="preserve">message</w:t>
+            </w:r>
+          </w:p>
+          <w:p>
+            <w:pPr>
+              <w:spacing w:after="200"/>
+            </w:pPr>
+            <w:r>
+              <w:rPr>
+                <w:color w:val="5A6473"/>
+                <w:sz w:val="18"/>
+                <w:szCs w:val="18"/>
+              </w:rPr>
+              <w:t xml:space="preserve">the one thing you want people to understand</w:t>
+            </w:r>
+          </w:p>
+          <w:p>
+            <w:r>
+              <w:rPr>
+                <w:i/>
+                <w:iCs/>
+                <w:color w:val="B9B3A6"/>
+                <w:sz w:val="14"/>
+                <w:szCs w:val="14"/>
+              </w:rPr>
+              <w:t xml:space="preserve">(draw it here)</w:t>
+            </w:r>
+          </w:p>
+        </w:tc>
+        <w:tc>
+          <w:tcPr>
+            <w:tcW w:type="dxa" w:w="4535"/>
+            <w:tcMar>
+              <w:top w:type="dxa" w:w="120"/>
+              <w:left w:type="dxa" w:w="160"/>
+              <w:bottom w:type="dxa" w:w="120"/>
+              <w:right w:type="dxa" w:w="160"/>
+            </w:tcMar>
+          </w:tcPr>
+          <w:p>
+            <w:pPr>
+              <w:spacing w:after="40"/>
+            </w:pPr>
+            <w:r>
+              <w:rPr>
+                <w:b/>
+                <w:bCs/>
+                <w:color w:val="1F3A5F"/>
+                <w:sz w:val="30"/>
+                <w:szCs w:val="30"/>
+              </w:rPr>
+              <w:t xml:space="preserve">map</w:t>
+            </w:r>
+          </w:p>
+          <w:p>
+            <w:pPr>
+              <w:spacing w:after="200"/>
+            </w:pPr>
+            <w:r>
+              <w:rPr>
+                <w:color w:val="5A6473"/>
+                <w:sz w:val="18"/>
+                <w:szCs w:val="18"/>
+              </w:rPr>
+              <w:t xml:space="preserve">a picture of everyone and everything connected to our challenge</w:t>
             </w:r>
           </w:p>
           <w:p>
@@ -2908,71 +2908,71 @@
                 <w:sz w:val="30"/>
                 <w:szCs w:val="30"/>
               </w:rPr>
-              <w:t xml:space="preserve">leading question</w:t>
-            </w:r>
-          </w:p>
-          <w:p>
-            <w:pPr>
-              <w:spacing w:after="200"/>
-            </w:pPr>
-            <w:r>
-              <w:rPr>
-                <w:color w:val="5A6473"/>
-                <w:sz w:val="18"/>
-                <w:szCs w:val="18"/>
-              </w:rPr>
-              <w:t xml:space="preserve">a question that already says the answer we want</w:t>
-            </w:r>
-          </w:p>
-          <w:p>
-            <w:r>
-              <w:rPr>
-                <w:i/>
-                <w:iCs/>
-                <w:color w:val="B9B3A6"/>
-                <w:sz w:val="14"/>
-                <w:szCs w:val="14"/>
-              </w:rPr>
-              <w:t xml:space="preserve">(draw it here)</w:t>
-            </w:r>
-          </w:p>
-        </w:tc>
-        <w:tc>
-          <w:tcPr>
-            <w:tcW w:type="dxa" w:w="4535"/>
-            <w:tcMar>
-              <w:top w:type="dxa" w:w="120"/>
-              <w:left w:type="dxa" w:w="160"/>
-              <w:bottom w:type="dxa" w:w="120"/>
-              <w:right w:type="dxa" w:w="160"/>
-            </w:tcMar>
-          </w:tcPr>
-          <w:p>
-            <w:pPr>
-              <w:spacing w:after="40"/>
-            </w:pPr>
-            <w:r>
-              <w:rPr>
-                <w:b/>
-                <w:bCs/>
-                <w:color w:val="1F3A5F"/>
-                <w:sz w:val="30"/>
-                <w:szCs w:val="30"/>
-              </w:rPr>
-              <w:t xml:space="preserve">follow-up</w:t>
-            </w:r>
-          </w:p>
-          <w:p>
-            <w:pPr>
-              <w:spacing w:after="200"/>
-            </w:pPr>
-            <w:r>
-              <w:rPr>
-                <w:color w:val="5A6473"/>
-                <w:sz w:val="18"/>
-                <w:szCs w:val="18"/>
-              </w:rPr>
-              <w:t xml:space="preserve">what we say after the first answer, to hear more</w:t>
+              <w:t xml:space="preserve">connected</w:t>
+            </w:r>
+          </w:p>
+          <w:p>
+            <w:pPr>
+              <w:spacing w:after="200"/>
+            </w:pPr>
+            <w:r>
+              <w:rPr>
+                <w:color w:val="5A6473"/>
+                <w:sz w:val="18"/>
+                <w:szCs w:val="18"/>
+              </w:rPr>
+              <w:t xml:space="preserve">joined to our challenge - either affecting it, or affected by it</w:t>
+            </w:r>
+          </w:p>
+          <w:p>
+            <w:r>
+              <w:rPr>
+                <w:i/>
+                <w:iCs/>
+                <w:color w:val="B9B3A6"/>
+                <w:sz w:val="14"/>
+                <w:szCs w:val="14"/>
+              </w:rPr>
+              <w:t xml:space="preserve">(draw it here)</w:t>
+            </w:r>
+          </w:p>
+        </w:tc>
+        <w:tc>
+          <w:tcPr>
+            <w:tcW w:type="dxa" w:w="4535"/>
+            <w:tcMar>
+              <w:top w:type="dxa" w:w="120"/>
+              <w:left w:type="dxa" w:w="160"/>
+              <w:bottom w:type="dxa" w:w="120"/>
+              <w:right w:type="dxa" w:w="160"/>
+            </w:tcMar>
+          </w:tcPr>
+          <w:p>
+            <w:pPr>
+              <w:spacing w:after="40"/>
+            </w:pPr>
+            <w:r>
+              <w:rPr>
+                <w:b/>
+                <w:bCs/>
+                <w:color w:val="1F3A5F"/>
+                <w:sz w:val="30"/>
+                <w:szCs w:val="30"/>
+              </w:rPr>
+              <w:t xml:space="preserve">open question</w:t>
+            </w:r>
+          </w:p>
+          <w:p>
+            <w:pPr>
+              <w:spacing w:after="200"/>
+            </w:pPr>
+            <w:r>
+              <w:rPr>
+                <w:color w:val="5A6473"/>
+                <w:sz w:val="18"/>
+                <w:szCs w:val="18"/>
+              </w:rPr>
+              <w:t xml:space="preserve">a question that lets a person tell us a lot</w:t>
             </w:r>
           </w:p>
           <w:p>
@@ -3016,71 +3016,71 @@
                 <w:sz w:val="30"/>
                 <w:szCs w:val="30"/>
               </w:rPr>
-              <w:t xml:space="preserve">interview</w:t>
-            </w:r>
-          </w:p>
-          <w:p>
-            <w:pPr>
-              <w:spacing w:after="200"/>
-            </w:pPr>
-            <w:r>
-              <w:rPr>
-                <w:color w:val="5A6473"/>
-                <w:sz w:val="18"/>
-                <w:szCs w:val="18"/>
-              </w:rPr>
-              <w:t xml:space="preserve">asking a few people open questions, to learn why</w:t>
-            </w:r>
-          </w:p>
-          <w:p>
-            <w:r>
-              <w:rPr>
-                <w:i/>
-                <w:iCs/>
-                <w:color w:val="B9B3A6"/>
-                <w:sz w:val="14"/>
-                <w:szCs w:val="14"/>
-              </w:rPr>
-              <w:t xml:space="preserve">(draw it here)</w:t>
-            </w:r>
-          </w:p>
-        </w:tc>
-        <w:tc>
-          <w:tcPr>
-            <w:tcW w:type="dxa" w:w="4535"/>
-            <w:tcMar>
-              <w:top w:type="dxa" w:w="120"/>
-              <w:left w:type="dxa" w:w="160"/>
-              <w:bottom w:type="dxa" w:w="120"/>
-              <w:right w:type="dxa" w:w="160"/>
-            </w:tcMar>
-          </w:tcPr>
-          <w:p>
-            <w:pPr>
-              <w:spacing w:after="40"/>
-            </w:pPr>
-            <w:r>
-              <w:rPr>
-                <w:b/>
-                <w:bCs/>
-                <w:color w:val="1F3A5F"/>
-                <w:sz w:val="30"/>
-                <w:szCs w:val="30"/>
-              </w:rPr>
-              <w:t xml:space="preserve">survey</w:t>
-            </w:r>
-          </w:p>
-          <w:p>
-            <w:pPr>
-              <w:spacing w:after="200"/>
-            </w:pPr>
-            <w:r>
-              <w:rPr>
-                <w:color w:val="5A6473"/>
-                <w:sz w:val="18"/>
-                <w:szCs w:val="18"/>
-              </w:rPr>
-              <w:t xml:space="preserve">asking many people one small question, so we can count</w:t>
+              <w:t xml:space="preserve">closed question</w:t>
+            </w:r>
+          </w:p>
+          <w:p>
+            <w:pPr>
+              <w:spacing w:after="200"/>
+            </w:pPr>
+            <w:r>
+              <w:rPr>
+                <w:color w:val="5A6473"/>
+                <w:sz w:val="18"/>
+                <w:szCs w:val="18"/>
+              </w:rPr>
+              <w:t xml:space="preserve">a question answered with yes or no, or one word - good for counting</w:t>
+            </w:r>
+          </w:p>
+          <w:p>
+            <w:r>
+              <w:rPr>
+                <w:i/>
+                <w:iCs/>
+                <w:color w:val="B9B3A6"/>
+                <w:sz w:val="14"/>
+                <w:szCs w:val="14"/>
+              </w:rPr>
+              <w:t xml:space="preserve">(draw it here)</w:t>
+            </w:r>
+          </w:p>
+        </w:tc>
+        <w:tc>
+          <w:tcPr>
+            <w:tcW w:type="dxa" w:w="4535"/>
+            <w:tcMar>
+              <w:top w:type="dxa" w:w="120"/>
+              <w:left w:type="dxa" w:w="160"/>
+              <w:bottom w:type="dxa" w:w="120"/>
+              <w:right w:type="dxa" w:w="160"/>
+            </w:tcMar>
+          </w:tcPr>
+          <w:p>
+            <w:pPr>
+              <w:spacing w:after="40"/>
+            </w:pPr>
+            <w:r>
+              <w:rPr>
+                <w:b/>
+                <w:bCs/>
+                <w:color w:val="1F3A5F"/>
+                <w:sz w:val="30"/>
+                <w:szCs w:val="30"/>
+              </w:rPr>
+              <w:t xml:space="preserve">leading question</w:t>
+            </w:r>
+          </w:p>
+          <w:p>
+            <w:pPr>
+              <w:spacing w:after="200"/>
+            </w:pPr>
+            <w:r>
+              <w:rPr>
+                <w:color w:val="5A6473"/>
+                <w:sz w:val="18"/>
+                <w:szCs w:val="18"/>
+              </w:rPr>
+              <w:t xml:space="preserve">a question that already says the answer we want</w:t>
             </w:r>
           </w:p>
           <w:p>
@@ -3124,71 +3124,71 @@
                 <w:sz w:val="30"/>
                 <w:szCs w:val="30"/>
               </w:rPr>
-              <w:t xml:space="preserve">tally</w:t>
-            </w:r>
-          </w:p>
-          <w:p>
-            <w:pPr>
-              <w:spacing w:after="200"/>
-            </w:pPr>
-            <w:r>
-              <w:rPr>
-                <w:color w:val="5A6473"/>
-                <w:sz w:val="18"/>
-                <w:szCs w:val="18"/>
-              </w:rPr>
-              <w:t xml:space="preserve">a mark we make each time, so we can count without writing</w:t>
-            </w:r>
-          </w:p>
-          <w:p>
-            <w:r>
-              <w:rPr>
-                <w:i/>
-                <w:iCs/>
-                <w:color w:val="B9B3A6"/>
-                <w:sz w:val="14"/>
-                <w:szCs w:val="14"/>
-              </w:rPr>
-              <w:t xml:space="preserve">(draw it here)</w:t>
-            </w:r>
-          </w:p>
-        </w:tc>
-        <w:tc>
-          <w:tcPr>
-            <w:tcW w:type="dxa" w:w="4535"/>
-            <w:tcMar>
-              <w:top w:type="dxa" w:w="120"/>
-              <w:left w:type="dxa" w:w="160"/>
-              <w:bottom w:type="dxa" w:w="120"/>
-              <w:right w:type="dxa" w:w="160"/>
-            </w:tcMar>
-          </w:tcPr>
-          <w:p>
-            <w:pPr>
-              <w:spacing w:after="40"/>
-            </w:pPr>
-            <w:r>
-              <w:rPr>
-                <w:b/>
-                <w:bCs/>
-                <w:color w:val="1F3A5F"/>
-                <w:sz w:val="30"/>
-                <w:szCs w:val="30"/>
-              </w:rPr>
-              <w:t xml:space="preserve">finding</w:t>
-            </w:r>
-          </w:p>
-          <w:p>
-            <w:pPr>
-              <w:spacing w:after="200"/>
-            </w:pPr>
-            <w:r>
-              <w:rPr>
-                <w:color w:val="5A6473"/>
-                <w:sz w:val="18"/>
-                <w:szCs w:val="18"/>
-              </w:rPr>
-              <w:t xml:space="preserve">what our evidence says - a report of what we found</w:t>
+              <w:t xml:space="preserve">follow-up</w:t>
+            </w:r>
+          </w:p>
+          <w:p>
+            <w:pPr>
+              <w:spacing w:after="200"/>
+            </w:pPr>
+            <w:r>
+              <w:rPr>
+                <w:color w:val="5A6473"/>
+                <w:sz w:val="18"/>
+                <w:szCs w:val="18"/>
+              </w:rPr>
+              <w:t xml:space="preserve">what we say after the first answer, to hear more</w:t>
+            </w:r>
+          </w:p>
+          <w:p>
+            <w:r>
+              <w:rPr>
+                <w:i/>
+                <w:iCs/>
+                <w:color w:val="B9B3A6"/>
+                <w:sz w:val="14"/>
+                <w:szCs w:val="14"/>
+              </w:rPr>
+              <w:t xml:space="preserve">(draw it here)</w:t>
+            </w:r>
+          </w:p>
+        </w:tc>
+        <w:tc>
+          <w:tcPr>
+            <w:tcW w:type="dxa" w:w="4535"/>
+            <w:tcMar>
+              <w:top w:type="dxa" w:w="120"/>
+              <w:left w:type="dxa" w:w="160"/>
+              <w:bottom w:type="dxa" w:w="120"/>
+              <w:right w:type="dxa" w:w="160"/>
+            </w:tcMar>
+          </w:tcPr>
+          <w:p>
+            <w:pPr>
+              <w:spacing w:after="40"/>
+            </w:pPr>
+            <w:r>
+              <w:rPr>
+                <w:b/>
+                <w:bCs/>
+                <w:color w:val="1F3A5F"/>
+                <w:sz w:val="30"/>
+                <w:szCs w:val="30"/>
+              </w:rPr>
+              <w:t xml:space="preserve">interview</w:t>
+            </w:r>
+          </w:p>
+          <w:p>
+            <w:pPr>
+              <w:spacing w:after="200"/>
+            </w:pPr>
+            <w:r>
+              <w:rPr>
+                <w:color w:val="5A6473"/>
+                <w:sz w:val="18"/>
+                <w:szCs w:val="18"/>
+              </w:rPr>
+              <w:t xml:space="preserve">asking a few people open questions, to learn why</w:t>
             </w:r>
           </w:p>
           <w:p>
@@ -3232,71 +3232,71 @@
                 <w:sz w:val="30"/>
                 <w:szCs w:val="30"/>
               </w:rPr>
-              <w:t xml:space="preserve">insight</w:t>
-            </w:r>
-          </w:p>
-          <w:p>
-            <w:pPr>
-              <w:spacing w:after="200"/>
-            </w:pPr>
-            <w:r>
-              <w:rPr>
-                <w:color w:val="5A6473"/>
-                <w:sz w:val="18"/>
-                <w:szCs w:val="18"/>
-              </w:rPr>
-              <w:t xml:space="preserve">what our evidence MEANS, and why it matters</w:t>
-            </w:r>
-          </w:p>
-          <w:p>
-            <w:r>
-              <w:rPr>
-                <w:i/>
-                <w:iCs/>
-                <w:color w:val="B9B3A6"/>
-                <w:sz w:val="14"/>
-                <w:szCs w:val="14"/>
-              </w:rPr>
-              <w:t xml:space="preserve">(draw it here)</w:t>
-            </w:r>
-          </w:p>
-        </w:tc>
-        <w:tc>
-          <w:tcPr>
-            <w:tcW w:type="dxa" w:w="4535"/>
-            <w:tcMar>
-              <w:top w:type="dxa" w:w="120"/>
-              <w:left w:type="dxa" w:w="160"/>
-              <w:bottom w:type="dxa" w:w="120"/>
-              <w:right w:type="dxa" w:w="160"/>
-            </w:tcMar>
-          </w:tcPr>
-          <w:p>
-            <w:pPr>
-              <w:spacing w:after="40"/>
-            </w:pPr>
-            <w:r>
-              <w:rPr>
-                <w:b/>
-                <w:bCs/>
-                <w:color w:val="1F3A5F"/>
-                <w:sz w:val="30"/>
-                <w:szCs w:val="30"/>
-              </w:rPr>
-              <w:t xml:space="preserve">opinion</w:t>
-            </w:r>
-          </w:p>
-          <w:p>
-            <w:pPr>
-              <w:spacing w:after="200"/>
-            </w:pPr>
-            <w:r>
-              <w:rPr>
-                <w:color w:val="5A6473"/>
-                <w:sz w:val="18"/>
-                <w:szCs w:val="18"/>
-              </w:rPr>
-              <w:t xml:space="preserve">what someone thinks, without evidence for it</w:t>
+              <w:t xml:space="preserve">survey</w:t>
+            </w:r>
+          </w:p>
+          <w:p>
+            <w:pPr>
+              <w:spacing w:after="200"/>
+            </w:pPr>
+            <w:r>
+              <w:rPr>
+                <w:color w:val="5A6473"/>
+                <w:sz w:val="18"/>
+                <w:szCs w:val="18"/>
+              </w:rPr>
+              <w:t xml:space="preserve">asking many people one small question, so we can count</w:t>
+            </w:r>
+          </w:p>
+          <w:p>
+            <w:r>
+              <w:rPr>
+                <w:i/>
+                <w:iCs/>
+                <w:color w:val="B9B3A6"/>
+                <w:sz w:val="14"/>
+                <w:szCs w:val="14"/>
+              </w:rPr>
+              <w:t xml:space="preserve">(draw it here)</w:t>
+            </w:r>
+          </w:p>
+        </w:tc>
+        <w:tc>
+          <w:tcPr>
+            <w:tcW w:type="dxa" w:w="4535"/>
+            <w:tcMar>
+              <w:top w:type="dxa" w:w="120"/>
+              <w:left w:type="dxa" w:w="160"/>
+              <w:bottom w:type="dxa" w:w="120"/>
+              <w:right w:type="dxa" w:w="160"/>
+            </w:tcMar>
+          </w:tcPr>
+          <w:p>
+            <w:pPr>
+              <w:spacing w:after="40"/>
+            </w:pPr>
+            <w:r>
+              <w:rPr>
+                <w:b/>
+                <w:bCs/>
+                <w:color w:val="1F3A5F"/>
+                <w:sz w:val="30"/>
+                <w:szCs w:val="30"/>
+              </w:rPr>
+              <w:t xml:space="preserve">tally</w:t>
+            </w:r>
+          </w:p>
+          <w:p>
+            <w:pPr>
+              <w:spacing w:after="200"/>
+            </w:pPr>
+            <w:r>
+              <w:rPr>
+                <w:color w:val="5A6473"/>
+                <w:sz w:val="18"/>
+                <w:szCs w:val="18"/>
+              </w:rPr>
+              <w:t xml:space="preserve">a mark we make each time, so we can count without writing</w:t>
             </w:r>
           </w:p>
           <w:p>
@@ -3340,71 +3340,71 @@
                 <w:sz w:val="30"/>
                 <w:szCs w:val="30"/>
               </w:rPr>
-              <w:t xml:space="preserve">consent</w:t>
-            </w:r>
-          </w:p>
-          <w:p>
-            <w:pPr>
-              <w:spacing w:after="200"/>
-            </w:pPr>
-            <w:r>
-              <w:rPr>
-                <w:color w:val="5A6473"/>
-                <w:sz w:val="18"/>
-                <w:szCs w:val="18"/>
-              </w:rPr>
-              <w:t xml:space="preserve">asking permission first, and accepting the answer</w:t>
-            </w:r>
-          </w:p>
-          <w:p>
-            <w:r>
-              <w:rPr>
-                <w:i/>
-                <w:iCs/>
-                <w:color w:val="B9B3A6"/>
-                <w:sz w:val="14"/>
-                <w:szCs w:val="14"/>
-              </w:rPr>
-              <w:t xml:space="preserve">(draw it here)</w:t>
-            </w:r>
-          </w:p>
-        </w:tc>
-        <w:tc>
-          <w:tcPr>
-            <w:tcW w:type="dxa" w:w="4535"/>
-            <w:tcMar>
-              <w:top w:type="dxa" w:w="120"/>
-              <w:left w:type="dxa" w:w="160"/>
-              <w:bottom w:type="dxa" w:w="120"/>
-              <w:right w:type="dxa" w:w="160"/>
-            </w:tcMar>
-          </w:tcPr>
-          <w:p>
-            <w:pPr>
-              <w:spacing w:after="40"/>
-            </w:pPr>
-            <w:r>
-              <w:rPr>
-                <w:b/>
-                <w:bCs/>
-                <w:color w:val="1F3A5F"/>
-                <w:sz w:val="30"/>
-                <w:szCs w:val="30"/>
-              </w:rPr>
-              <w:t xml:space="preserve">gather</w:t>
-            </w:r>
-          </w:p>
-          <w:p>
-            <w:pPr>
-              <w:spacing w:after="200"/>
-            </w:pPr>
-            <w:r>
-              <w:rPr>
-                <w:color w:val="5A6473"/>
-                <w:sz w:val="18"/>
-                <w:szCs w:val="18"/>
-              </w:rPr>
-              <w:t xml:space="preserve">to go and collect evidence by asking and looking</w:t>
+              <w:t xml:space="preserve">finding</w:t>
+            </w:r>
+          </w:p>
+          <w:p>
+            <w:pPr>
+              <w:spacing w:after="200"/>
+            </w:pPr>
+            <w:r>
+              <w:rPr>
+                <w:color w:val="5A6473"/>
+                <w:sz w:val="18"/>
+                <w:szCs w:val="18"/>
+              </w:rPr>
+              <w:t xml:space="preserve">what our evidence says - a report of what we found</w:t>
+            </w:r>
+          </w:p>
+          <w:p>
+            <w:r>
+              <w:rPr>
+                <w:i/>
+                <w:iCs/>
+                <w:color w:val="B9B3A6"/>
+                <w:sz w:val="14"/>
+                <w:szCs w:val="14"/>
+              </w:rPr>
+              <w:t xml:space="preserve">(draw it here)</w:t>
+            </w:r>
+          </w:p>
+        </w:tc>
+        <w:tc>
+          <w:tcPr>
+            <w:tcW w:type="dxa" w:w="4535"/>
+            <w:tcMar>
+              <w:top w:type="dxa" w:w="120"/>
+              <w:left w:type="dxa" w:w="160"/>
+              <w:bottom w:type="dxa" w:w="120"/>
+              <w:right w:type="dxa" w:w="160"/>
+            </w:tcMar>
+          </w:tcPr>
+          <w:p>
+            <w:pPr>
+              <w:spacing w:after="40"/>
+            </w:pPr>
+            <w:r>
+              <w:rPr>
+                <w:b/>
+                <w:bCs/>
+                <w:color w:val="1F3A5F"/>
+                <w:sz w:val="30"/>
+                <w:szCs w:val="30"/>
+              </w:rPr>
+              <w:t xml:space="preserve">insight</w:t>
+            </w:r>
+          </w:p>
+          <w:p>
+            <w:pPr>
+              <w:spacing w:after="200"/>
+            </w:pPr>
+            <w:r>
+              <w:rPr>
+                <w:color w:val="5A6473"/>
+                <w:sz w:val="18"/>
+                <w:szCs w:val="18"/>
+              </w:rPr>
+              <w:t xml:space="preserve">what our evidence MEANS, and why it matters</w:t>
             </w:r>
           </w:p>
           <w:p>
@@ -3448,71 +3448,71 @@
                 <w:sz w:val="30"/>
                 <w:szCs w:val="30"/>
               </w:rPr>
-              <w:t xml:space="preserve">power</w:t>
-            </w:r>
-          </w:p>
-          <w:p>
-            <w:pPr>
-              <w:spacing w:after="200"/>
-            </w:pPr>
-            <w:r>
-              <w:rPr>
-                <w:color w:val="5A6473"/>
-                <w:sz w:val="18"/>
-                <w:szCs w:val="18"/>
-              </w:rPr>
-              <w:t xml:space="preserve">being able to make something better or worse</w:t>
-            </w:r>
-          </w:p>
-          <w:p>
-            <w:r>
-              <w:rPr>
-                <w:i/>
-                <w:iCs/>
-                <w:color w:val="B9B3A6"/>
-                <w:sz w:val="14"/>
-                <w:szCs w:val="14"/>
-              </w:rPr>
-              <w:t xml:space="preserve">(draw it here)</w:t>
-            </w:r>
-          </w:p>
-        </w:tc>
-        <w:tc>
-          <w:tcPr>
-            <w:tcW w:type="dxa" w:w="4535"/>
-            <w:tcMar>
-              <w:top w:type="dxa" w:w="120"/>
-              <w:left w:type="dxa" w:w="160"/>
-              <w:bottom w:type="dxa" w:w="120"/>
-              <w:right w:type="dxa" w:w="160"/>
-            </w:tcMar>
-          </w:tcPr>
-          <w:p>
-            <w:pPr>
-              <w:spacing w:after="40"/>
-            </w:pPr>
-            <w:r>
-              <w:rPr>
-                <w:b/>
-                <w:bCs/>
-                <w:color w:val="1F3A5F"/>
-                <w:sz w:val="30"/>
-                <w:szCs w:val="30"/>
-              </w:rPr>
-              <w:t xml:space="preserve">belief</w:t>
-            </w:r>
-          </w:p>
-          <w:p>
-            <w:pPr>
-              <w:spacing w:after="200"/>
-            </w:pPr>
-            <w:r>
-              <w:rPr>
-                <w:color w:val="5A6473"/>
-                <w:sz w:val="18"/>
-                <w:szCs w:val="18"/>
-              </w:rPr>
-              <w:t xml:space="preserve">something a person thinks is true, which changes what they do</w:t>
+              <w:t xml:space="preserve">opinion</w:t>
+            </w:r>
+          </w:p>
+          <w:p>
+            <w:pPr>
+              <w:spacing w:after="200"/>
+            </w:pPr>
+            <w:r>
+              <w:rPr>
+                <w:color w:val="5A6473"/>
+                <w:sz w:val="18"/>
+                <w:szCs w:val="18"/>
+              </w:rPr>
+              <w:t xml:space="preserve">what someone thinks, without evidence for it</w:t>
+            </w:r>
+          </w:p>
+          <w:p>
+            <w:r>
+              <w:rPr>
+                <w:i/>
+                <w:iCs/>
+                <w:color w:val="B9B3A6"/>
+                <w:sz w:val="14"/>
+                <w:szCs w:val="14"/>
+              </w:rPr>
+              <w:t xml:space="preserve">(draw it here)</w:t>
+            </w:r>
+          </w:p>
+        </w:tc>
+        <w:tc>
+          <w:tcPr>
+            <w:tcW w:type="dxa" w:w="4535"/>
+            <w:tcMar>
+              <w:top w:type="dxa" w:w="120"/>
+              <w:left w:type="dxa" w:w="160"/>
+              <w:bottom w:type="dxa" w:w="120"/>
+              <w:right w:type="dxa" w:w="160"/>
+            </w:tcMar>
+          </w:tcPr>
+          <w:p>
+            <w:pPr>
+              <w:spacing w:after="40"/>
+            </w:pPr>
+            <w:r>
+              <w:rPr>
+                <w:b/>
+                <w:bCs/>
+                <w:color w:val="1F3A5F"/>
+                <w:sz w:val="30"/>
+                <w:szCs w:val="30"/>
+              </w:rPr>
+              <w:t xml:space="preserve">consent</w:t>
+            </w:r>
+          </w:p>
+          <w:p>
+            <w:pPr>
+              <w:spacing w:after="200"/>
+            </w:pPr>
+            <w:r>
+              <w:rPr>
+                <w:color w:val="5A6473"/>
+                <w:sz w:val="18"/>
+                <w:szCs w:val="18"/>
+              </w:rPr>
+              <w:t xml:space="preserve">asking permission first, and accepting the answer</w:t>
             </w:r>
           </w:p>
           <w:p>
@@ -3556,71 +3556,71 @@
                 <w:sz w:val="30"/>
                 <w:szCs w:val="30"/>
               </w:rPr>
-              <w:t xml:space="preserve">system</w:t>
-            </w:r>
-          </w:p>
-          <w:p>
-            <w:pPr>
-              <w:spacing w:after="200"/>
-            </w:pPr>
-            <w:r>
-              <w:rPr>
-                <w:color w:val="5A6473"/>
-                <w:sz w:val="18"/>
-                <w:szCs w:val="18"/>
-              </w:rPr>
-              <w:t xml:space="preserve">the people, things and beliefs that are all connected to one problem</w:t>
-            </w:r>
-          </w:p>
-          <w:p>
-            <w:r>
-              <w:rPr>
-                <w:i/>
-                <w:iCs/>
-                <w:color w:val="B9B3A6"/>
-                <w:sz w:val="14"/>
-                <w:szCs w:val="14"/>
-              </w:rPr>
-              <w:t xml:space="preserve">(draw it here)</w:t>
-            </w:r>
-          </w:p>
-        </w:tc>
-        <w:tc>
-          <w:tcPr>
-            <w:tcW w:type="dxa" w:w="4535"/>
-            <w:tcMar>
-              <w:top w:type="dxa" w:w="120"/>
-              <w:left w:type="dxa" w:w="160"/>
-              <w:bottom w:type="dxa" w:w="120"/>
-              <w:right w:type="dxa" w:w="160"/>
-            </w:tcMar>
-          </w:tcPr>
-          <w:p>
-            <w:pPr>
-              <w:spacing w:after="40"/>
-            </w:pPr>
-            <w:r>
-              <w:rPr>
-                <w:b/>
-                <w:bCs/>
-                <w:color w:val="1F3A5F"/>
-                <w:sz w:val="30"/>
-                <w:szCs w:val="30"/>
-              </w:rPr>
-              <w:t xml:space="preserve">research question</w:t>
-            </w:r>
-          </w:p>
-          <w:p>
-            <w:pPr>
-              <w:spacing w:after="200"/>
-            </w:pPr>
-            <w:r>
-              <w:rPr>
-                <w:color w:val="5A6473"/>
-                <w:sz w:val="18"/>
-                <w:szCs w:val="18"/>
-              </w:rPr>
-              <w:t xml:space="preserve">the big thing we are trying to find out</w:t>
+              <w:t xml:space="preserve">gather</w:t>
+            </w:r>
+          </w:p>
+          <w:p>
+            <w:pPr>
+              <w:spacing w:after="200"/>
+            </w:pPr>
+            <w:r>
+              <w:rPr>
+                <w:color w:val="5A6473"/>
+                <w:sz w:val="18"/>
+                <w:szCs w:val="18"/>
+              </w:rPr>
+              <w:t xml:space="preserve">to go and collect evidence by asking and looking</w:t>
+            </w:r>
+          </w:p>
+          <w:p>
+            <w:r>
+              <w:rPr>
+                <w:i/>
+                <w:iCs/>
+                <w:color w:val="B9B3A6"/>
+                <w:sz w:val="14"/>
+                <w:szCs w:val="14"/>
+              </w:rPr>
+              <w:t xml:space="preserve">(draw it here)</w:t>
+            </w:r>
+          </w:p>
+        </w:tc>
+        <w:tc>
+          <w:tcPr>
+            <w:tcW w:type="dxa" w:w="4535"/>
+            <w:tcMar>
+              <w:top w:type="dxa" w:w="120"/>
+              <w:left w:type="dxa" w:w="160"/>
+              <w:bottom w:type="dxa" w:w="120"/>
+              <w:right w:type="dxa" w:w="160"/>
+            </w:tcMar>
+          </w:tcPr>
+          <w:p>
+            <w:pPr>
+              <w:spacing w:after="40"/>
+            </w:pPr>
+            <w:r>
+              <w:rPr>
+                <w:b/>
+                <w:bCs/>
+                <w:color w:val="1F3A5F"/>
+                <w:sz w:val="30"/>
+                <w:szCs w:val="30"/>
+              </w:rPr>
+              <w:t xml:space="preserve">power</w:t>
+            </w:r>
+          </w:p>
+          <w:p>
+            <w:pPr>
+              <w:spacing w:after="200"/>
+            </w:pPr>
+            <w:r>
+              <w:rPr>
+                <w:color w:val="5A6473"/>
+                <w:sz w:val="18"/>
+                <w:szCs w:val="18"/>
+              </w:rPr>
+              <w:t xml:space="preserve">being able to make something better or worse</w:t>
             </w:r>
           </w:p>
           <w:p>
@@ -3664,71 +3664,71 @@
                 <w:sz w:val="30"/>
                 <w:szCs w:val="30"/>
               </w:rPr>
-              <w:t xml:space="preserve">sub-question</w:t>
-            </w:r>
-          </w:p>
-          <w:p>
-            <w:pPr>
-              <w:spacing w:after="200"/>
-            </w:pPr>
-            <w:r>
-              <w:rPr>
-                <w:color w:val="5A6473"/>
-                <w:sz w:val="18"/>
-                <w:szCs w:val="18"/>
-              </w:rPr>
-              <w:t xml:space="preserve">one smaller piece of the big question, that we can actually go and answer</w:t>
-            </w:r>
-          </w:p>
-          <w:p>
-            <w:r>
-              <w:rPr>
-                <w:i/>
-                <w:iCs/>
-                <w:color w:val="B9B3A6"/>
-                <w:sz w:val="14"/>
-                <w:szCs w:val="14"/>
-              </w:rPr>
-              <w:t xml:space="preserve">(draw it here)</w:t>
-            </w:r>
-          </w:p>
-        </w:tc>
-        <w:tc>
-          <w:tcPr>
-            <w:tcW w:type="dxa" w:w="4535"/>
-            <w:tcMar>
-              <w:top w:type="dxa" w:w="120"/>
-              <w:left w:type="dxa" w:w="160"/>
-              <w:bottom w:type="dxa" w:w="120"/>
-              <w:right w:type="dxa" w:w="160"/>
-            </w:tcMar>
-          </w:tcPr>
-          <w:p>
-            <w:pPr>
-              <w:spacing w:after="40"/>
-            </w:pPr>
-            <w:r>
-              <w:rPr>
-                <w:b/>
-                <w:bCs/>
-                <w:color w:val="1F3A5F"/>
-                <w:sz w:val="30"/>
-                <w:szCs w:val="30"/>
-              </w:rPr>
-              <w:t xml:space="preserve">primary</w:t>
-            </w:r>
-          </w:p>
-          <w:p>
-            <w:pPr>
-              <w:spacing w:after="200"/>
-            </w:pPr>
-            <w:r>
-              <w:rPr>
-                <w:color w:val="5A6473"/>
-                <w:sz w:val="18"/>
-                <w:szCs w:val="18"/>
-              </w:rPr>
-              <w:t xml:space="preserve">finding out by asking people and looking ourselves</w:t>
+              <w:t xml:space="preserve">belief</w:t>
+            </w:r>
+          </w:p>
+          <w:p>
+            <w:pPr>
+              <w:spacing w:after="200"/>
+            </w:pPr>
+            <w:r>
+              <w:rPr>
+                <w:color w:val="5A6473"/>
+                <w:sz w:val="18"/>
+                <w:szCs w:val="18"/>
+              </w:rPr>
+              <w:t xml:space="preserve">something a person thinks is true, which changes what they do</w:t>
+            </w:r>
+          </w:p>
+          <w:p>
+            <w:r>
+              <w:rPr>
+                <w:i/>
+                <w:iCs/>
+                <w:color w:val="B9B3A6"/>
+                <w:sz w:val="14"/>
+                <w:szCs w:val="14"/>
+              </w:rPr>
+              <w:t xml:space="preserve">(draw it here)</w:t>
+            </w:r>
+          </w:p>
+        </w:tc>
+        <w:tc>
+          <w:tcPr>
+            <w:tcW w:type="dxa" w:w="4535"/>
+            <w:tcMar>
+              <w:top w:type="dxa" w:w="120"/>
+              <w:left w:type="dxa" w:w="160"/>
+              <w:bottom w:type="dxa" w:w="120"/>
+              <w:right w:type="dxa" w:w="160"/>
+            </w:tcMar>
+          </w:tcPr>
+          <w:p>
+            <w:pPr>
+              <w:spacing w:after="40"/>
+            </w:pPr>
+            <w:r>
+              <w:rPr>
+                <w:b/>
+                <w:bCs/>
+                <w:color w:val="1F3A5F"/>
+                <w:sz w:val="30"/>
+                <w:szCs w:val="30"/>
+              </w:rPr>
+              <w:t xml:space="preserve">system</w:t>
+            </w:r>
+          </w:p>
+          <w:p>
+            <w:pPr>
+              <w:spacing w:after="200"/>
+            </w:pPr>
+            <w:r>
+              <w:rPr>
+                <w:color w:val="5A6473"/>
+                <w:sz w:val="18"/>
+                <w:szCs w:val="18"/>
+              </w:rPr>
+              <w:t xml:space="preserve">the people, things and beliefs that are all connected to one problem</w:t>
             </w:r>
           </w:p>
           <w:p>
@@ -3772,71 +3772,71 @@
                 <w:sz w:val="30"/>
                 <w:szCs w:val="30"/>
               </w:rPr>
-              <w:t xml:space="preserve">rehearse</w:t>
-            </w:r>
-          </w:p>
-          <w:p>
-            <w:pPr>
-              <w:spacing w:after="200"/>
-            </w:pPr>
-            <w:r>
-              <w:rPr>
-                <w:color w:val="5A6473"/>
-                <w:sz w:val="18"/>
-                <w:szCs w:val="18"/>
-              </w:rPr>
-              <w:t xml:space="preserve">to practise the whole thing before you do it for real</w:t>
-            </w:r>
-          </w:p>
-          <w:p>
-            <w:r>
-              <w:rPr>
-                <w:i/>
-                <w:iCs/>
-                <w:color w:val="B9B3A6"/>
-                <w:sz w:val="14"/>
-                <w:szCs w:val="14"/>
-              </w:rPr>
-              <w:t xml:space="preserve">(draw it here)</w:t>
-            </w:r>
-          </w:p>
-        </w:tc>
-        <w:tc>
-          <w:tcPr>
-            <w:tcW w:type="dxa" w:w="4535"/>
-            <w:tcMar>
-              <w:top w:type="dxa" w:w="120"/>
-              <w:left w:type="dxa" w:w="160"/>
-              <w:bottom w:type="dxa" w:w="120"/>
-              <w:right w:type="dxa" w:w="160"/>
-            </w:tcMar>
-          </w:tcPr>
-          <w:p>
-            <w:pPr>
-              <w:spacing w:after="40"/>
-            </w:pPr>
-            <w:r>
-              <w:rPr>
-                <w:b/>
-                <w:bCs/>
-                <w:color w:val="1F3A5F"/>
-                <w:sz w:val="30"/>
-                <w:szCs w:val="30"/>
-              </w:rPr>
-              <w:t xml:space="preserve">refuse</w:t>
-            </w:r>
-          </w:p>
-          <w:p>
-            <w:pPr>
-              <w:spacing w:after="200"/>
-            </w:pPr>
-            <w:r>
-              <w:rPr>
-                <w:color w:val="5A6473"/>
-                <w:sz w:val="18"/>
-                <w:szCs w:val="18"/>
-              </w:rPr>
-              <w:t xml:space="preserve">when someone says no - and that is always allowed</w:t>
+              <w:t xml:space="preserve">research question</w:t>
+            </w:r>
+          </w:p>
+          <w:p>
+            <w:pPr>
+              <w:spacing w:after="200"/>
+            </w:pPr>
+            <w:r>
+              <w:rPr>
+                <w:color w:val="5A6473"/>
+                <w:sz w:val="18"/>
+                <w:szCs w:val="18"/>
+              </w:rPr>
+              <w:t xml:space="preserve">the big thing we are trying to find out</w:t>
+            </w:r>
+          </w:p>
+          <w:p>
+            <w:r>
+              <w:rPr>
+                <w:i/>
+                <w:iCs/>
+                <w:color w:val="B9B3A6"/>
+                <w:sz w:val="14"/>
+                <w:szCs w:val="14"/>
+              </w:rPr>
+              <w:t xml:space="preserve">(draw it here)</w:t>
+            </w:r>
+          </w:p>
+        </w:tc>
+        <w:tc>
+          <w:tcPr>
+            <w:tcW w:type="dxa" w:w="4535"/>
+            <w:tcMar>
+              <w:top w:type="dxa" w:w="120"/>
+              <w:left w:type="dxa" w:w="160"/>
+              <w:bottom w:type="dxa" w:w="120"/>
+              <w:right w:type="dxa" w:w="160"/>
+            </w:tcMar>
+          </w:tcPr>
+          <w:p>
+            <w:pPr>
+              <w:spacing w:after="40"/>
+            </w:pPr>
+            <w:r>
+              <w:rPr>
+                <w:b/>
+                <w:bCs/>
+                <w:color w:val="1F3A5F"/>
+                <w:sz w:val="30"/>
+                <w:szCs w:val="30"/>
+              </w:rPr>
+              <w:t xml:space="preserve">sub-question</w:t>
+            </w:r>
+          </w:p>
+          <w:p>
+            <w:pPr>
+              <w:spacing w:after="200"/>
+            </w:pPr>
+            <w:r>
+              <w:rPr>
+                <w:color w:val="5A6473"/>
+                <w:sz w:val="18"/>
+                <w:szCs w:val="18"/>
+              </w:rPr>
+              <w:t xml:space="preserve">one smaller piece of the big question, that we can actually go and answer</w:t>
             </w:r>
           </w:p>
           <w:p>
@@ -3880,71 +3880,71 @@
                 <w:sz w:val="30"/>
                 <w:szCs w:val="30"/>
               </w:rPr>
-              <w:t xml:space="preserve">root cause</w:t>
-            </w:r>
-          </w:p>
-          <w:p>
-            <w:pPr>
-              <w:spacing w:after="200"/>
-            </w:pPr>
-            <w:r>
-              <w:rPr>
-                <w:color w:val="5A6473"/>
-                <w:sz w:val="18"/>
-                <w:szCs w:val="18"/>
-              </w:rPr>
-              <w:t xml:space="preserve">the problem underneath the problem - the one that makes it keep coming back</w:t>
-            </w:r>
-          </w:p>
-          <w:p>
-            <w:r>
-              <w:rPr>
-                <w:i/>
-                <w:iCs/>
-                <w:color w:val="B9B3A6"/>
-                <w:sz w:val="14"/>
-                <w:szCs w:val="14"/>
-              </w:rPr>
-              <w:t xml:space="preserve">(draw it here)</w:t>
-            </w:r>
-          </w:p>
-        </w:tc>
-        <w:tc>
-          <w:tcPr>
-            <w:tcW w:type="dxa" w:w="4535"/>
-            <w:tcMar>
-              <w:top w:type="dxa" w:w="120"/>
-              <w:left w:type="dxa" w:w="160"/>
-              <w:bottom w:type="dxa" w:w="120"/>
-              <w:right w:type="dxa" w:w="160"/>
-            </w:tcMar>
-          </w:tcPr>
-          <w:p>
-            <w:pPr>
-              <w:spacing w:after="40"/>
-            </w:pPr>
-            <w:r>
-              <w:rPr>
-                <w:b/>
-                <w:bCs/>
-                <w:color w:val="1F3A5F"/>
-                <w:sz w:val="30"/>
-                <w:szCs w:val="30"/>
-              </w:rPr>
-              <w:t xml:space="preserve">symptom</w:t>
-            </w:r>
-          </w:p>
-          <w:p>
-            <w:pPr>
-              <w:spacing w:after="200"/>
-            </w:pPr>
-            <w:r>
-              <w:rPr>
-                <w:color w:val="5A6473"/>
-                <w:sz w:val="18"/>
-                <w:szCs w:val="18"/>
-              </w:rPr>
-              <w:t xml:space="preserve">the part of a problem we can see, on the surface</w:t>
+              <w:t xml:space="preserve">primary</w:t>
+            </w:r>
+          </w:p>
+          <w:p>
+            <w:pPr>
+              <w:spacing w:after="200"/>
+            </w:pPr>
+            <w:r>
+              <w:rPr>
+                <w:color w:val="5A6473"/>
+                <w:sz w:val="18"/>
+                <w:szCs w:val="18"/>
+              </w:rPr>
+              <w:t xml:space="preserve">finding out by asking people and looking ourselves</w:t>
+            </w:r>
+          </w:p>
+          <w:p>
+            <w:r>
+              <w:rPr>
+                <w:i/>
+                <w:iCs/>
+                <w:color w:val="B9B3A6"/>
+                <w:sz w:val="14"/>
+                <w:szCs w:val="14"/>
+              </w:rPr>
+              <w:t xml:space="preserve">(draw it here)</w:t>
+            </w:r>
+          </w:p>
+        </w:tc>
+        <w:tc>
+          <w:tcPr>
+            <w:tcW w:type="dxa" w:w="4535"/>
+            <w:tcMar>
+              <w:top w:type="dxa" w:w="120"/>
+              <w:left w:type="dxa" w:w="160"/>
+              <w:bottom w:type="dxa" w:w="120"/>
+              <w:right w:type="dxa" w:w="160"/>
+            </w:tcMar>
+          </w:tcPr>
+          <w:p>
+            <w:pPr>
+              <w:spacing w:after="40"/>
+            </w:pPr>
+            <w:r>
+              <w:rPr>
+                <w:b/>
+                <w:bCs/>
+                <w:color w:val="1F3A5F"/>
+                <w:sz w:val="30"/>
+                <w:szCs w:val="30"/>
+              </w:rPr>
+              <w:t xml:space="preserve">rehearse</w:t>
+            </w:r>
+          </w:p>
+          <w:p>
+            <w:pPr>
+              <w:spacing w:after="200"/>
+            </w:pPr>
+            <w:r>
+              <w:rPr>
+                <w:color w:val="5A6473"/>
+                <w:sz w:val="18"/>
+                <w:szCs w:val="18"/>
+              </w:rPr>
+              <w:t xml:space="preserve">to practise the whole thing before you do it for real</w:t>
             </w:r>
           </w:p>
           <w:p>
@@ -3988,71 +3988,71 @@
                 <w:sz w:val="30"/>
                 <w:szCs w:val="30"/>
               </w:rPr>
-              <w:t xml:space="preserve">chain</w:t>
-            </w:r>
-          </w:p>
-          <w:p>
-            <w:pPr>
-              <w:spacing w:after="200"/>
-            </w:pPr>
-            <w:r>
-              <w:rPr>
-                <w:color w:val="5A6473"/>
-                <w:sz w:val="18"/>
-                <w:szCs w:val="18"/>
-              </w:rPr>
-              <w:t xml:space="preserve">the line of causes, each one underneath the last</w:t>
-            </w:r>
-          </w:p>
-          <w:p>
-            <w:r>
-              <w:rPr>
-                <w:i/>
-                <w:iCs/>
-                <w:color w:val="B9B3A6"/>
-                <w:sz w:val="14"/>
-                <w:szCs w:val="14"/>
-              </w:rPr>
-              <w:t xml:space="preserve">(draw it here)</w:t>
-            </w:r>
-          </w:p>
-        </w:tc>
-        <w:tc>
-          <w:tcPr>
-            <w:tcW w:type="dxa" w:w="4535"/>
-            <w:tcMar>
-              <w:top w:type="dxa" w:w="120"/>
-              <w:left w:type="dxa" w:w="160"/>
-              <w:bottom w:type="dxa" w:w="120"/>
-              <w:right w:type="dxa" w:w="160"/>
-            </w:tcMar>
-          </w:tcPr>
-          <w:p>
-            <w:pPr>
-              <w:spacing w:after="40"/>
-            </w:pPr>
-            <w:r>
-              <w:rPr>
-                <w:b/>
-                <w:bCs/>
-                <w:color w:val="1F3A5F"/>
-                <w:sz w:val="30"/>
-                <w:szCs w:val="30"/>
-              </w:rPr>
-              <w:t xml:space="preserve">reflect</w:t>
-            </w:r>
-          </w:p>
-          <w:p>
-            <w:pPr>
-              <w:spacing w:after="200"/>
-            </w:pPr>
-            <w:r>
-              <w:rPr>
-                <w:color w:val="5A6473"/>
-                <w:sz w:val="18"/>
-                <w:szCs w:val="18"/>
-              </w:rPr>
-              <w:t xml:space="preserve">to look back at what you did and work out what changed</w:t>
+              <w:t xml:space="preserve">refuse</w:t>
+            </w:r>
+          </w:p>
+          <w:p>
+            <w:pPr>
+              <w:spacing w:after="200"/>
+            </w:pPr>
+            <w:r>
+              <w:rPr>
+                <w:color w:val="5A6473"/>
+                <w:sz w:val="18"/>
+                <w:szCs w:val="18"/>
+              </w:rPr>
+              <w:t xml:space="preserve">when someone says no - and that is always allowed</w:t>
+            </w:r>
+          </w:p>
+          <w:p>
+            <w:r>
+              <w:rPr>
+                <w:i/>
+                <w:iCs/>
+                <w:color w:val="B9B3A6"/>
+                <w:sz w:val="14"/>
+                <w:szCs w:val="14"/>
+              </w:rPr>
+              <w:t xml:space="preserve">(draw it here)</w:t>
+            </w:r>
+          </w:p>
+        </w:tc>
+        <w:tc>
+          <w:tcPr>
+            <w:tcW w:type="dxa" w:w="4535"/>
+            <w:tcMar>
+              <w:top w:type="dxa" w:w="120"/>
+              <w:left w:type="dxa" w:w="160"/>
+              <w:bottom w:type="dxa" w:w="120"/>
+              <w:right w:type="dxa" w:w="160"/>
+            </w:tcMar>
+          </w:tcPr>
+          <w:p>
+            <w:pPr>
+              <w:spacing w:after="40"/>
+            </w:pPr>
+            <w:r>
+              <w:rPr>
+                <w:b/>
+                <w:bCs/>
+                <w:color w:val="1F3A5F"/>
+                <w:sz w:val="30"/>
+                <w:szCs w:val="30"/>
+              </w:rPr>
+              <w:t xml:space="preserve">root cause</w:t>
+            </w:r>
+          </w:p>
+          <w:p>
+            <w:pPr>
+              <w:spacing w:after="200"/>
+            </w:pPr>
+            <w:r>
+              <w:rPr>
+                <w:color w:val="5A6473"/>
+                <w:sz w:val="18"/>
+                <w:szCs w:val="18"/>
+              </w:rPr>
+              <w:t xml:space="preserve">the problem underneath the problem - the one that makes it keep coming back</w:t>
             </w:r>
           </w:p>
           <w:p>
@@ -4096,71 +4096,71 @@
                 <w:sz w:val="30"/>
                 <w:szCs w:val="30"/>
               </w:rPr>
-              <w:t xml:space="preserve">growth</w:t>
-            </w:r>
-          </w:p>
-          <w:p>
-            <w:pPr>
-              <w:spacing w:after="200"/>
-            </w:pPr>
-            <w:r>
-              <w:rPr>
-                <w:color w:val="5A6473"/>
-                <w:sz w:val="18"/>
-                <w:szCs w:val="18"/>
-              </w:rPr>
-              <w:t xml:space="preserve">the distance between what you could do before and what you can do now</w:t>
-            </w:r>
-          </w:p>
-          <w:p>
-            <w:r>
-              <w:rPr>
-                <w:i/>
-                <w:iCs/>
-                <w:color w:val="B9B3A6"/>
-                <w:sz w:val="14"/>
-                <w:szCs w:val="14"/>
-              </w:rPr>
-              <w:t xml:space="preserve">(draw it here)</w:t>
-            </w:r>
-          </w:p>
-        </w:tc>
-        <w:tc>
-          <w:tcPr>
-            <w:tcW w:type="dxa" w:w="4535"/>
-            <w:tcMar>
-              <w:top w:type="dxa" w:w="120"/>
-              <w:left w:type="dxa" w:w="160"/>
-              <w:bottom w:type="dxa" w:w="120"/>
-              <w:right w:type="dxa" w:w="160"/>
-            </w:tcMar>
-          </w:tcPr>
-          <w:p>
-            <w:pPr>
-              <w:spacing w:after="40"/>
-            </w:pPr>
-            <w:r>
-              <w:rPr>
-                <w:b/>
-                <w:bCs/>
-                <w:color w:val="1F3A5F"/>
-                <w:sz w:val="30"/>
-                <w:szCs w:val="30"/>
-              </w:rPr>
-              <w:t xml:space="preserve">theme</w:t>
-            </w:r>
-          </w:p>
-          <w:p>
-            <w:pPr>
-              <w:spacing w:after="200"/>
-            </w:pPr>
-            <w:r>
-              <w:rPr>
-                <w:color w:val="5A6473"/>
-                <w:sz w:val="18"/>
-                <w:szCs w:val="18"/>
-              </w:rPr>
-              <w:t xml:space="preserve">something that came up more than once, from more than one person</w:t>
+              <w:t xml:space="preserve">symptom</w:t>
+            </w:r>
+          </w:p>
+          <w:p>
+            <w:pPr>
+              <w:spacing w:after="200"/>
+            </w:pPr>
+            <w:r>
+              <w:rPr>
+                <w:color w:val="5A6473"/>
+                <w:sz w:val="18"/>
+                <w:szCs w:val="18"/>
+              </w:rPr>
+              <w:t xml:space="preserve">the part of a problem we can see, on the surface</w:t>
+            </w:r>
+          </w:p>
+          <w:p>
+            <w:r>
+              <w:rPr>
+                <w:i/>
+                <w:iCs/>
+                <w:color w:val="B9B3A6"/>
+                <w:sz w:val="14"/>
+                <w:szCs w:val="14"/>
+              </w:rPr>
+              <w:t xml:space="preserve">(draw it here)</w:t>
+            </w:r>
+          </w:p>
+        </w:tc>
+        <w:tc>
+          <w:tcPr>
+            <w:tcW w:type="dxa" w:w="4535"/>
+            <w:tcMar>
+              <w:top w:type="dxa" w:w="120"/>
+              <w:left w:type="dxa" w:w="160"/>
+              <w:bottom w:type="dxa" w:w="120"/>
+              <w:right w:type="dxa" w:w="160"/>
+            </w:tcMar>
+          </w:tcPr>
+          <w:p>
+            <w:pPr>
+              <w:spacing w:after="40"/>
+            </w:pPr>
+            <w:r>
+              <w:rPr>
+                <w:b/>
+                <w:bCs/>
+                <w:color w:val="1F3A5F"/>
+                <w:sz w:val="30"/>
+                <w:szCs w:val="30"/>
+              </w:rPr>
+              <w:t xml:space="preserve">chain</w:t>
+            </w:r>
+          </w:p>
+          <w:p>
+            <w:pPr>
+              <w:spacing w:after="200"/>
+            </w:pPr>
+            <w:r>
+              <w:rPr>
+                <w:color w:val="5A6473"/>
+                <w:sz w:val="18"/>
+                <w:szCs w:val="18"/>
+              </w:rPr>
+              <w:t xml:space="preserve">the line of causes, each one underneath the last</w:t>
             </w:r>
           </w:p>
           <w:p>
@@ -4204,71 +4204,71 @@
                 <w:sz w:val="30"/>
                 <w:szCs w:val="30"/>
               </w:rPr>
-              <w:t xml:space="preserve">pattern</w:t>
-            </w:r>
-          </w:p>
-          <w:p>
-            <w:pPr>
-              <w:spacing w:after="200"/>
-            </w:pPr>
-            <w:r>
-              <w:rPr>
-                <w:color w:val="5A6473"/>
-                <w:sz w:val="18"/>
-                <w:szCs w:val="18"/>
-              </w:rPr>
-              <w:t xml:space="preserve">something that keeps happening, or keeps being said</w:t>
-            </w:r>
-          </w:p>
-          <w:p>
-            <w:r>
-              <w:rPr>
-                <w:i/>
-                <w:iCs/>
-                <w:color w:val="B9B3A6"/>
-                <w:sz w:val="14"/>
-                <w:szCs w:val="14"/>
-              </w:rPr>
-              <w:t xml:space="preserve">(draw it here)</w:t>
-            </w:r>
-          </w:p>
-        </w:tc>
-        <w:tc>
-          <w:tcPr>
-            <w:tcW w:type="dxa" w:w="4535"/>
-            <w:tcMar>
-              <w:top w:type="dxa" w:w="120"/>
-              <w:left w:type="dxa" w:w="160"/>
-              <w:bottom w:type="dxa" w:w="120"/>
-              <w:right w:type="dxa" w:w="160"/>
-            </w:tcMar>
-          </w:tcPr>
-          <w:p>
-            <w:pPr>
-              <w:spacing w:after="40"/>
-            </w:pPr>
-            <w:r>
-              <w:rPr>
-                <w:b/>
-                <w:bCs/>
-                <w:color w:val="1F3A5F"/>
-                <w:sz w:val="30"/>
-                <w:szCs w:val="30"/>
-              </w:rPr>
-              <w:t xml:space="preserve">sort</w:t>
-            </w:r>
-          </w:p>
-          <w:p>
-            <w:pPr>
-              <w:spacing w:after="200"/>
-            </w:pPr>
-            <w:r>
-              <w:rPr>
-                <w:color w:val="5A6473"/>
-                <w:sz w:val="18"/>
-                <w:szCs w:val="18"/>
-              </w:rPr>
-              <w:t xml:space="preserve">to put things into groups so we can see what they have in common</w:t>
+              <w:t xml:space="preserve">reflect</w:t>
+            </w:r>
+          </w:p>
+          <w:p>
+            <w:pPr>
+              <w:spacing w:after="200"/>
+            </w:pPr>
+            <w:r>
+              <w:rPr>
+                <w:color w:val="5A6473"/>
+                <w:sz w:val="18"/>
+                <w:szCs w:val="18"/>
+              </w:rPr>
+              <w:t xml:space="preserve">to look back at what you did and work out what changed</w:t>
+            </w:r>
+          </w:p>
+          <w:p>
+            <w:r>
+              <w:rPr>
+                <w:i/>
+                <w:iCs/>
+                <w:color w:val="B9B3A6"/>
+                <w:sz w:val="14"/>
+                <w:szCs w:val="14"/>
+              </w:rPr>
+              <w:t xml:space="preserve">(draw it here)</w:t>
+            </w:r>
+          </w:p>
+        </w:tc>
+        <w:tc>
+          <w:tcPr>
+            <w:tcW w:type="dxa" w:w="4535"/>
+            <w:tcMar>
+              <w:top w:type="dxa" w:w="120"/>
+              <w:left w:type="dxa" w:w="160"/>
+              <w:bottom w:type="dxa" w:w="120"/>
+              <w:right w:type="dxa" w:w="160"/>
+            </w:tcMar>
+          </w:tcPr>
+          <w:p>
+            <w:pPr>
+              <w:spacing w:after="40"/>
+            </w:pPr>
+            <w:r>
+              <w:rPr>
+                <w:b/>
+                <w:bCs/>
+                <w:color w:val="1F3A5F"/>
+                <w:sz w:val="30"/>
+                <w:szCs w:val="30"/>
+              </w:rPr>
+              <w:t xml:space="preserve">growth</w:t>
+            </w:r>
+          </w:p>
+          <w:p>
+            <w:pPr>
+              <w:spacing w:after="200"/>
+            </w:pPr>
+            <w:r>
+              <w:rPr>
+                <w:color w:val="5A6473"/>
+                <w:sz w:val="18"/>
+                <w:szCs w:val="18"/>
+              </w:rPr>
+              <w:t xml:space="preserve">the distance between what you could do before and what you can do now</w:t>
             </w:r>
           </w:p>
           <w:p>
@@ -4312,71 +4312,71 @@
                 <w:sz w:val="30"/>
                 <w:szCs w:val="30"/>
               </w:rPr>
-              <w:t xml:space="preserve">permission</w:t>
-            </w:r>
-          </w:p>
-          <w:p>
-            <w:pPr>
-              <w:spacing w:after="200"/>
-            </w:pPr>
-            <w:r>
-              <w:rPr>
-                <w:color w:val="5A6473"/>
-                <w:sz w:val="18"/>
-                <w:szCs w:val="18"/>
-              </w:rPr>
-              <w:t xml:space="preserve">asking someone first, and waiting for their answer</w:t>
-            </w:r>
-          </w:p>
-          <w:p>
-            <w:r>
-              <w:rPr>
-                <w:i/>
-                <w:iCs/>
-                <w:color w:val="B9B3A6"/>
-                <w:sz w:val="14"/>
-                <w:szCs w:val="14"/>
-              </w:rPr>
-              <w:t xml:space="preserve">(draw it here)</w:t>
-            </w:r>
-          </w:p>
-        </w:tc>
-        <w:tc>
-          <w:tcPr>
-            <w:tcW w:type="dxa" w:w="4535"/>
-            <w:tcMar>
-              <w:top w:type="dxa" w:w="120"/>
-              <w:left w:type="dxa" w:w="160"/>
-              <w:bottom w:type="dxa" w:w="120"/>
-              <w:right w:type="dxa" w:w="160"/>
-            </w:tcMar>
-          </w:tcPr>
-          <w:p>
-            <w:pPr>
-              <w:spacing w:after="40"/>
-            </w:pPr>
-            <w:r>
-              <w:rPr>
-                <w:b/>
-                <w:bCs/>
-                <w:color w:val="1F3A5F"/>
-                <w:sz w:val="30"/>
-                <w:szCs w:val="30"/>
-              </w:rPr>
-              <w:t xml:space="preserve">fair</w:t>
-            </w:r>
-          </w:p>
-          <w:p>
-            <w:pPr>
-              <w:spacing w:after="200"/>
-            </w:pPr>
-            <w:r>
-              <w:rPr>
-                <w:color w:val="5A6473"/>
-                <w:sz w:val="18"/>
-                <w:szCs w:val="18"/>
-              </w:rPr>
-              <w:t xml:space="preserve">writing down what people really said, not what we hoped</w:t>
+              <w:t xml:space="preserve">theme</w:t>
+            </w:r>
+          </w:p>
+          <w:p>
+            <w:pPr>
+              <w:spacing w:after="200"/>
+            </w:pPr>
+            <w:r>
+              <w:rPr>
+                <w:color w:val="5A6473"/>
+                <w:sz w:val="18"/>
+                <w:szCs w:val="18"/>
+              </w:rPr>
+              <w:t xml:space="preserve">something that came up more than once, from more than one person</w:t>
+            </w:r>
+          </w:p>
+          <w:p>
+            <w:r>
+              <w:rPr>
+                <w:i/>
+                <w:iCs/>
+                <w:color w:val="B9B3A6"/>
+                <w:sz w:val="14"/>
+                <w:szCs w:val="14"/>
+              </w:rPr>
+              <w:t xml:space="preserve">(draw it here)</w:t>
+            </w:r>
+          </w:p>
+        </w:tc>
+        <w:tc>
+          <w:tcPr>
+            <w:tcW w:type="dxa" w:w="4535"/>
+            <w:tcMar>
+              <w:top w:type="dxa" w:w="120"/>
+              <w:left w:type="dxa" w:w="160"/>
+              <w:bottom w:type="dxa" w:w="120"/>
+              <w:right w:type="dxa" w:w="160"/>
+            </w:tcMar>
+          </w:tcPr>
+          <w:p>
+            <w:pPr>
+              <w:spacing w:after="40"/>
+            </w:pPr>
+            <w:r>
+              <w:rPr>
+                <w:b/>
+                <w:bCs/>
+                <w:color w:val="1F3A5F"/>
+                <w:sz w:val="30"/>
+                <w:szCs w:val="30"/>
+              </w:rPr>
+              <w:t xml:space="preserve">pattern</w:t>
+            </w:r>
+          </w:p>
+          <w:p>
+            <w:pPr>
+              <w:spacing w:after="200"/>
+            </w:pPr>
+            <w:r>
+              <w:rPr>
+                <w:color w:val="5A6473"/>
+                <w:sz w:val="18"/>
+                <w:szCs w:val="18"/>
+              </w:rPr>
+              <w:t xml:space="preserve">something that keeps happening, or keeps being said</w:t>
             </w:r>
           </w:p>
           <w:p>
@@ -4420,71 +4420,71 @@
                 <w:sz w:val="30"/>
                 <w:szCs w:val="30"/>
               </w:rPr>
-              <w:t xml:space="preserve">safe</w:t>
-            </w:r>
-          </w:p>
-          <w:p>
-            <w:pPr>
-              <w:spacing w:after="200"/>
-            </w:pPr>
-            <w:r>
-              <w:rPr>
-                <w:color w:val="5A6473"/>
-                <w:sz w:val="18"/>
-                <w:szCs w:val="18"/>
-              </w:rPr>
-              <w:t xml:space="preserve">no one is put in danger, or made to feel bad, by our questions</w:t>
-            </w:r>
-          </w:p>
-          <w:p>
-            <w:r>
-              <w:rPr>
-                <w:i/>
-                <w:iCs/>
-                <w:color w:val="B9B3A6"/>
-                <w:sz w:val="14"/>
-                <w:szCs w:val="14"/>
-              </w:rPr>
-              <w:t xml:space="preserve">(draw it here)</w:t>
-            </w:r>
-          </w:p>
-        </w:tc>
-        <w:tc>
-          <w:tcPr>
-            <w:tcW w:type="dxa" w:w="4535"/>
-            <w:tcMar>
-              <w:top w:type="dxa" w:w="120"/>
-              <w:left w:type="dxa" w:w="160"/>
-              <w:bottom w:type="dxa" w:w="120"/>
-              <w:right w:type="dxa" w:w="160"/>
-            </w:tcMar>
-          </w:tcPr>
-          <w:p>
-            <w:pPr>
-              <w:spacing w:after="40"/>
-            </w:pPr>
-            <w:r>
-              <w:rPr>
-                <w:b/>
-                <w:bCs/>
-                <w:color w:val="1F3A5F"/>
-                <w:sz w:val="30"/>
-                <w:szCs w:val="30"/>
-              </w:rPr>
-              <w:t xml:space="preserve">weigh</w:t>
-            </w:r>
-          </w:p>
-          <w:p>
-            <w:pPr>
-              <w:spacing w:after="200"/>
-            </w:pPr>
-            <w:r>
-              <w:rPr>
-                <w:color w:val="5A6473"/>
-                <w:sz w:val="18"/>
-                <w:szCs w:val="18"/>
-              </w:rPr>
-              <w:t xml:space="preserve">to work out how much we can trust something, and how much to lean on it</w:t>
+              <w:t xml:space="preserve">sort</w:t>
+            </w:r>
+          </w:p>
+          <w:p>
+            <w:pPr>
+              <w:spacing w:after="200"/>
+            </w:pPr>
+            <w:r>
+              <w:rPr>
+                <w:color w:val="5A6473"/>
+                <w:sz w:val="18"/>
+                <w:szCs w:val="18"/>
+              </w:rPr>
+              <w:t xml:space="preserve">to put things into groups so we can see what they have in common</w:t>
+            </w:r>
+          </w:p>
+          <w:p>
+            <w:r>
+              <w:rPr>
+                <w:i/>
+                <w:iCs/>
+                <w:color w:val="B9B3A6"/>
+                <w:sz w:val="14"/>
+                <w:szCs w:val="14"/>
+              </w:rPr>
+              <w:t xml:space="preserve">(draw it here)</w:t>
+            </w:r>
+          </w:p>
+        </w:tc>
+        <w:tc>
+          <w:tcPr>
+            <w:tcW w:type="dxa" w:w="4535"/>
+            <w:tcMar>
+              <w:top w:type="dxa" w:w="120"/>
+              <w:left w:type="dxa" w:w="160"/>
+              <w:bottom w:type="dxa" w:w="120"/>
+              <w:right w:type="dxa" w:w="160"/>
+            </w:tcMar>
+          </w:tcPr>
+          <w:p>
+            <w:pPr>
+              <w:spacing w:after="40"/>
+            </w:pPr>
+            <w:r>
+              <w:rPr>
+                <w:b/>
+                <w:bCs/>
+                <w:color w:val="1F3A5F"/>
+                <w:sz w:val="30"/>
+                <w:szCs w:val="30"/>
+              </w:rPr>
+              <w:t xml:space="preserve">permission</w:t>
+            </w:r>
+          </w:p>
+          <w:p>
+            <w:pPr>
+              <w:spacing w:after="200"/>
+            </w:pPr>
+            <w:r>
+              <w:rPr>
+                <w:color w:val="5A6473"/>
+                <w:sz w:val="18"/>
+                <w:szCs w:val="18"/>
+              </w:rPr>
+              <w:t xml:space="preserve">asking someone first, and waiting for their answer</w:t>
             </w:r>
           </w:p>
           <w:p>
@@ -4528,71 +4528,71 @@
                 <w:sz w:val="30"/>
                 <w:szCs w:val="30"/>
               </w:rPr>
-              <w:t xml:space="preserve">source</w:t>
-            </w:r>
-          </w:p>
-          <w:p>
-            <w:pPr>
-              <w:spacing w:after="200"/>
-            </w:pPr>
-            <w:r>
-              <w:rPr>
-                <w:color w:val="5A6473"/>
-                <w:sz w:val="18"/>
-                <w:szCs w:val="18"/>
-              </w:rPr>
-              <w:t xml:space="preserve">anywhere our information comes from - a person, a book, a report, what we saw</w:t>
-            </w:r>
-          </w:p>
-          <w:p>
-            <w:r>
-              <w:rPr>
-                <w:i/>
-                <w:iCs/>
-                <w:color w:val="B9B3A6"/>
-                <w:sz w:val="14"/>
-                <w:szCs w:val="14"/>
-              </w:rPr>
-              <w:t xml:space="preserve">(draw it here)</w:t>
-            </w:r>
-          </w:p>
-        </w:tc>
-        <w:tc>
-          <w:tcPr>
-            <w:tcW w:type="dxa" w:w="4535"/>
-            <w:tcMar>
-              <w:top w:type="dxa" w:w="120"/>
-              <w:left w:type="dxa" w:w="160"/>
-              <w:bottom w:type="dxa" w:w="120"/>
-              <w:right w:type="dxa" w:w="160"/>
-            </w:tcMar>
-          </w:tcPr>
-          <w:p>
-            <w:pPr>
-              <w:spacing w:after="40"/>
-            </w:pPr>
-            <w:r>
-              <w:rPr>
-                <w:b/>
-                <w:bCs/>
-                <w:color w:val="1F3A5F"/>
-                <w:sz w:val="30"/>
-                <w:szCs w:val="30"/>
-              </w:rPr>
-              <w:t xml:space="preserve">agree</w:t>
-            </w:r>
-          </w:p>
-          <w:p>
-            <w:pPr>
-              <w:spacing w:after="200"/>
-            </w:pPr>
-            <w:r>
-              <w:rPr>
-                <w:color w:val="5A6473"/>
-                <w:sz w:val="18"/>
-                <w:szCs w:val="18"/>
-              </w:rPr>
-              <w:t xml:space="preserve">when two different sources say the same thing</w:t>
+              <w:t xml:space="preserve">fair</w:t>
+            </w:r>
+          </w:p>
+          <w:p>
+            <w:pPr>
+              <w:spacing w:after="200"/>
+            </w:pPr>
+            <w:r>
+              <w:rPr>
+                <w:color w:val="5A6473"/>
+                <w:sz w:val="18"/>
+                <w:szCs w:val="18"/>
+              </w:rPr>
+              <w:t xml:space="preserve">writing down what people really said, not what we hoped</w:t>
+            </w:r>
+          </w:p>
+          <w:p>
+            <w:r>
+              <w:rPr>
+                <w:i/>
+                <w:iCs/>
+                <w:color w:val="B9B3A6"/>
+                <w:sz w:val="14"/>
+                <w:szCs w:val="14"/>
+              </w:rPr>
+              <w:t xml:space="preserve">(draw it here)</w:t>
+            </w:r>
+          </w:p>
+        </w:tc>
+        <w:tc>
+          <w:tcPr>
+            <w:tcW w:type="dxa" w:w="4535"/>
+            <w:tcMar>
+              <w:top w:type="dxa" w:w="120"/>
+              <w:left w:type="dxa" w:w="160"/>
+              <w:bottom w:type="dxa" w:w="120"/>
+              <w:right w:type="dxa" w:w="160"/>
+            </w:tcMar>
+          </w:tcPr>
+          <w:p>
+            <w:pPr>
+              <w:spacing w:after="40"/>
+            </w:pPr>
+            <w:r>
+              <w:rPr>
+                <w:b/>
+                <w:bCs/>
+                <w:color w:val="1F3A5F"/>
+                <w:sz w:val="30"/>
+                <w:szCs w:val="30"/>
+              </w:rPr>
+              <w:t xml:space="preserve">safe</w:t>
+            </w:r>
+          </w:p>
+          <w:p>
+            <w:pPr>
+              <w:spacing w:after="200"/>
+            </w:pPr>
+            <w:r>
+              <w:rPr>
+                <w:color w:val="5A6473"/>
+                <w:sz w:val="18"/>
+                <w:szCs w:val="18"/>
+              </w:rPr>
+              <w:t xml:space="preserve">no one is put in danger, or made to feel bad, by our questions</w:t>
             </w:r>
           </w:p>
           <w:p>
@@ -4852,57 +4852,6 @@
                 <w:sz w:val="30"/>
                 <w:szCs w:val="30"/>
               </w:rPr>
-              <w:t xml:space="preserve">check</w:t>
-            </w:r>
-          </w:p>
-          <w:p>
-            <w:pPr>
-              <w:spacing w:after="200"/>
-            </w:pPr>
-            <w:r>
-              <w:rPr>
-                <w:color w:val="5A6473"/>
-                <w:sz w:val="18"/>
-                <w:szCs w:val="18"/>
-              </w:rPr>
-              <w:t xml:space="preserve">to go and find out whether something is really true</w:t>
-            </w:r>
-          </w:p>
-          <w:p>
-            <w:r>
-              <w:rPr>
-                <w:i/>
-                <w:iCs/>
-                <w:color w:val="B9B3A6"/>
-                <w:sz w:val="14"/>
-                <w:szCs w:val="14"/>
-              </w:rPr>
-              <w:t xml:space="preserve">(draw it here)</w:t>
-            </w:r>
-          </w:p>
-        </w:tc>
-        <w:tc>
-          <w:tcPr>
-            <w:tcW w:type="dxa" w:w="4535"/>
-            <w:tcMar>
-              <w:top w:type="dxa" w:w="120"/>
-              <w:left w:type="dxa" w:w="160"/>
-              <w:bottom w:type="dxa" w:w="120"/>
-              <w:right w:type="dxa" w:w="160"/>
-            </w:tcMar>
-          </w:tcPr>
-          <w:p>
-            <w:pPr>
-              <w:spacing w:after="40"/>
-            </w:pPr>
-            <w:r>
-              <w:rPr>
-                <w:b/>
-                <w:bCs/>
-                <w:color w:val="1F3A5F"/>
-                <w:sz w:val="30"/>
-                <w:szCs w:val="30"/>
-              </w:rPr>
               <w:t xml:space="preserve">secondary research</w:t>
             </w:r>
           </w:p>
@@ -4932,12 +4881,6 @@
             </w:r>
           </w:p>
         </w:tc>
-      </w:tr>
-      <w:tr>
-        <w:trPr>
-          <w:cantSplit/>
-          <w:trHeight w:val="2600" w:hRule="atLeast"/>
-        </w:trPr>
         <w:tc>
           <w:tcPr>
             <w:tcW w:type="dxa" w:w="4535"/>
@@ -4986,57 +4929,6 @@
                 <w:szCs w:val="14"/>
               </w:rPr>
               <w:t xml:space="preserve">(draw it here)</w:t>
-            </w:r>
-          </w:p>
-        </w:tc>
-        <w:tc>
-          <w:tcPr>
-            <w:tcW w:type="dxa" w:w="4535"/>
-            <w:tcMar>
-              <w:top w:type="dxa" w:w="120"/>
-              <w:left w:type="dxa" w:w="160"/>
-              <w:bottom w:type="dxa" w:w="120"/>
-              <w:right w:type="dxa" w:w="160"/>
-            </w:tcMar>
-          </w:tcPr>
-          <w:p>
-            <w:pPr>
-              <w:spacing w:after="40"/>
-            </w:pPr>
-            <w:r>
-              <w:rPr>
-                <w:b/>
-                <w:bCs/>
-                <w:color w:val="1F3A5F"/>
-                <w:sz w:val="30"/>
-                <w:szCs w:val="30"/>
-              </w:rPr>
-              <w:t xml:space="preserve"> </w:t>
-            </w:r>
-          </w:p>
-          <w:p>
-            <w:pPr>
-              <w:spacing w:after="200"/>
-            </w:pPr>
-            <w:r>
-              <w:rPr>
-                <w:color w:val="5A6473"/>
-                <w:sz w:val="18"/>
-                <w:szCs w:val="18"/>
-              </w:rPr>
-              <w:t xml:space="preserve"/>
-            </w:r>
-          </w:p>
-          <w:p>
-            <w:r>
-              <w:rPr>
-                <w:i/>
-                <w:iCs/>
-                <w:color w:val="B9B3A6"/>
-                <w:sz w:val="14"/>
-                <w:szCs w:val="14"/>
-              </w:rPr>
-              <w:t xml:space="preserve">(your own word)</w:t>
             </w:r>
           </w:p>
         </w:tc>
